--- a/docs/3-activities/instructions/05.2-activity-factorial-blocking.docx
+++ b/docs/3-activities/instructions/05.2-activity-factorial-blocking.docx
@@ -192,7 +192,7 @@
                 <w:rPr>
                   <w:rStyle w:val="Hyperlink"/>
                 </w:rPr>
-                <w:t xml:space="preserve">05.2-activity-factorial-blocking.qm</w:t>
+                <w:t xml:space="preserve">05.2-activity-factorial-blocking.qmd</w:t>
               </w:r>
             </w:hyperlink>
             <w:r>
@@ -272,7 +272,7 @@
         <w:pStyle w:val="BodyText"/>
       </w:pPr>
       <w:r>
-        <w:t xml:space="preserve">Blocks of mozzarella cheese will be made by using 4 different amounts of citric acid (1 tsp, 1.25 tsp, 1.5 tsp, 1.75 tsp) and 2 different amounts of cheese salt (1 tsp and 2 tsp). After storage in a cooler for 3 months, the moisture content of each block will be measured at three different random locations within the block of cheese.</w:t>
+        <w:t xml:space="preserve">Balls of mozzarella cheese will be made by using 4 different amounts of citric acid (1 tsp, 1.25 tsp, 1.5 tsp, 1.75 tsp) and 2 different amounts of cheese salt (1 tsp and 2 tsp). After storage in a cooler for 3 months, the moisture content of each mozzarella ball will be measured at three different random locations within the ball of cheese.</w:t>
       </w:r>
     </w:p>
     <w:p>
@@ -280,7 +280,7 @@
         <w:pStyle w:val="BodyText"/>
       </w:pPr>
       <w:r>
-        <w:t xml:space="preserve">The researchers would like to include different types of milk as a blocking factor in their study. They went to the store and bought six different types of whole milk (e.g. from different brands, organic or not, etc.) and will run a randomized complete block design making 8 blocks of cheese from each type of milk (one block from each combination of levels of citric acid and salt). The order of mixing/making each block of cheese will be randomized within each milk type.</w:t>
+        <w:t xml:space="preserve">The researchers would like to include different types of milk as a blocking factor in their study. They went to the store and bought six different types of whole milk (e.g. from different brands, organic or not, etc.) and will run a randomized complete block design making 8 balls of cheese from each type of milk (one ball of cheese from each combination of levels of citric acid and salt). The order of mixing/making each ball of cheese will be randomized within each milk type.</w:t>
       </w:r>
     </w:p>
     <w:bookmarkEnd w:id="15"/>
@@ -414,7 +414,7 @@
         <w:t xml:space="preserve"> </w:t>
       </w:r>
       <w:r>
-        <w:t xml:space="preserve">For the RCBD analysis that we have learned so far, how should the researchers use the three measurements from each cheese block?</w:t>
+        <w:t xml:space="preserve">For the RCBD analysis that we have learned so far, how should the researchers use the three measurements from each cheese ball?</w:t>
       </w:r>
     </w:p>
     <w:p>
@@ -584,12 +584,12 @@
               <w:tblLook w:firstRow="1" w:lastRow="0" w:firstColumn="0" w:lastColumn="0" w:noHBand="0" w:noVBand="0" w:val="0020"/>
             </w:tblPr>
             <w:tblGrid>
-              <w:gridCol w:w="1518"/>
-              <w:gridCol w:w="1627"/>
-              <w:gridCol w:w="1301"/>
-              <w:gridCol w:w="759"/>
-              <w:gridCol w:w="1193"/>
-              <w:gridCol w:w="1518"/>
+              <w:gridCol w:w="1540"/>
+              <w:gridCol w:w="1540"/>
+              <w:gridCol w:w="1320"/>
+              <w:gridCol w:w="770"/>
+              <w:gridCol w:w="1210"/>
+              <w:gridCol w:w="1540"/>
             </w:tblGrid>
             <w:tr>
               <w:trPr>
@@ -615,7 +615,7 @@
                     <w:jc w:val="left"/>
                   </w:pPr>
                   <w:r>
-                    <w:t xml:space="preserve">cheese_block</w:t>
+                    <w:t xml:space="preserve">cheese_ball</w:t>
                   </w:r>
                 </w:p>
               </w:tc>
@@ -689,7 +689,7 @@
                     <w:jc w:val="left"/>
                   </w:pPr>
                   <w:r>
-                    <w:t xml:space="preserve">cheese_block01</w:t>
+                    <w:t xml:space="preserve">cheese_ball01</w:t>
                   </w:r>
                 </w:p>
               </w:tc>
@@ -763,7 +763,7 @@
                     <w:jc w:val="left"/>
                   </w:pPr>
                   <w:r>
-                    <w:t xml:space="preserve">cheese_block01</w:t>
+                    <w:t xml:space="preserve">cheese_ball01</w:t>
                   </w:r>
                 </w:p>
               </w:tc>
@@ -837,7 +837,7 @@
                     <w:jc w:val="left"/>
                   </w:pPr>
                   <w:r>
-                    <w:t xml:space="preserve">cheese_block01</w:t>
+                    <w:t xml:space="preserve">cheese_ball01</w:t>
                   </w:r>
                 </w:p>
               </w:tc>
@@ -911,7 +911,7 @@
                     <w:jc w:val="left"/>
                   </w:pPr>
                   <w:r>
-                    <w:t xml:space="preserve">cheese_block02</w:t>
+                    <w:t xml:space="preserve">cheese_ball02</w:t>
                   </w:r>
                 </w:p>
               </w:tc>
@@ -985,7 +985,7 @@
                     <w:jc w:val="left"/>
                   </w:pPr>
                   <w:r>
-                    <w:t xml:space="preserve">cheese_block02</w:t>
+                    <w:t xml:space="preserve">cheese_ball02</w:t>
                   </w:r>
                 </w:p>
               </w:tc>
@@ -1059,7 +1059,7 @@
                     <w:jc w:val="left"/>
                   </w:pPr>
                   <w:r>
-                    <w:t xml:space="preserve">cheese_block02</w:t>
+                    <w:t xml:space="preserve">cheese_ball02</w:t>
                   </w:r>
                 </w:p>
               </w:tc>
@@ -1221,16 +1221,15 @@
           <w:tbl>
             <w:tblPr>
               <w:tblStyle w:val="Table"/>
-              <w:tblW w:type="pct" w:w="5000"/>
-              <w:tblLayout w:type="fixed"/>
+              <w:tblW w:type="auto" w:w="0"/>
               <w:tblLook w:firstRow="1" w:lastRow="0" w:firstColumn="0" w:lastColumn="0" w:noHBand="0" w:noVBand="0" w:val="0020"/>
             </w:tblPr>
             <w:tblGrid>
-              <w:gridCol w:w="1654"/>
-              <w:gridCol w:w="1773"/>
-              <w:gridCol w:w="1418"/>
-              <w:gridCol w:w="827"/>
-              <w:gridCol w:w="2245"/>
+              <w:gridCol w:w="1584"/>
+              <w:gridCol w:w="1584"/>
+              <w:gridCol w:w="1584"/>
+              <w:gridCol w:w="1584"/>
+              <w:gridCol w:w="1584"/>
             </w:tblGrid>
             <w:tr>
               <w:trPr>
@@ -1256,7 +1255,7 @@
                     <w:jc w:val="left"/>
                   </w:pPr>
                   <w:r>
-                    <w:t xml:space="preserve">cheese_block</w:t>
+                    <w:t xml:space="preserve">cheese_ball</w:t>
                   </w:r>
                 </w:p>
               </w:tc>
@@ -1318,7 +1317,7 @@
                     <w:jc w:val="left"/>
                   </w:pPr>
                   <w:r>
-                    <w:t xml:space="preserve">cheese_block01</w:t>
+                    <w:t xml:space="preserve">cheese_ball01</w:t>
                   </w:r>
                 </w:p>
               </w:tc>
@@ -1380,7 +1379,7 @@
                     <w:jc w:val="left"/>
                   </w:pPr>
                   <w:r>
-                    <w:t xml:space="preserve">cheese_block02</w:t>
+                    <w:t xml:space="preserve">cheese_ball02</w:t>
                   </w:r>
                 </w:p>
               </w:tc>
@@ -1442,7 +1441,7 @@
                     <w:jc w:val="left"/>
                   </w:pPr>
                   <w:r>
-                    <w:t xml:space="preserve">cheese_block03</w:t>
+                    <w:t xml:space="preserve">cheese_ball03</w:t>
                   </w:r>
                 </w:p>
               </w:tc>
@@ -1504,7 +1503,7 @@
                     <w:jc w:val="left"/>
                   </w:pPr>
                   <w:r>
-                    <w:t xml:space="preserve">cheese_block04</w:t>
+                    <w:t xml:space="preserve">cheese_ball04</w:t>
                   </w:r>
                 </w:p>
               </w:tc>
@@ -1566,7 +1565,7 @@
                     <w:jc w:val="left"/>
                   </w:pPr>
                   <w:r>
-                    <w:t xml:space="preserve">cheese_block05</w:t>
+                    <w:t xml:space="preserve">cheese_ball05</w:t>
                   </w:r>
                 </w:p>
               </w:tc>
@@ -1628,7 +1627,7 @@
                     <w:jc w:val="left"/>
                   </w:pPr>
                   <w:r>
-                    <w:t xml:space="preserve">cheese_block06</w:t>
+                    <w:t xml:space="preserve">cheese_ball06</w:t>
                   </w:r>
                 </w:p>
               </w:tc>

--- a/docs/3-activities/instructions/05.2-activity-factorial-blocking.docx
+++ b/docs/3-activities/instructions/05.2-activity-factorial-blocking.docx
@@ -1,13 +1,13 @@
 
 <file path=word/document.xml><?xml version="1.0" encoding="utf-8"?>
-<w:document xmlns:w="http://schemas.openxmlformats.org/wordprocessingml/2006/main" xmlns:m="http://schemas.openxmlformats.org/officeDocument/2006/math" xmlns:r="http://schemas.openxmlformats.org/officeDocument/2006/relationships" xmlns:o="urn:schemas-microsoft-com:office:office" xmlns:v="urn:schemas-microsoft-com:vml" xmlns:w10="urn:schemas-microsoft-com:office:word" xmlns:a="http://schemas.openxmlformats.org/drawingml/2006/main" xmlns:pic="http://schemas.openxmlformats.org/drawingml/2006/picture" xmlns:wp="http://schemas.openxmlformats.org/drawingml/2006/wordprocessingDrawing">
+<w:document xmlns:wpc="http://schemas.microsoft.com/office/word/2010/wordprocessingCanvas" xmlns:cx="http://schemas.microsoft.com/office/drawing/2014/chartex" xmlns:cx1="http://schemas.microsoft.com/office/drawing/2015/9/8/chartex" xmlns:cx2="http://schemas.microsoft.com/office/drawing/2015/10/21/chartex" xmlns:cx3="http://schemas.microsoft.com/office/drawing/2016/5/9/chartex" xmlns:cx4="http://schemas.microsoft.com/office/drawing/2016/5/10/chartex" xmlns:cx5="http://schemas.microsoft.com/office/drawing/2016/5/11/chartex" xmlns:cx6="http://schemas.microsoft.com/office/drawing/2016/5/12/chartex" xmlns:cx7="http://schemas.microsoft.com/office/drawing/2016/5/13/chartex" xmlns:cx8="http://schemas.microsoft.com/office/drawing/2016/5/14/chartex" xmlns:mc="http://schemas.openxmlformats.org/markup-compatibility/2006" xmlns:m="http://schemas.openxmlformats.org/officeDocument/2006/math" xmlns:aink="http://schemas.microsoft.com/office/drawing/2016/ink" xmlns:am3d="http://schemas.microsoft.com/office/drawing/2017/model3d" xmlns:oel="http://schemas.microsoft.com/office/2019/extlst" xmlns:r="http://schemas.openxmlformats.org/officeDocument/2006/relationships" xmlns:wp14="http://schemas.microsoft.com/office/word/2010/wordprocessingDrawing" xmlns:wp="http://schemas.openxmlformats.org/drawingml/2006/wordprocessingDrawing" xmlns:wpg="http://schemas.microsoft.com/office/word/2010/wordprocessingGroup" xmlns:wpi="http://schemas.microsoft.com/office/word/2010/wordprocessingInk" xmlns:wps="http://schemas.microsoft.com/office/word/2010/wordprocessingShape" xmlns:o="urn:schemas-microsoft-com:office:office" xmlns:v="urn:schemas-microsoft-com:vml" xmlns:w10="urn:schemas-microsoft-com:office:word" xmlns:w="http://schemas.openxmlformats.org/wordprocessingml/2006/main" xmlns:w14="http://schemas.microsoft.com/office/word/2010/wordml" xmlns:w15="http://schemas.microsoft.com/office/word/2012/wordml" xmlns:w16cex="http://schemas.microsoft.com/office/word/2018/wordml/cex" xmlns:w16cid="http://schemas.microsoft.com/office/word/2016/wordml/cid" xmlns:w16="http://schemas.microsoft.com/office/word/2018/wordml" xmlns:w16sdtdh="http://schemas.microsoft.com/office/word/2020/wordml/sdtdatahash" xmlns:w16sdtfl="http://schemas.microsoft.com/office/word/2024/wordml/sdtformatlock" xmlns:w16se="http://schemas.microsoft.com/office/word/2015/wordml/symex" xmlns:w16du="http://schemas.microsoft.com/office/word/2023/wordml/word16du" xmlns:wne="http://schemas.microsoft.com/office/word/2006/wordml" mc:Ignorable="w14 w15 w16se w16cid w16 w16cex w16sdtdh w16sdtfl w16du wp14">
   <w:body>
     <w:p>
       <w:pPr>
         <w:pStyle w:val="Title"/>
       </w:pPr>
       <w:r>
-        <w:t xml:space="preserve">Activity 5.2: Analyzing Blocked Designs</w:t>
+        <w:t>Activity 5.2: Analyzing Blocked Designs</w:t>
       </w:r>
     </w:p>
     <w:p>
@@ -15,13 +15,13 @@
         <w:pStyle w:val="Subtitle"/>
       </w:pPr>
       <w:r>
-        <w:t xml:space="preserve">Cheese</w:t>
+        <w:t>Cheese</w:t>
       </w:r>
     </w:p>
     <w:tbl>
       <w:tblPr>
         <w:tblStyle w:val="Table"/>
-        <w:tblLook w:firstRow="0" w:lastRow="0" w:firstColumn="0" w:lastColumn="0" w:noHBand="0" w:noVBand="0" w:val="0000"/>
+        <w:tblW w:w="0" w:type="auto"/>
         <w:tblBorders>
           <w:top w:val="single" w:sz="4" w:space="0" w:color="EB9113"/>
           <w:left w:val="single" w:sz="24" w:space="0" w:color="EB9113"/>
@@ -32,15 +32,19 @@
           <w:left w:w="144" w:type="dxa"/>
           <w:right w:w="144" w:type="dxa"/>
         </w:tblCellMar>
-        <w:tblLook w:firstRow="0" w:lastRow="0" w:firstColumn="0" w:lastColumn="0" w:noHBand="0" w:noVBand="0" w:val="0000"/>
+        <w:tblLook w:val="0000" w:firstRow="0" w:lastRow="0" w:firstColumn="0" w:lastColumn="0" w:noHBand="0" w:noVBand="0"/>
       </w:tblPr>
+      <w:tblGrid>
+        <w:gridCol w:w="9648"/>
+      </w:tblGrid>
       <w:tr>
         <w:trPr>
           <w:cantSplit/>
         </w:trPr>
         <w:tc>
           <w:tcPr>
-            <w:shd w:color="auto" w:fill="fcefdc" w:val="clear"/>
+            <w:tcW w:w="0" w:type="auto"/>
+            <w:shd w:val="clear" w:color="auto" w:fill="FCEFDC"/>
             <w:tcMar>
               <w:top w:w="92" w:type="dxa"/>
               <w:bottom w:w="92" w:type="dxa"/>
@@ -49,28 +53,30 @@
           <w:p>
             <w:pPr>
               <w:pStyle w:val="FirstParagraph"/>
-            </w:pPr>
-            <w:pPr>
               <w:spacing w:before="0" w:after="0"/>
               <w:textAlignment w:val="center"/>
             </w:pPr>
             <w:r>
+              <w:rPr>
+                <w:noProof/>
+              </w:rPr>
               <w:drawing>
-                <wp:inline>
+                <wp:inline distT="0" distB="0" distL="0" distR="0" wp14:anchorId="4B1D312F" wp14:editId="39F4AC4B">
                   <wp:extent cx="152400" cy="152400"/>
-                  <wp:effectExtent b="0" l="0" r="0" t="0"/>
-                  <wp:docPr descr="" title="" id="10" name="Picture"/>
-                  <a:graphic>
+                  <wp:effectExtent l="0" t="0" r="0" b="0"/>
+                  <wp:docPr id="10" name="Picture"/>
+                  <wp:cNvGraphicFramePr/>
+                  <a:graphic xmlns:a="http://schemas.openxmlformats.org/drawingml/2006/main">
                     <a:graphicData uri="http://schemas.openxmlformats.org/drawingml/2006/picture">
-                      <pic:pic>
+                      <pic:pic xmlns:pic="http://schemas.openxmlformats.org/drawingml/2006/picture">
                         <pic:nvPicPr>
-                          <pic:cNvPr descr="/Applications/quarto/share/formats/docx/warning.png" id="11" name="Picture"/>
+                          <pic:cNvPr id="11" name="Picture" descr="/Applications/quarto/share/formats/docx/warning.png"/>
                           <pic:cNvPicPr>
-                            <a:picLocks noChangeArrowheads="1" noChangeAspect="1"/>
+                            <a:picLocks noChangeAspect="1" noChangeArrowheads="1"/>
                           </pic:cNvPicPr>
                         </pic:nvPicPr>
                         <pic:blipFill>
-                          <a:blip r:embed="rId9"/>
+                          <a:blip r:embed="rId7"/>
                           <a:stretch>
                             <a:fillRect/>
                           </a:stretch>
@@ -97,13 +103,7 @@
               </w:drawing>
             </w:r>
             <w:r>
-              <w:t xml:space="preserve"> </w:t>
-            </w:r>
-            <w:r>
-              <w:t xml:space="preserve"> </w:t>
-            </w:r>
-            <w:r>
-              <w:t xml:space="preserve">Warning</w:t>
+              <w:t xml:space="preserve">  Warning</w:t>
             </w:r>
           </w:p>
         </w:tc>
@@ -114,6 +114,7 @@
         </w:trPr>
         <w:tc>
           <w:tcPr>
+            <w:tcW w:w="0" w:type="auto"/>
             <w:tcMar>
               <w:top w:w="108" w:type="dxa"/>
               <w:bottom w:w="108" w:type="dxa"/>
@@ -123,80 +124,71 @@
             <w:pPr>
               <w:numPr>
                 <w:ilvl w:val="0"/>
-                <w:numId w:val="1001"/>
+                <w:numId w:val="2"/>
               </w:numPr>
             </w:pPr>
             <w:r>
-              <w:t xml:space="preserve">Submit via Gradescope, don’t forget to assign pages to the questions in the outline!</w:t>
+              <w:t>Submit via Gradescope, don’t forget to assign pages to the questions in the outline!</w:t>
             </w:r>
           </w:p>
           <w:p>
             <w:pPr>
               <w:numPr>
                 <w:ilvl w:val="0"/>
-                <w:numId w:val="1001"/>
+                <w:numId w:val="2"/>
               </w:numPr>
             </w:pPr>
             <w:r>
-              <w:t xml:space="preserve">Delete any extraneous instructions (</w:t>
+              <w:t>Delete any extraneous instructions (</w:t>
             </w:r>
             <w:r>
               <w:rPr>
                 <w:b/>
                 <w:bCs/>
               </w:rPr>
-              <w:t xml:space="preserve">like this box</w:t>
-            </w:r>
-            <w:r>
-              <w:t xml:space="preserve">) before submission (unless you are using the PDF template).</w:t>
-            </w:r>
-            <w:r>
-              <w:t xml:space="preserve"> </w:t>
+              <w:t>like this box</w:t>
+            </w:r>
+            <w:r>
+              <w:t xml:space="preserve">) before submission (unless you are using the PDF template). </w:t>
             </w:r>
             <w:r>
               <w:rPr>
                 <w:i/>
                 <w:iCs/>
               </w:rPr>
-              <w:t xml:space="preserve">You will be deducted points from now on if you do not follow this instruction!</w:t>
+              <w:t>You will be deducted points from now on if you do not follow this instruction!</w:t>
             </w:r>
           </w:p>
           <w:p>
             <w:pPr>
               <w:numPr>
                 <w:ilvl w:val="0"/>
-                <w:numId w:val="1001"/>
+                <w:numId w:val="2"/>
               </w:numPr>
             </w:pPr>
             <w:r>
-              <w:t xml:space="preserve">There is no coding required for this activity!</w:t>
-            </w:r>
-            <w:r>
-              <w:t xml:space="preserve"> </w:t>
+              <w:t xml:space="preserve">There is no coding required for this activity! </w:t>
             </w:r>
             <w:r>
               <w:rPr>
                 <w:b/>
                 <w:bCs/>
               </w:rPr>
-              <w:t xml:space="preserve">I would recommend you complete it using the Word or PDF versions</w:t>
-            </w:r>
-            <w:r>
-              <w:t xml:space="preserve">, but you are still welcome to use the .qmd template:</w:t>
-            </w:r>
-            <w:r>
-              <w:t xml:space="preserve"> </w:t>
-            </w:r>
-            <w:hyperlink r:id="rId12">
+              <w:t>I would recommend you complete it using the Word or PDF versions</w:t>
+            </w:r>
+            <w:r>
+              <w:t xml:space="preserve">, but you are still welcome to use the .qmd template: </w:t>
+            </w:r>
+            <w:hyperlink r:id="rId8">
               <w:r>
                 <w:rPr>
                   <w:rStyle w:val="Hyperlink"/>
                 </w:rPr>
-                <w:t xml:space="preserve">05.2-activity-factorial-blocking.qmd</w:t>
+                <w:t>05.2-activity-factorial-blocking.qmd</w:t>
               </w:r>
             </w:hyperlink>
             <w:r>
-              <w:t xml:space="preserve">.</w:t>
+              <w:t>.</w:t>
             </w:r>
           </w:p>
           <w:p>
@@ -204,24 +196,24 @@
               <w:pStyle w:val="Compact"/>
               <w:numPr>
                 <w:ilvl w:val="1"/>
-                <w:numId w:val="1002"/>
+                <w:numId w:val="3"/>
               </w:numPr>
             </w:pPr>
             <w:r>
-              <w:t xml:space="preserve">If you use the .qmd template, you will need to refer to the online instructions to see the referenced output</w:t>
+              <w:t>If you use the .qmd template, you will need to refer to the online instructions to see the referenced output</w:t>
             </w:r>
           </w:p>
           <w:p/>
         </w:tc>
       </w:tr>
     </w:tbl>
-    <w:bookmarkStart w:id="15" w:name="scenario"/>
     <w:p>
       <w:pPr>
         <w:pStyle w:val="Heading1"/>
       </w:pPr>
-      <w:r>
-        <w:t xml:space="preserve">Scenario</w:t>
+      <w:bookmarkStart w:id="0" w:name="scenario"/>
+      <w:r>
+        <w:t>Scenario</w:t>
       </w:r>
     </w:p>
     <w:p>
@@ -229,42 +221,27 @@
         <w:pStyle w:val="FirstParagraph"/>
       </w:pPr>
       <w:r>
-        <w:t xml:space="preserve">An experiment is to be conducted to evaluate the effect of citric acid and salt on the moisture content (in %) of</w:t>
-      </w:r>
-      <w:r>
-        <w:t xml:space="preserve"> </w:t>
-      </w:r>
-      <w:hyperlink r:id="rId13">
+        <w:t xml:space="preserve">An experiment is to be conducted to evaluate the effect of citric acid and salt on the moisture content (in %) of </w:t>
+      </w:r>
+      <w:hyperlink r:id="rId9">
         <w:r>
           <w:rPr>
             <w:rStyle w:val="Hyperlink"/>
           </w:rPr>
-          <w:t xml:space="preserve">mozzarella cheese</w:t>
+          <w:t>mozzarella cheese</w:t>
         </w:r>
       </w:hyperlink>
       <w:r>
-        <w:t xml:space="preserve">. Typically, mozzarella cheese has a moisture content between 52 and 60%, but</w:t>
-      </w:r>
-      <w:r>
-        <w:t xml:space="preserve"> </w:t>
-      </w:r>
-      <w:r>
-        <w:t xml:space="preserve">“low-moisture mozzarella”</w:t>
-      </w:r>
-      <w:r>
-        <w:t xml:space="preserve"> </w:t>
-      </w:r>
-      <w:r>
-        <w:t xml:space="preserve">may have moisture content between 45-52%.</w:t>
+        <w:t>. Typically, mozzarella cheese has a moisture content between 52 and 60%, but “low-moisture mozzarella” may have moisture content between 45-52%.</w:t>
       </w:r>
       <w:r>
         <w:rPr>
           <w:rStyle w:val="FootnoteReference"/>
         </w:rPr>
-        <w:footnoteReference w:id="14"/>
-      </w:r>
-      <w:r>
-        <w:t xml:space="preserve">. Mozzarella cheese can be made by mixing 1 gallon of milk, 1/4 tsp of liquid rennet, cheese salt, and citric acid.</w:t>
+        <w:footnoteReference w:id="1"/>
+      </w:r>
+      <w:r>
+        <w:t>. Mozzarella cheese can be made by mixing 1 gallon of milk, 1/4 tsp of liquid rennet, cheese salt, and citric acid.</w:t>
       </w:r>
     </w:p>
     <w:p>
@@ -272,7 +249,7 @@
         <w:pStyle w:val="BodyText"/>
       </w:pPr>
       <w:r>
-        <w:t xml:space="preserve">Balls of mozzarella cheese will be made by using 4 different amounts of citric acid (1 tsp, 1.25 tsp, 1.5 tsp, 1.75 tsp) and 2 different amounts of cheese salt (1 tsp and 2 tsp). After storage in a cooler for 3 months, the moisture content of each mozzarella ball will be measured at three different random locations within the ball of cheese.</w:t>
+        <w:t>Balls of mozzarella cheese will be made by using 4 different amounts of citric acid (1 tsp, 1.25 tsp, 1.5 tsp, 1.75 tsp) and 2 different amounts of cheese salt (1 tsp and 2 tsp). After storage in a cooler for 3 months, the moisture content of each mozzarella ball will be measured at three different random locations within the ball of cheese.</w:t>
       </w:r>
     </w:p>
     <w:p>
@@ -280,17 +257,18 @@
         <w:pStyle w:val="BodyText"/>
       </w:pPr>
       <w:r>
-        <w:t xml:space="preserve">The researchers would like to include different types of milk as a blocking factor in their study. They went to the store and bought six different types of whole milk (e.g. from different brands, organic or not, etc.) and will run a randomized complete block design making 8 balls of cheese from each type of milk (one ball of cheese from each combination of levels of citric acid and salt). The order of mixing/making each ball of cheese will be randomized within each milk type.</w:t>
+        <w:t>The researchers would like to include different types of milk as a blocking factor in their study. They went to the store and bought six different types of whole milk (e.g. from different brands, organic or not, etc.) and will run a randomized complete block design making 8 balls of cheese from each type of milk (one ball of cheese from each combination of levels of citric acid and salt). The order of mixing/making each ball of cheese will be randomized within each milk type.</w:t>
       </w:r>
     </w:p>
-    <w:bookmarkEnd w:id="15"/>
-    <w:bookmarkStart w:id="21" w:name="part-a-setup"/>
     <w:p>
       <w:pPr>
         <w:pStyle w:val="Heading1"/>
       </w:pPr>
-      <w:r>
-        <w:t xml:space="preserve">Part A: Setup</w:t>
+      <w:bookmarkStart w:id="1" w:name="part-a-setup"/>
+      <w:bookmarkEnd w:id="0"/>
+      <w:r>
+        <w:lastRenderedPageBreak/>
+        <w:t>Part A: Setup</w:t>
       </w:r>
     </w:p>
     <w:p>
@@ -302,13 +280,10 @@
           <w:b/>
           <w:bCs/>
         </w:rPr>
-        <w:t xml:space="preserve">1.</w:t>
-      </w:r>
-      <w:r>
-        <w:t xml:space="preserve"> </w:t>
-      </w:r>
-      <w:r>
-        <w:t xml:space="preserve">Sketch a design blueprint</w:t>
+        <w:t>1.</w:t>
+      </w:r>
+      <w:r>
+        <w:t xml:space="preserve"> Sketch a design blueprint</w:t>
       </w:r>
     </w:p>
     <w:p>
@@ -316,27 +291,21 @@
         <w:pStyle w:val="Compact"/>
         <w:numPr>
           <w:ilvl w:val="0"/>
-          <w:numId w:val="1003"/>
+          <w:numId w:val="4"/>
         </w:numPr>
       </w:pPr>
       <w:r>
-        <w:t xml:space="preserve">Clearly indicate the experimental units</w:t>
-      </w:r>
-      <w:r>
-        <w:t xml:space="preserve"> </w:t>
+        <w:t xml:space="preserve">Clearly indicate the experimental units </w:t>
       </w:r>
       <w:r>
         <w:rPr>
           <w:i/>
           <w:iCs/>
         </w:rPr>
-        <w:t xml:space="preserve">and</w:t>
-      </w:r>
-      <w:r>
-        <w:t xml:space="preserve"> </w:t>
-      </w:r>
-      <w:r>
-        <w:t xml:space="preserve">measurement units</w:t>
+        <w:t>and</w:t>
+      </w:r>
+      <w:r>
+        <w:t xml:space="preserve"> measurement units</w:t>
       </w:r>
     </w:p>
     <w:p>
@@ -344,11 +313,11 @@
         <w:pStyle w:val="Compact"/>
         <w:numPr>
           <w:ilvl w:val="0"/>
-          <w:numId w:val="1003"/>
+          <w:numId w:val="4"/>
         </w:numPr>
       </w:pPr>
       <w:r>
-        <w:t xml:space="preserve">Clearly indicate the blocking factor (show grouping)</w:t>
+        <w:t>Clearly indicate the blocking factor (show grouping)</w:t>
       </w:r>
     </w:p>
     <w:p>
@@ -356,11 +325,11 @@
         <w:pStyle w:val="Compact"/>
         <w:numPr>
           <w:ilvl w:val="0"/>
-          <w:numId w:val="1003"/>
+          <w:numId w:val="4"/>
         </w:numPr>
       </w:pPr>
       <w:r>
-        <w:t xml:space="preserve">Show how treatments are assigned within blocks</w:t>
+        <w:t>Show how treatments are assigned within blocks</w:t>
       </w:r>
     </w:p>
     <w:p>
@@ -372,13 +341,10 @@
           <w:b/>
           <w:bCs/>
         </w:rPr>
-        <w:t xml:space="preserve">2.</w:t>
-      </w:r>
-      <w:r>
-        <w:t xml:space="preserve"> </w:t>
-      </w:r>
-      <w:r>
-        <w:t xml:space="preserve">Describe the treatment and experimental structures (bullets is fine!)</w:t>
+        <w:t>2.</w:t>
+      </w:r>
+      <w:r>
+        <w:t xml:space="preserve"> Describe the treatment and experimental structures (bullets is fine!)</w:t>
       </w:r>
     </w:p>
     <w:p>
@@ -390,13 +356,10 @@
           <w:b/>
           <w:bCs/>
         </w:rPr>
-        <w:t xml:space="preserve">3.</w:t>
-      </w:r>
-      <w:r>
-        <w:t xml:space="preserve"> </w:t>
-      </w:r>
-      <w:r>
-        <w:t xml:space="preserve">In one sentence, explain why blocking is preferable to using milk type as an inclusion criterion.</w:t>
+        <w:t>3.</w:t>
+      </w:r>
+      <w:r>
+        <w:t xml:space="preserve"> In one sentence, explain why blocking is preferable to using milk type as an inclusion criterion.</w:t>
       </w:r>
     </w:p>
     <w:p>
@@ -408,13 +371,10 @@
           <w:b/>
           <w:bCs/>
         </w:rPr>
-        <w:t xml:space="preserve">4.</w:t>
-      </w:r>
-      <w:r>
-        <w:t xml:space="preserve"> </w:t>
-      </w:r>
-      <w:r>
-        <w:t xml:space="preserve">For the RCBD analysis that we have learned so far, how should the researchers use the three measurements from each cheese ball?</w:t>
+        <w:t>4.</w:t>
+      </w:r>
+      <w:r>
+        <w:t xml:space="preserve"> For the RCBD analysis that we have learned so far, how should the researchers use the three measurements from each cheese ball?</w:t>
       </w:r>
     </w:p>
     <w:p>
@@ -426,45 +386,30 @@
           <w:b/>
           <w:bCs/>
         </w:rPr>
-        <w:t xml:space="preserve">5.</w:t>
-      </w:r>
-      <w:r>
-        <w:t xml:space="preserve"> </w:t>
-      </w:r>
-      <w:r>
-        <w:t xml:space="preserve">Which of the following shows the</w:t>
-      </w:r>
-      <w:r>
-        <w:t xml:space="preserve"> </w:t>
+        <w:t>5.</w:t>
+      </w:r>
+      <w:r>
+        <w:t xml:space="preserve"> Which of the following shows the </w:t>
       </w:r>
       <w:r>
         <w:rPr>
           <w:i/>
           <w:iCs/>
         </w:rPr>
-        <w:t xml:space="preserve">first couple of rows</w:t>
-      </w:r>
-      <w:r>
-        <w:t xml:space="preserve"> </w:t>
-      </w:r>
-      <w:r>
-        <w:t xml:space="preserve">of the</w:t>
-      </w:r>
-      <w:r>
-        <w:t xml:space="preserve"> </w:t>
+        <w:t>first couple of rows</w:t>
+      </w:r>
+      <w:r>
+        <w:t xml:space="preserve"> of the </w:t>
       </w:r>
       <w:r>
         <w:rPr>
           <w:b/>
           <w:bCs/>
         </w:rPr>
-        <w:t xml:space="preserve">appropriate</w:t>
-      </w:r>
-      <w:r>
-        <w:t xml:space="preserve"> </w:t>
-      </w:r>
-      <w:r>
-        <w:t xml:space="preserve">data to use to analyze this study based on what we know so far? Fill in the blanks in the statement below to describe the data.</w:t>
+        <w:t>appropriate</w:t>
+      </w:r>
+      <w:r>
+        <w:t xml:space="preserve"> data to use to analyze this study based on what we know so far? Fill in the blanks in the statement below to describe the data.</w:t>
       </w:r>
     </w:p>
     <w:p>
@@ -472,13 +417,13 @@
         <w:pStyle w:val="BlockText"/>
       </w:pPr>
       <w:r>
-        <w:t xml:space="preserve">The appropriate data to use to analyze the cheese study is Data _______. The full dataset would have ____________ rows, where each row represents one ___________________.</w:t>
+        <w:t>The appropriate data to use to analyze the cheese study is Data _______. The full dataset would have ____________ rows, where each row represents one ___________________.</w:t>
       </w:r>
     </w:p>
     <w:tbl>
       <w:tblPr>
         <w:tblStyle w:val="Table"/>
-        <w:tblLook w:firstRow="0" w:lastRow="0" w:firstColumn="0" w:lastColumn="0" w:noHBand="0" w:noVBand="0" w:val="0000"/>
+        <w:tblW w:w="0" w:type="auto"/>
         <w:tblBorders>
           <w:top w:val="single" w:sz="4" w:space="0" w:color="0758E5"/>
           <w:left w:val="single" w:sz="24" w:space="0" w:color="0758E5"/>
@@ -489,15 +434,19 @@
           <w:left w:w="144" w:type="dxa"/>
           <w:right w:w="144" w:type="dxa"/>
         </w:tblCellMar>
-        <w:tblLook w:firstRow="0" w:lastRow="0" w:firstColumn="0" w:lastColumn="0" w:noHBand="0" w:noVBand="0" w:val="0000"/>
+        <w:tblLook w:val="0000" w:firstRow="0" w:lastRow="0" w:firstColumn="0" w:lastColumn="0" w:noHBand="0" w:noVBand="0"/>
       </w:tblPr>
+      <w:tblGrid>
+        <w:gridCol w:w="8795"/>
+      </w:tblGrid>
       <w:tr>
         <w:trPr>
           <w:cantSplit/>
         </w:trPr>
         <w:tc>
           <w:tcPr>
-            <w:shd w:color="auto" w:fill="dae6fb" w:val="clear"/>
+            <w:tcW w:w="0" w:type="auto"/>
+            <w:shd w:val="clear" w:color="auto" w:fill="DAE6FB"/>
             <w:tcMar>
               <w:top w:w="92" w:type="dxa"/>
               <w:bottom w:w="92" w:type="dxa"/>
@@ -506,28 +455,30 @@
           <w:p>
             <w:pPr>
               <w:pStyle w:val="FirstParagraph"/>
-            </w:pPr>
-            <w:pPr>
               <w:spacing w:before="0" w:after="0"/>
               <w:textAlignment w:val="center"/>
             </w:pPr>
             <w:r>
+              <w:rPr>
+                <w:noProof/>
+              </w:rPr>
               <w:drawing>
-                <wp:inline>
+                <wp:inline distT="0" distB="0" distL="0" distR="0" wp14:anchorId="7A829960" wp14:editId="7F42F9CC">
                   <wp:extent cx="152400" cy="152400"/>
-                  <wp:effectExtent b="0" l="0" r="0" t="0"/>
-                  <wp:docPr descr="" title="" id="17" name="Picture"/>
-                  <a:graphic>
+                  <wp:effectExtent l="0" t="0" r="0" b="0"/>
+                  <wp:docPr id="17" name="Picture"/>
+                  <wp:cNvGraphicFramePr/>
+                  <a:graphic xmlns:a="http://schemas.openxmlformats.org/drawingml/2006/main">
                     <a:graphicData uri="http://schemas.openxmlformats.org/drawingml/2006/picture">
-                      <pic:pic>
+                      <pic:pic xmlns:pic="http://schemas.openxmlformats.org/drawingml/2006/picture">
                         <pic:nvPicPr>
-                          <pic:cNvPr descr="/Applications/quarto/share/formats/docx/note.png" id="18" name="Picture"/>
+                          <pic:cNvPr id="18" name="Picture" descr="/Applications/quarto/share/formats/docx/note.png"/>
                           <pic:cNvPicPr>
-                            <a:picLocks noChangeArrowheads="1" noChangeAspect="1"/>
+                            <a:picLocks noChangeAspect="1" noChangeArrowheads="1"/>
                           </pic:cNvPicPr>
                         </pic:nvPicPr>
                         <pic:blipFill>
-                          <a:blip r:embed="rId16"/>
+                          <a:blip r:embed="rId10"/>
                           <a:stretch>
                             <a:fillRect/>
                           </a:stretch>
@@ -554,13 +505,7 @@
               </w:drawing>
             </w:r>
             <w:r>
-              <w:t xml:space="preserve"> </w:t>
-            </w:r>
-            <w:r>
-              <w:t xml:space="preserve"> </w:t>
-            </w:r>
-            <w:r>
-              <w:t xml:space="preserve">Data A</w:t>
+              <w:t xml:space="preserve">  Data A</w:t>
             </w:r>
           </w:p>
         </w:tc>
@@ -571,6 +516,7 @@
         </w:trPr>
         <w:tc>
           <w:tcPr>
+            <w:tcW w:w="0" w:type="auto"/>
             <w:tcMar>
               <w:top w:w="108" w:type="dxa"/>
               <w:bottom w:w="108" w:type="dxa"/>
@@ -579,535 +525,585 @@
           <w:tbl>
             <w:tblPr>
               <w:tblStyle w:val="Table"/>
-              <w:tblW w:type="pct" w:w="5000"/>
+              <w:tblW w:w="5000" w:type="pct"/>
               <w:tblLayout w:type="fixed"/>
-              <w:tblLook w:firstRow="1" w:lastRow="0" w:firstColumn="0" w:lastColumn="0" w:noHBand="0" w:noVBand="0" w:val="0020"/>
+              <w:tblLook w:val="0020" w:firstRow="1" w:lastRow="0" w:firstColumn="0" w:lastColumn="0" w:noHBand="0" w:noVBand="0"/>
             </w:tblPr>
             <w:tblGrid>
-              <w:gridCol w:w="1540"/>
-              <w:gridCol w:w="1540"/>
-              <w:gridCol w:w="1320"/>
-              <w:gridCol w:w="770"/>
-              <w:gridCol w:w="1210"/>
-              <w:gridCol w:w="1540"/>
+              <w:gridCol w:w="1649"/>
+              <w:gridCol w:w="1725"/>
+              <w:gridCol w:w="1297"/>
+              <w:gridCol w:w="791"/>
+              <w:gridCol w:w="1321"/>
+              <w:gridCol w:w="1724"/>
             </w:tblGrid>
             <w:tr>
               <w:trPr>
-                <w:tblHeader w:val="on"/>
+                <w:cnfStyle w:val="100000000000" w:firstRow="1" w:lastRow="0" w:firstColumn="0" w:lastColumn="0" w:oddVBand="0" w:evenVBand="0" w:oddHBand="0" w:evenHBand="0" w:firstRowFirstColumn="0" w:firstRowLastColumn="0" w:lastRowFirstColumn="0" w:lastRowLastColumn="0"/>
+                <w:tblHeader/>
               </w:trPr>
               <w:tc>
-                <w:tcPr/>
-                <w:p>
-                  <w:pPr>
-                    <w:pStyle w:val="Compact"/>
-                    <w:jc w:val="left"/>
-                  </w:pPr>
-                  <w:r>
-                    <w:t xml:space="preserve">milk</w:t>
-                  </w:r>
-                </w:p>
-              </w:tc>
-              <w:tc>
-                <w:tcPr/>
-                <w:p>
-                  <w:pPr>
-                    <w:pStyle w:val="Compact"/>
-                    <w:jc w:val="left"/>
-                  </w:pPr>
-                  <w:r>
-                    <w:t xml:space="preserve">cheese_ball</w:t>
-                  </w:r>
-                </w:p>
-              </w:tc>
-              <w:tc>
-                <w:tcPr/>
-                <w:p>
-                  <w:pPr>
-                    <w:pStyle w:val="Compact"/>
-                    <w:jc w:val="left"/>
-                  </w:pPr>
-                  <w:r>
-                    <w:t xml:space="preserve">citric_acid</w:t>
-                  </w:r>
-                </w:p>
-              </w:tc>
-              <w:tc>
-                <w:tcPr/>
-                <w:p>
-                  <w:pPr>
-                    <w:pStyle w:val="Compact"/>
-                    <w:jc w:val="left"/>
-                  </w:pPr>
-                  <w:r>
-                    <w:t xml:space="preserve">salt</w:t>
-                  </w:r>
-                </w:p>
-              </w:tc>
-              <w:tc>
-                <w:tcPr/>
-                <w:p>
-                  <w:pPr>
-                    <w:pStyle w:val="Compact"/>
-                    <w:jc w:val="left"/>
-                  </w:pPr>
-                  <w:r>
-                    <w:t xml:space="preserve">location</w:t>
-                  </w:r>
-                </w:p>
-              </w:tc>
-              <w:tc>
-                <w:tcPr/>
+                <w:tcPr>
+                  <w:tcW w:w="0" w:type="auto"/>
+                </w:tcPr>
+                <w:p>
+                  <w:pPr>
+                    <w:pStyle w:val="Compact"/>
+                  </w:pPr>
+                  <w:r>
+                    <w:t>milk</w:t>
+                  </w:r>
+                </w:p>
+              </w:tc>
+              <w:tc>
+                <w:tcPr>
+                  <w:tcW w:w="0" w:type="auto"/>
+                </w:tcPr>
+                <w:p>
+                  <w:pPr>
+                    <w:pStyle w:val="Compact"/>
+                  </w:pPr>
+                  <w:r>
+                    <w:t>cheese_ball</w:t>
+                  </w:r>
+                </w:p>
+              </w:tc>
+              <w:tc>
+                <w:tcPr>
+                  <w:tcW w:w="0" w:type="auto"/>
+                </w:tcPr>
+                <w:p>
+                  <w:pPr>
+                    <w:pStyle w:val="Compact"/>
+                  </w:pPr>
+                  <w:r>
+                    <w:t>citric_acid</w:t>
+                  </w:r>
+                </w:p>
+              </w:tc>
+              <w:tc>
+                <w:tcPr>
+                  <w:tcW w:w="0" w:type="auto"/>
+                </w:tcPr>
+                <w:p>
+                  <w:pPr>
+                    <w:pStyle w:val="Compact"/>
+                  </w:pPr>
+                  <w:r>
+                    <w:t>salt</w:t>
+                  </w:r>
+                </w:p>
+              </w:tc>
+              <w:tc>
+                <w:tcPr>
+                  <w:tcW w:w="0" w:type="auto"/>
+                </w:tcPr>
+                <w:p>
+                  <w:pPr>
+                    <w:pStyle w:val="Compact"/>
+                  </w:pPr>
+                  <w:r>
+                    <w:t>location</w:t>
+                  </w:r>
+                </w:p>
+              </w:tc>
+              <w:tc>
+                <w:tcPr>
+                  <w:tcW w:w="0" w:type="auto"/>
+                </w:tcPr>
                 <w:p>
                   <w:pPr>
                     <w:pStyle w:val="Compact"/>
                     <w:jc w:val="right"/>
                   </w:pPr>
                   <w:r>
-                    <w:t xml:space="preserve">moisture_perc</w:t>
+                    <w:t>moisture_perc</w:t>
                   </w:r>
                 </w:p>
               </w:tc>
             </w:tr>
             <w:tr>
               <w:tc>
-                <w:tcPr/>
-                <w:p>
-                  <w:pPr>
-                    <w:pStyle w:val="Compact"/>
-                    <w:jc w:val="left"/>
-                  </w:pPr>
-                  <w:r>
-                    <w:t xml:space="preserve">Organic Local</w:t>
-                  </w:r>
-                </w:p>
-              </w:tc>
-              <w:tc>
-                <w:tcPr/>
-                <w:p>
-                  <w:pPr>
-                    <w:pStyle w:val="Compact"/>
-                    <w:jc w:val="left"/>
-                  </w:pPr>
-                  <w:r>
-                    <w:t xml:space="preserve">cheese_ball01</w:t>
-                  </w:r>
-                </w:p>
-              </w:tc>
-              <w:tc>
-                <w:tcPr/>
-                <w:p>
-                  <w:pPr>
-                    <w:pStyle w:val="Compact"/>
-                    <w:jc w:val="left"/>
-                  </w:pPr>
-                  <w:r>
-                    <w:t xml:space="preserve">1.5 tsp.</w:t>
-                  </w:r>
-                </w:p>
-              </w:tc>
-              <w:tc>
-                <w:tcPr/>
-                <w:p>
-                  <w:pPr>
-                    <w:pStyle w:val="Compact"/>
-                    <w:jc w:val="left"/>
-                  </w:pPr>
-                  <w:r>
-                    <w:t xml:space="preserve">2 tsp.</w:t>
-                  </w:r>
-                </w:p>
-              </w:tc>
-              <w:tc>
-                <w:tcPr/>
-                <w:p>
-                  <w:pPr>
-                    <w:pStyle w:val="Compact"/>
-                    <w:jc w:val="left"/>
-                  </w:pPr>
-                  <w:r>
-                    <w:t xml:space="preserve">location01</w:t>
-                  </w:r>
-                </w:p>
-              </w:tc>
-              <w:tc>
-                <w:tcPr/>
+                <w:tcPr>
+                  <w:tcW w:w="0" w:type="auto"/>
+                </w:tcPr>
+                <w:p>
+                  <w:pPr>
+                    <w:pStyle w:val="Compact"/>
+                  </w:pPr>
+                  <w:r>
+                    <w:t>Organic Local</w:t>
+                  </w:r>
+                </w:p>
+              </w:tc>
+              <w:tc>
+                <w:tcPr>
+                  <w:tcW w:w="0" w:type="auto"/>
+                </w:tcPr>
+                <w:p>
+                  <w:pPr>
+                    <w:pStyle w:val="Compact"/>
+                  </w:pPr>
+                  <w:r>
+                    <w:t>cheese_ball01</w:t>
+                  </w:r>
+                </w:p>
+              </w:tc>
+              <w:tc>
+                <w:tcPr>
+                  <w:tcW w:w="0" w:type="auto"/>
+                </w:tcPr>
+                <w:p>
+                  <w:pPr>
+                    <w:pStyle w:val="Compact"/>
+                  </w:pPr>
+                  <w:r>
+                    <w:t>1.5 tsp.</w:t>
+                  </w:r>
+                </w:p>
+              </w:tc>
+              <w:tc>
+                <w:tcPr>
+                  <w:tcW w:w="0" w:type="auto"/>
+                </w:tcPr>
+                <w:p>
+                  <w:pPr>
+                    <w:pStyle w:val="Compact"/>
+                  </w:pPr>
+                  <w:r>
+                    <w:t>2 tsp.</w:t>
+                  </w:r>
+                </w:p>
+              </w:tc>
+              <w:tc>
+                <w:tcPr>
+                  <w:tcW w:w="0" w:type="auto"/>
+                </w:tcPr>
+                <w:p>
+                  <w:pPr>
+                    <w:pStyle w:val="Compact"/>
+                  </w:pPr>
+                  <w:r>
+                    <w:t>location01</w:t>
+                  </w:r>
+                </w:p>
+              </w:tc>
+              <w:tc>
+                <w:tcPr>
+                  <w:tcW w:w="0" w:type="auto"/>
+                </w:tcPr>
                 <w:p>
                   <w:pPr>
                     <w:pStyle w:val="Compact"/>
                     <w:jc w:val="right"/>
                   </w:pPr>
                   <w:r>
-                    <w:t xml:space="preserve">60.09875</w:t>
+                    <w:t>60.09875</w:t>
                   </w:r>
                 </w:p>
               </w:tc>
             </w:tr>
             <w:tr>
               <w:tc>
-                <w:tcPr/>
-                <w:p>
-                  <w:pPr>
-                    <w:pStyle w:val="Compact"/>
-                    <w:jc w:val="left"/>
-                  </w:pPr>
-                  <w:r>
-                    <w:t xml:space="preserve">Organic Local</w:t>
-                  </w:r>
-                </w:p>
-              </w:tc>
-              <w:tc>
-                <w:tcPr/>
-                <w:p>
-                  <w:pPr>
-                    <w:pStyle w:val="Compact"/>
-                    <w:jc w:val="left"/>
-                  </w:pPr>
-                  <w:r>
-                    <w:t xml:space="preserve">cheese_ball01</w:t>
-                  </w:r>
-                </w:p>
-              </w:tc>
-              <w:tc>
-                <w:tcPr/>
-                <w:p>
-                  <w:pPr>
-                    <w:pStyle w:val="Compact"/>
-                    <w:jc w:val="left"/>
-                  </w:pPr>
-                  <w:r>
-                    <w:t xml:space="preserve">1.5 tsp.</w:t>
-                  </w:r>
-                </w:p>
-              </w:tc>
-              <w:tc>
-                <w:tcPr/>
-                <w:p>
-                  <w:pPr>
-                    <w:pStyle w:val="Compact"/>
-                    <w:jc w:val="left"/>
-                  </w:pPr>
-                  <w:r>
-                    <w:t xml:space="preserve">2 tsp.</w:t>
-                  </w:r>
-                </w:p>
-              </w:tc>
-              <w:tc>
-                <w:tcPr/>
-                <w:p>
-                  <w:pPr>
-                    <w:pStyle w:val="Compact"/>
-                    <w:jc w:val="left"/>
-                  </w:pPr>
-                  <w:r>
-                    <w:t xml:space="preserve">location02</w:t>
-                  </w:r>
-                </w:p>
-              </w:tc>
-              <w:tc>
-                <w:tcPr/>
+                <w:tcPr>
+                  <w:tcW w:w="0" w:type="auto"/>
+                </w:tcPr>
+                <w:p>
+                  <w:pPr>
+                    <w:pStyle w:val="Compact"/>
+                  </w:pPr>
+                  <w:r>
+                    <w:t>Organic Local</w:t>
+                  </w:r>
+                </w:p>
+              </w:tc>
+              <w:tc>
+                <w:tcPr>
+                  <w:tcW w:w="0" w:type="auto"/>
+                </w:tcPr>
+                <w:p>
+                  <w:pPr>
+                    <w:pStyle w:val="Compact"/>
+                  </w:pPr>
+                  <w:r>
+                    <w:t>cheese_ball01</w:t>
+                  </w:r>
+                </w:p>
+              </w:tc>
+              <w:tc>
+                <w:tcPr>
+                  <w:tcW w:w="0" w:type="auto"/>
+                </w:tcPr>
+                <w:p>
+                  <w:pPr>
+                    <w:pStyle w:val="Compact"/>
+                  </w:pPr>
+                  <w:r>
+                    <w:t>1.5 tsp.</w:t>
+                  </w:r>
+                </w:p>
+              </w:tc>
+              <w:tc>
+                <w:tcPr>
+                  <w:tcW w:w="0" w:type="auto"/>
+                </w:tcPr>
+                <w:p>
+                  <w:pPr>
+                    <w:pStyle w:val="Compact"/>
+                  </w:pPr>
+                  <w:r>
+                    <w:t>2 tsp.</w:t>
+                  </w:r>
+                </w:p>
+              </w:tc>
+              <w:tc>
+                <w:tcPr>
+                  <w:tcW w:w="0" w:type="auto"/>
+                </w:tcPr>
+                <w:p>
+                  <w:pPr>
+                    <w:pStyle w:val="Compact"/>
+                  </w:pPr>
+                  <w:r>
+                    <w:t>location02</w:t>
+                  </w:r>
+                </w:p>
+              </w:tc>
+              <w:tc>
+                <w:tcPr>
+                  <w:tcW w:w="0" w:type="auto"/>
+                </w:tcPr>
                 <w:p>
                   <w:pPr>
                     <w:pStyle w:val="Compact"/>
                     <w:jc w:val="right"/>
                   </w:pPr>
                   <w:r>
-                    <w:t xml:space="preserve">57.79328</w:t>
+                    <w:t>57.79328</w:t>
                   </w:r>
                 </w:p>
               </w:tc>
             </w:tr>
             <w:tr>
               <w:tc>
-                <w:tcPr/>
-                <w:p>
-                  <w:pPr>
-                    <w:pStyle w:val="Compact"/>
-                    <w:jc w:val="left"/>
-                  </w:pPr>
-                  <w:r>
-                    <w:t xml:space="preserve">Organic Local</w:t>
-                  </w:r>
-                </w:p>
-              </w:tc>
-              <w:tc>
-                <w:tcPr/>
-                <w:p>
-                  <w:pPr>
-                    <w:pStyle w:val="Compact"/>
-                    <w:jc w:val="left"/>
-                  </w:pPr>
-                  <w:r>
-                    <w:t xml:space="preserve">cheese_ball01</w:t>
-                  </w:r>
-                </w:p>
-              </w:tc>
-              <w:tc>
-                <w:tcPr/>
-                <w:p>
-                  <w:pPr>
-                    <w:pStyle w:val="Compact"/>
-                    <w:jc w:val="left"/>
-                  </w:pPr>
-                  <w:r>
-                    <w:t xml:space="preserve">1.5 tsp.</w:t>
-                  </w:r>
-                </w:p>
-              </w:tc>
-              <w:tc>
-                <w:tcPr/>
-                <w:p>
-                  <w:pPr>
-                    <w:pStyle w:val="Compact"/>
-                    <w:jc w:val="left"/>
-                  </w:pPr>
-                  <w:r>
-                    <w:t xml:space="preserve">2 tsp.</w:t>
-                  </w:r>
-                </w:p>
-              </w:tc>
-              <w:tc>
-                <w:tcPr/>
-                <w:p>
-                  <w:pPr>
-                    <w:pStyle w:val="Compact"/>
-                    <w:jc w:val="left"/>
-                  </w:pPr>
-                  <w:r>
-                    <w:t xml:space="preserve">location03</w:t>
-                  </w:r>
-                </w:p>
-              </w:tc>
-              <w:tc>
-                <w:tcPr/>
+                <w:tcPr>
+                  <w:tcW w:w="0" w:type="auto"/>
+                </w:tcPr>
+                <w:p>
+                  <w:pPr>
+                    <w:pStyle w:val="Compact"/>
+                  </w:pPr>
+                  <w:r>
+                    <w:t>Organic Local</w:t>
+                  </w:r>
+                </w:p>
+              </w:tc>
+              <w:tc>
+                <w:tcPr>
+                  <w:tcW w:w="0" w:type="auto"/>
+                </w:tcPr>
+                <w:p>
+                  <w:pPr>
+                    <w:pStyle w:val="Compact"/>
+                  </w:pPr>
+                  <w:r>
+                    <w:t>cheese_ball01</w:t>
+                  </w:r>
+                </w:p>
+              </w:tc>
+              <w:tc>
+                <w:tcPr>
+                  <w:tcW w:w="0" w:type="auto"/>
+                </w:tcPr>
+                <w:p>
+                  <w:pPr>
+                    <w:pStyle w:val="Compact"/>
+                  </w:pPr>
+                  <w:r>
+                    <w:t>1.5 tsp.</w:t>
+                  </w:r>
+                </w:p>
+              </w:tc>
+              <w:tc>
+                <w:tcPr>
+                  <w:tcW w:w="0" w:type="auto"/>
+                </w:tcPr>
+                <w:p>
+                  <w:pPr>
+                    <w:pStyle w:val="Compact"/>
+                  </w:pPr>
+                  <w:r>
+                    <w:t>2 tsp.</w:t>
+                  </w:r>
+                </w:p>
+              </w:tc>
+              <w:tc>
+                <w:tcPr>
+                  <w:tcW w:w="0" w:type="auto"/>
+                </w:tcPr>
+                <w:p>
+                  <w:pPr>
+                    <w:pStyle w:val="Compact"/>
+                  </w:pPr>
+                  <w:r>
+                    <w:t>location03</w:t>
+                  </w:r>
+                </w:p>
+              </w:tc>
+              <w:tc>
+                <w:tcPr>
+                  <w:tcW w:w="0" w:type="auto"/>
+                </w:tcPr>
                 <w:p>
                   <w:pPr>
                     <w:pStyle w:val="Compact"/>
                     <w:jc w:val="right"/>
                   </w:pPr>
                   <w:r>
-                    <w:t xml:space="preserve">58.82279</w:t>
+                    <w:t>58.82279</w:t>
                   </w:r>
                 </w:p>
               </w:tc>
             </w:tr>
             <w:tr>
               <w:tc>
-                <w:tcPr/>
-                <w:p>
-                  <w:pPr>
-                    <w:pStyle w:val="Compact"/>
-                    <w:jc w:val="left"/>
-                  </w:pPr>
-                  <w:r>
-                    <w:t xml:space="preserve">Organic Local</w:t>
-                  </w:r>
-                </w:p>
-              </w:tc>
-              <w:tc>
-                <w:tcPr/>
-                <w:p>
-                  <w:pPr>
-                    <w:pStyle w:val="Compact"/>
-                    <w:jc w:val="left"/>
-                  </w:pPr>
-                  <w:r>
-                    <w:t xml:space="preserve">cheese_ball02</w:t>
-                  </w:r>
-                </w:p>
-              </w:tc>
-              <w:tc>
-                <w:tcPr/>
-                <w:p>
-                  <w:pPr>
-                    <w:pStyle w:val="Compact"/>
-                    <w:jc w:val="left"/>
-                  </w:pPr>
-                  <w:r>
-                    <w:t xml:space="preserve">1.25 tsp.</w:t>
-                  </w:r>
-                </w:p>
-              </w:tc>
-              <w:tc>
-                <w:tcPr/>
-                <w:p>
-                  <w:pPr>
-                    <w:pStyle w:val="Compact"/>
-                    <w:jc w:val="left"/>
-                  </w:pPr>
-                  <w:r>
-                    <w:t xml:space="preserve">2 tsp.</w:t>
-                  </w:r>
-                </w:p>
-              </w:tc>
-              <w:tc>
-                <w:tcPr/>
-                <w:p>
-                  <w:pPr>
-                    <w:pStyle w:val="Compact"/>
-                    <w:jc w:val="left"/>
-                  </w:pPr>
-                  <w:r>
-                    <w:t xml:space="preserve">location01</w:t>
-                  </w:r>
-                </w:p>
-              </w:tc>
-              <w:tc>
-                <w:tcPr/>
+                <w:tcPr>
+                  <w:tcW w:w="0" w:type="auto"/>
+                </w:tcPr>
+                <w:p>
+                  <w:pPr>
+                    <w:pStyle w:val="Compact"/>
+                  </w:pPr>
+                  <w:r>
+                    <w:t>Organic Local</w:t>
+                  </w:r>
+                </w:p>
+              </w:tc>
+              <w:tc>
+                <w:tcPr>
+                  <w:tcW w:w="0" w:type="auto"/>
+                </w:tcPr>
+                <w:p>
+                  <w:pPr>
+                    <w:pStyle w:val="Compact"/>
+                  </w:pPr>
+                  <w:r>
+                    <w:t>cheese_ball02</w:t>
+                  </w:r>
+                </w:p>
+              </w:tc>
+              <w:tc>
+                <w:tcPr>
+                  <w:tcW w:w="0" w:type="auto"/>
+                </w:tcPr>
+                <w:p>
+                  <w:pPr>
+                    <w:pStyle w:val="Compact"/>
+                  </w:pPr>
+                  <w:r>
+                    <w:t>1.25 tsp.</w:t>
+                  </w:r>
+                </w:p>
+              </w:tc>
+              <w:tc>
+                <w:tcPr>
+                  <w:tcW w:w="0" w:type="auto"/>
+                </w:tcPr>
+                <w:p>
+                  <w:pPr>
+                    <w:pStyle w:val="Compact"/>
+                  </w:pPr>
+                  <w:r>
+                    <w:t>2 tsp.</w:t>
+                  </w:r>
+                </w:p>
+              </w:tc>
+              <w:tc>
+                <w:tcPr>
+                  <w:tcW w:w="0" w:type="auto"/>
+                </w:tcPr>
+                <w:p>
+                  <w:pPr>
+                    <w:pStyle w:val="Compact"/>
+                  </w:pPr>
+                  <w:r>
+                    <w:t>location01</w:t>
+                  </w:r>
+                </w:p>
+              </w:tc>
+              <w:tc>
+                <w:tcPr>
+                  <w:tcW w:w="0" w:type="auto"/>
+                </w:tcPr>
                 <w:p>
                   <w:pPr>
                     <w:pStyle w:val="Compact"/>
                     <w:jc w:val="right"/>
                   </w:pPr>
                   <w:r>
-                    <w:t xml:space="preserve">59.00913</w:t>
+                    <w:t>59.00913</w:t>
                   </w:r>
                 </w:p>
               </w:tc>
             </w:tr>
             <w:tr>
               <w:tc>
-                <w:tcPr/>
-                <w:p>
-                  <w:pPr>
-                    <w:pStyle w:val="Compact"/>
-                    <w:jc w:val="left"/>
-                  </w:pPr>
-                  <w:r>
-                    <w:t xml:space="preserve">Organic Local</w:t>
-                  </w:r>
-                </w:p>
-              </w:tc>
-              <w:tc>
-                <w:tcPr/>
-                <w:p>
-                  <w:pPr>
-                    <w:pStyle w:val="Compact"/>
-                    <w:jc w:val="left"/>
-                  </w:pPr>
-                  <w:r>
-                    <w:t xml:space="preserve">cheese_ball02</w:t>
-                  </w:r>
-                </w:p>
-              </w:tc>
-              <w:tc>
-                <w:tcPr/>
-                <w:p>
-                  <w:pPr>
-                    <w:pStyle w:val="Compact"/>
-                    <w:jc w:val="left"/>
-                  </w:pPr>
-                  <w:r>
-                    <w:t xml:space="preserve">1.25 tsp.</w:t>
-                  </w:r>
-                </w:p>
-              </w:tc>
-              <w:tc>
-                <w:tcPr/>
-                <w:p>
-                  <w:pPr>
-                    <w:pStyle w:val="Compact"/>
-                    <w:jc w:val="left"/>
-                  </w:pPr>
-                  <w:r>
-                    <w:t xml:space="preserve">2 tsp.</w:t>
-                  </w:r>
-                </w:p>
-              </w:tc>
-              <w:tc>
-                <w:tcPr/>
-                <w:p>
-                  <w:pPr>
-                    <w:pStyle w:val="Compact"/>
-                    <w:jc w:val="left"/>
-                  </w:pPr>
-                  <w:r>
-                    <w:t xml:space="preserve">location02</w:t>
-                  </w:r>
-                </w:p>
-              </w:tc>
-              <w:tc>
-                <w:tcPr/>
+                <w:tcPr>
+                  <w:tcW w:w="0" w:type="auto"/>
+                </w:tcPr>
+                <w:p>
+                  <w:pPr>
+                    <w:pStyle w:val="Compact"/>
+                  </w:pPr>
+                  <w:r>
+                    <w:t>Organic Local</w:t>
+                  </w:r>
+                </w:p>
+              </w:tc>
+              <w:tc>
+                <w:tcPr>
+                  <w:tcW w:w="0" w:type="auto"/>
+                </w:tcPr>
+                <w:p>
+                  <w:pPr>
+                    <w:pStyle w:val="Compact"/>
+                  </w:pPr>
+                  <w:r>
+                    <w:t>cheese_ball02</w:t>
+                  </w:r>
+                </w:p>
+              </w:tc>
+              <w:tc>
+                <w:tcPr>
+                  <w:tcW w:w="0" w:type="auto"/>
+                </w:tcPr>
+                <w:p>
+                  <w:pPr>
+                    <w:pStyle w:val="Compact"/>
+                  </w:pPr>
+                  <w:r>
+                    <w:t>1.25 tsp.</w:t>
+                  </w:r>
+                </w:p>
+              </w:tc>
+              <w:tc>
+                <w:tcPr>
+                  <w:tcW w:w="0" w:type="auto"/>
+                </w:tcPr>
+                <w:p>
+                  <w:pPr>
+                    <w:pStyle w:val="Compact"/>
+                  </w:pPr>
+                  <w:r>
+                    <w:t>2 tsp.</w:t>
+                  </w:r>
+                </w:p>
+              </w:tc>
+              <w:tc>
+                <w:tcPr>
+                  <w:tcW w:w="0" w:type="auto"/>
+                </w:tcPr>
+                <w:p>
+                  <w:pPr>
+                    <w:pStyle w:val="Compact"/>
+                  </w:pPr>
+                  <w:r>
+                    <w:t>location02</w:t>
+                  </w:r>
+                </w:p>
+              </w:tc>
+              <w:tc>
+                <w:tcPr>
+                  <w:tcW w:w="0" w:type="auto"/>
+                </w:tcPr>
                 <w:p>
                   <w:pPr>
                     <w:pStyle w:val="Compact"/>
                     <w:jc w:val="right"/>
                   </w:pPr>
                   <w:r>
-                    <w:t xml:space="preserve">60.91573</w:t>
+                    <w:t>60.91573</w:t>
                   </w:r>
                 </w:p>
               </w:tc>
             </w:tr>
             <w:tr>
               <w:tc>
-                <w:tcPr/>
-                <w:p>
-                  <w:pPr>
-                    <w:pStyle w:val="Compact"/>
-                    <w:jc w:val="left"/>
-                  </w:pPr>
-                  <w:r>
-                    <w:t xml:space="preserve">Organic Local</w:t>
-                  </w:r>
-                </w:p>
-              </w:tc>
-              <w:tc>
-                <w:tcPr/>
-                <w:p>
-                  <w:pPr>
-                    <w:pStyle w:val="Compact"/>
-                    <w:jc w:val="left"/>
-                  </w:pPr>
-                  <w:r>
-                    <w:t xml:space="preserve">cheese_ball02</w:t>
-                  </w:r>
-                </w:p>
-              </w:tc>
-              <w:tc>
-                <w:tcPr/>
-                <w:p>
-                  <w:pPr>
-                    <w:pStyle w:val="Compact"/>
-                    <w:jc w:val="left"/>
-                  </w:pPr>
-                  <w:r>
-                    <w:t xml:space="preserve">1.25 tsp.</w:t>
-                  </w:r>
-                </w:p>
-              </w:tc>
-              <w:tc>
-                <w:tcPr/>
-                <w:p>
-                  <w:pPr>
-                    <w:pStyle w:val="Compact"/>
-                    <w:jc w:val="left"/>
-                  </w:pPr>
-                  <w:r>
-                    <w:t xml:space="preserve">2 tsp.</w:t>
-                  </w:r>
-                </w:p>
-              </w:tc>
-              <w:tc>
-                <w:tcPr/>
-                <w:p>
-                  <w:pPr>
-                    <w:pStyle w:val="Compact"/>
-                    <w:jc w:val="left"/>
-                  </w:pPr>
-                  <w:r>
-                    <w:t xml:space="preserve">location03</w:t>
-                  </w:r>
-                </w:p>
-              </w:tc>
-              <w:tc>
-                <w:tcPr/>
+                <w:tcPr>
+                  <w:tcW w:w="0" w:type="auto"/>
+                </w:tcPr>
+                <w:p>
+                  <w:pPr>
+                    <w:pStyle w:val="Compact"/>
+                  </w:pPr>
+                  <w:r>
+                    <w:t>Organic Local</w:t>
+                  </w:r>
+                </w:p>
+              </w:tc>
+              <w:tc>
+                <w:tcPr>
+                  <w:tcW w:w="0" w:type="auto"/>
+                </w:tcPr>
+                <w:p>
+                  <w:pPr>
+                    <w:pStyle w:val="Compact"/>
+                  </w:pPr>
+                  <w:r>
+                    <w:t>cheese_ball02</w:t>
+                  </w:r>
+                </w:p>
+              </w:tc>
+              <w:tc>
+                <w:tcPr>
+                  <w:tcW w:w="0" w:type="auto"/>
+                </w:tcPr>
+                <w:p>
+                  <w:pPr>
+                    <w:pStyle w:val="Compact"/>
+                  </w:pPr>
+                  <w:r>
+                    <w:t>1.25 tsp.</w:t>
+                  </w:r>
+                </w:p>
+              </w:tc>
+              <w:tc>
+                <w:tcPr>
+                  <w:tcW w:w="0" w:type="auto"/>
+                </w:tcPr>
+                <w:p>
+                  <w:pPr>
+                    <w:pStyle w:val="Compact"/>
+                  </w:pPr>
+                  <w:r>
+                    <w:t>2 tsp.</w:t>
+                  </w:r>
+                </w:p>
+              </w:tc>
+              <w:tc>
+                <w:tcPr>
+                  <w:tcW w:w="0" w:type="auto"/>
+                </w:tcPr>
+                <w:p>
+                  <w:pPr>
+                    <w:pStyle w:val="Compact"/>
+                  </w:pPr>
+                  <w:r>
+                    <w:t>location03</w:t>
+                  </w:r>
+                </w:p>
+              </w:tc>
+              <w:tc>
+                <w:tcPr>
+                  <w:tcW w:w="0" w:type="auto"/>
+                </w:tcPr>
                 <w:p>
                   <w:pPr>
                     <w:pStyle w:val="Compact"/>
                     <w:jc w:val="right"/>
                   </w:pPr>
                   <w:r>
-                    <w:t xml:space="preserve">61.35199</w:t>
+                    <w:t>61.35199</w:t>
                   </w:r>
                 </w:p>
               </w:tc>
@@ -1116,30 +1112,14 @@
           <w:p/>
         </w:tc>
       </w:tr>
-    </w:tbl>
-    <w:tbl>
-      <w:tblPr>
-        <w:tblStyle w:val="Table"/>
-        <w:tblLook w:firstRow="0" w:lastRow="0" w:firstColumn="0" w:lastColumn="0" w:noHBand="0" w:noVBand="0" w:val="0000"/>
-        <w:tblBorders>
-          <w:top w:val="single" w:sz="4" w:space="0" w:color="0758E5"/>
-          <w:left w:val="single" w:sz="24" w:space="0" w:color="0758E5"/>
-          <w:bottom w:val="single" w:sz="4" w:space="0" w:color="0758E5"/>
-          <w:right w:val="single" w:sz="4" w:space="0" w:color="0758E5"/>
-        </w:tblBorders>
-        <w:tblCellMar>
-          <w:left w:w="144" w:type="dxa"/>
-          <w:right w:w="144" w:type="dxa"/>
-        </w:tblCellMar>
-        <w:tblLook w:firstRow="0" w:lastRow="0" w:firstColumn="0" w:lastColumn="0" w:noHBand="0" w:noVBand="0" w:val="0000"/>
-      </w:tblPr>
       <w:tr>
         <w:trPr>
           <w:cantSplit/>
         </w:trPr>
         <w:tc>
           <w:tcPr>
-            <w:shd w:color="auto" w:fill="dae6fb" w:val="clear"/>
+            <w:tcW w:w="0" w:type="auto"/>
+            <w:shd w:val="clear" w:color="auto" w:fill="DAE6FB"/>
             <w:tcMar>
               <w:top w:w="92" w:type="dxa"/>
               <w:bottom w:w="92" w:type="dxa"/>
@@ -1148,28 +1128,30 @@
           <w:p>
             <w:pPr>
               <w:pStyle w:val="BodyText"/>
-            </w:pPr>
-            <w:pPr>
               <w:spacing w:before="0" w:after="0"/>
               <w:textAlignment w:val="center"/>
             </w:pPr>
             <w:r>
+              <w:rPr>
+                <w:noProof/>
+              </w:rPr>
               <w:drawing>
-                <wp:inline>
+                <wp:inline distT="0" distB="0" distL="0" distR="0" wp14:anchorId="477605F6" wp14:editId="15CF9C24">
                   <wp:extent cx="152400" cy="152400"/>
-                  <wp:effectExtent b="0" l="0" r="0" t="0"/>
-                  <wp:docPr descr="" title="" id="19" name="Picture"/>
-                  <a:graphic>
+                  <wp:effectExtent l="0" t="0" r="0" b="0"/>
+                  <wp:docPr id="19" name="Picture"/>
+                  <wp:cNvGraphicFramePr/>
+                  <a:graphic xmlns:a="http://schemas.openxmlformats.org/drawingml/2006/main">
                     <a:graphicData uri="http://schemas.openxmlformats.org/drawingml/2006/picture">
-                      <pic:pic>
+                      <pic:pic xmlns:pic="http://schemas.openxmlformats.org/drawingml/2006/picture">
                         <pic:nvPicPr>
-                          <pic:cNvPr descr="/Applications/quarto/share/formats/docx/note.png" id="20" name="Picture"/>
+                          <pic:cNvPr id="20" name="Picture" descr="/Applications/quarto/share/formats/docx/note.png"/>
                           <pic:cNvPicPr>
-                            <a:picLocks noChangeArrowheads="1" noChangeAspect="1"/>
+                            <a:picLocks noChangeAspect="1" noChangeArrowheads="1"/>
                           </pic:cNvPicPr>
                         </pic:nvPicPr>
                         <pic:blipFill>
-                          <a:blip r:embed="rId16"/>
+                          <a:blip r:embed="rId10"/>
                           <a:stretch>
                             <a:fillRect/>
                           </a:stretch>
@@ -1196,13 +1178,7 @@
               </w:drawing>
             </w:r>
             <w:r>
-              <w:t xml:space="preserve"> </w:t>
-            </w:r>
-            <w:r>
-              <w:t xml:space="preserve"> </w:t>
-            </w:r>
-            <w:r>
-              <w:t xml:space="preserve">Data B</w:t>
+              <w:t xml:space="preserve">  Data B</w:t>
             </w:r>
           </w:p>
         </w:tc>
@@ -1213,6 +1189,7 @@
         </w:trPr>
         <w:tc>
           <w:tcPr>
+            <w:tcW w:w="0" w:type="auto"/>
             <w:tcMar>
               <w:top w:w="108" w:type="dxa"/>
               <w:bottom w:w="108" w:type="dxa"/>
@@ -1221,449 +1198,492 @@
           <w:tbl>
             <w:tblPr>
               <w:tblStyle w:val="Table"/>
-              <w:tblW w:type="auto" w:w="0"/>
-              <w:tblLook w:firstRow="1" w:lastRow="0" w:firstColumn="0" w:lastColumn="0" w:noHBand="0" w:noVBand="0" w:val="0020"/>
+              <w:tblW w:w="0" w:type="auto"/>
+              <w:tblLook w:val="0020" w:firstRow="1" w:lastRow="0" w:firstColumn="0" w:lastColumn="0" w:noHBand="0" w:noVBand="0"/>
             </w:tblPr>
             <w:tblGrid>
-              <w:gridCol w:w="1584"/>
-              <w:gridCol w:w="1584"/>
-              <w:gridCol w:w="1584"/>
-              <w:gridCol w:w="1584"/>
-              <w:gridCol w:w="1584"/>
+              <w:gridCol w:w="1649"/>
+              <w:gridCol w:w="1725"/>
+              <w:gridCol w:w="1297"/>
+              <w:gridCol w:w="791"/>
+              <w:gridCol w:w="2425"/>
             </w:tblGrid>
             <w:tr>
               <w:trPr>
-                <w:tblHeader w:val="on"/>
+                <w:cnfStyle w:val="100000000000" w:firstRow="1" w:lastRow="0" w:firstColumn="0" w:lastColumn="0" w:oddVBand="0" w:evenVBand="0" w:oddHBand="0" w:evenHBand="0" w:firstRowFirstColumn="0" w:firstRowLastColumn="0" w:lastRowFirstColumn="0" w:lastRowLastColumn="0"/>
+                <w:tblHeader/>
               </w:trPr>
               <w:tc>
-                <w:tcPr/>
-                <w:p>
-                  <w:pPr>
-                    <w:pStyle w:val="Compact"/>
-                    <w:jc w:val="left"/>
-                  </w:pPr>
-                  <w:r>
-                    <w:t xml:space="preserve">milk</w:t>
-                  </w:r>
-                </w:p>
-              </w:tc>
-              <w:tc>
-                <w:tcPr/>
-                <w:p>
-                  <w:pPr>
-                    <w:pStyle w:val="Compact"/>
-                    <w:jc w:val="left"/>
-                  </w:pPr>
-                  <w:r>
-                    <w:t xml:space="preserve">cheese_ball</w:t>
-                  </w:r>
-                </w:p>
-              </w:tc>
-              <w:tc>
-                <w:tcPr/>
-                <w:p>
-                  <w:pPr>
-                    <w:pStyle w:val="Compact"/>
-                    <w:jc w:val="left"/>
-                  </w:pPr>
-                  <w:r>
-                    <w:t xml:space="preserve">citric_acid</w:t>
-                  </w:r>
-                </w:p>
-              </w:tc>
-              <w:tc>
-                <w:tcPr/>
-                <w:p>
-                  <w:pPr>
-                    <w:pStyle w:val="Compact"/>
-                    <w:jc w:val="left"/>
-                  </w:pPr>
-                  <w:r>
-                    <w:t xml:space="preserve">salt</w:t>
-                  </w:r>
-                </w:p>
-              </w:tc>
-              <w:tc>
-                <w:tcPr/>
+                <w:tcPr>
+                  <w:tcW w:w="0" w:type="auto"/>
+                </w:tcPr>
+                <w:p>
+                  <w:pPr>
+                    <w:pStyle w:val="Compact"/>
+                  </w:pPr>
+                  <w:r>
+                    <w:t>milk</w:t>
+                  </w:r>
+                </w:p>
+              </w:tc>
+              <w:tc>
+                <w:tcPr>
+                  <w:tcW w:w="0" w:type="auto"/>
+                </w:tcPr>
+                <w:p>
+                  <w:pPr>
+                    <w:pStyle w:val="Compact"/>
+                  </w:pPr>
+                  <w:r>
+                    <w:t>cheese_ball</w:t>
+                  </w:r>
+                </w:p>
+              </w:tc>
+              <w:tc>
+                <w:tcPr>
+                  <w:tcW w:w="0" w:type="auto"/>
+                </w:tcPr>
+                <w:p>
+                  <w:pPr>
+                    <w:pStyle w:val="Compact"/>
+                  </w:pPr>
+                  <w:r>
+                    <w:t>citric_acid</w:t>
+                  </w:r>
+                </w:p>
+              </w:tc>
+              <w:tc>
+                <w:tcPr>
+                  <w:tcW w:w="0" w:type="auto"/>
+                </w:tcPr>
+                <w:p>
+                  <w:pPr>
+                    <w:pStyle w:val="Compact"/>
+                  </w:pPr>
+                  <w:r>
+                    <w:t>salt</w:t>
+                  </w:r>
+                </w:p>
+              </w:tc>
+              <w:tc>
+                <w:tcPr>
+                  <w:tcW w:w="0" w:type="auto"/>
+                </w:tcPr>
                 <w:p>
                   <w:pPr>
                     <w:pStyle w:val="Compact"/>
                     <w:jc w:val="right"/>
                   </w:pPr>
                   <w:r>
-                    <w:t xml:space="preserve">mean_moisture_perc</w:t>
+                    <w:t>mean_moisture_perc</w:t>
                   </w:r>
                 </w:p>
               </w:tc>
             </w:tr>
             <w:tr>
               <w:tc>
-                <w:tcPr/>
-                <w:p>
-                  <w:pPr>
-                    <w:pStyle w:val="Compact"/>
-                    <w:jc w:val="left"/>
-                  </w:pPr>
-                  <w:r>
-                    <w:t xml:space="preserve">Organic Local</w:t>
-                  </w:r>
-                </w:p>
-              </w:tc>
-              <w:tc>
-                <w:tcPr/>
-                <w:p>
-                  <w:pPr>
-                    <w:pStyle w:val="Compact"/>
-                    <w:jc w:val="left"/>
-                  </w:pPr>
-                  <w:r>
-                    <w:t xml:space="preserve">cheese_ball01</w:t>
-                  </w:r>
-                </w:p>
-              </w:tc>
-              <w:tc>
-                <w:tcPr/>
-                <w:p>
-                  <w:pPr>
-                    <w:pStyle w:val="Compact"/>
-                    <w:jc w:val="left"/>
-                  </w:pPr>
-                  <w:r>
-                    <w:t xml:space="preserve">1.5 tsp.</w:t>
-                  </w:r>
-                </w:p>
-              </w:tc>
-              <w:tc>
-                <w:tcPr/>
-                <w:p>
-                  <w:pPr>
-                    <w:pStyle w:val="Compact"/>
-                    <w:jc w:val="left"/>
-                  </w:pPr>
-                  <w:r>
-                    <w:t xml:space="preserve">2 tsp.</w:t>
-                  </w:r>
-                </w:p>
-              </w:tc>
-              <w:tc>
-                <w:tcPr/>
+                <w:tcPr>
+                  <w:tcW w:w="0" w:type="auto"/>
+                </w:tcPr>
+                <w:p>
+                  <w:pPr>
+                    <w:pStyle w:val="Compact"/>
+                  </w:pPr>
+                  <w:r>
+                    <w:t>Organic Local</w:t>
+                  </w:r>
+                </w:p>
+              </w:tc>
+              <w:tc>
+                <w:tcPr>
+                  <w:tcW w:w="0" w:type="auto"/>
+                </w:tcPr>
+                <w:p>
+                  <w:pPr>
+                    <w:pStyle w:val="Compact"/>
+                  </w:pPr>
+                  <w:r>
+                    <w:t>cheese_ball01</w:t>
+                  </w:r>
+                </w:p>
+              </w:tc>
+              <w:tc>
+                <w:tcPr>
+                  <w:tcW w:w="0" w:type="auto"/>
+                </w:tcPr>
+                <w:p>
+                  <w:pPr>
+                    <w:pStyle w:val="Compact"/>
+                  </w:pPr>
+                  <w:r>
+                    <w:t>1.5 tsp.</w:t>
+                  </w:r>
+                </w:p>
+              </w:tc>
+              <w:tc>
+                <w:tcPr>
+                  <w:tcW w:w="0" w:type="auto"/>
+                </w:tcPr>
+                <w:p>
+                  <w:pPr>
+                    <w:pStyle w:val="Compact"/>
+                  </w:pPr>
+                  <w:r>
+                    <w:t>2 tsp.</w:t>
+                  </w:r>
+                </w:p>
+              </w:tc>
+              <w:tc>
+                <w:tcPr>
+                  <w:tcW w:w="0" w:type="auto"/>
+                </w:tcPr>
                 <w:p>
                   <w:pPr>
                     <w:pStyle w:val="Compact"/>
                     <w:jc w:val="right"/>
                   </w:pPr>
                   <w:r>
-                    <w:t xml:space="preserve">58.90494</w:t>
+                    <w:t>58.90494</w:t>
                   </w:r>
                 </w:p>
               </w:tc>
             </w:tr>
             <w:tr>
               <w:tc>
-                <w:tcPr/>
-                <w:p>
-                  <w:pPr>
-                    <w:pStyle w:val="Compact"/>
-                    <w:jc w:val="left"/>
-                  </w:pPr>
-                  <w:r>
-                    <w:t xml:space="preserve">Organic Local</w:t>
-                  </w:r>
-                </w:p>
-              </w:tc>
-              <w:tc>
-                <w:tcPr/>
-                <w:p>
-                  <w:pPr>
-                    <w:pStyle w:val="Compact"/>
-                    <w:jc w:val="left"/>
-                  </w:pPr>
-                  <w:r>
-                    <w:t xml:space="preserve">cheese_ball02</w:t>
-                  </w:r>
-                </w:p>
-              </w:tc>
-              <w:tc>
-                <w:tcPr/>
-                <w:p>
-                  <w:pPr>
-                    <w:pStyle w:val="Compact"/>
-                    <w:jc w:val="left"/>
-                  </w:pPr>
-                  <w:r>
-                    <w:t xml:space="preserve">1.25 tsp.</w:t>
-                  </w:r>
-                </w:p>
-              </w:tc>
-              <w:tc>
-                <w:tcPr/>
-                <w:p>
-                  <w:pPr>
-                    <w:pStyle w:val="Compact"/>
-                    <w:jc w:val="left"/>
-                  </w:pPr>
-                  <w:r>
-                    <w:t xml:space="preserve">2 tsp.</w:t>
-                  </w:r>
-                </w:p>
-              </w:tc>
-              <w:tc>
-                <w:tcPr/>
+                <w:tcPr>
+                  <w:tcW w:w="0" w:type="auto"/>
+                </w:tcPr>
+                <w:p>
+                  <w:pPr>
+                    <w:pStyle w:val="Compact"/>
+                  </w:pPr>
+                  <w:r>
+                    <w:t>Organic Local</w:t>
+                  </w:r>
+                </w:p>
+              </w:tc>
+              <w:tc>
+                <w:tcPr>
+                  <w:tcW w:w="0" w:type="auto"/>
+                </w:tcPr>
+                <w:p>
+                  <w:pPr>
+                    <w:pStyle w:val="Compact"/>
+                  </w:pPr>
+                  <w:r>
+                    <w:t>cheese_ball02</w:t>
+                  </w:r>
+                </w:p>
+              </w:tc>
+              <w:tc>
+                <w:tcPr>
+                  <w:tcW w:w="0" w:type="auto"/>
+                </w:tcPr>
+                <w:p>
+                  <w:pPr>
+                    <w:pStyle w:val="Compact"/>
+                  </w:pPr>
+                  <w:r>
+                    <w:t>1.25 tsp.</w:t>
+                  </w:r>
+                </w:p>
+              </w:tc>
+              <w:tc>
+                <w:tcPr>
+                  <w:tcW w:w="0" w:type="auto"/>
+                </w:tcPr>
+                <w:p>
+                  <w:pPr>
+                    <w:pStyle w:val="Compact"/>
+                  </w:pPr>
+                  <w:r>
+                    <w:t>2 tsp.</w:t>
+                  </w:r>
+                </w:p>
+              </w:tc>
+              <w:tc>
+                <w:tcPr>
+                  <w:tcW w:w="0" w:type="auto"/>
+                </w:tcPr>
                 <w:p>
                   <w:pPr>
                     <w:pStyle w:val="Compact"/>
                     <w:jc w:val="right"/>
                   </w:pPr>
                   <w:r>
-                    <w:t xml:space="preserve">60.42562</w:t>
+                    <w:t>60.42562</w:t>
                   </w:r>
                 </w:p>
               </w:tc>
             </w:tr>
             <w:tr>
               <w:tc>
-                <w:tcPr/>
-                <w:p>
-                  <w:pPr>
-                    <w:pStyle w:val="Compact"/>
-                    <w:jc w:val="left"/>
-                  </w:pPr>
-                  <w:r>
-                    <w:t xml:space="preserve">Organic Local</w:t>
-                  </w:r>
-                </w:p>
-              </w:tc>
-              <w:tc>
-                <w:tcPr/>
-                <w:p>
-                  <w:pPr>
-                    <w:pStyle w:val="Compact"/>
-                    <w:jc w:val="left"/>
-                  </w:pPr>
-                  <w:r>
-                    <w:t xml:space="preserve">cheese_ball03</w:t>
-                  </w:r>
-                </w:p>
-              </w:tc>
-              <w:tc>
-                <w:tcPr/>
-                <w:p>
-                  <w:pPr>
-                    <w:pStyle w:val="Compact"/>
-                    <w:jc w:val="left"/>
-                  </w:pPr>
-                  <w:r>
-                    <w:t xml:space="preserve">1.25 tsp.</w:t>
-                  </w:r>
-                </w:p>
-              </w:tc>
-              <w:tc>
-                <w:tcPr/>
-                <w:p>
-                  <w:pPr>
-                    <w:pStyle w:val="Compact"/>
-                    <w:jc w:val="left"/>
-                  </w:pPr>
-                  <w:r>
-                    <w:t xml:space="preserve">1 tsp.</w:t>
-                  </w:r>
-                </w:p>
-              </w:tc>
-              <w:tc>
-                <w:tcPr/>
+                <w:tcPr>
+                  <w:tcW w:w="0" w:type="auto"/>
+                </w:tcPr>
+                <w:p>
+                  <w:pPr>
+                    <w:pStyle w:val="Compact"/>
+                  </w:pPr>
+                  <w:r>
+                    <w:t>Organic Local</w:t>
+                  </w:r>
+                </w:p>
+              </w:tc>
+              <w:tc>
+                <w:tcPr>
+                  <w:tcW w:w="0" w:type="auto"/>
+                </w:tcPr>
+                <w:p>
+                  <w:pPr>
+                    <w:pStyle w:val="Compact"/>
+                  </w:pPr>
+                  <w:r>
+                    <w:t>cheese_ball03</w:t>
+                  </w:r>
+                </w:p>
+              </w:tc>
+              <w:tc>
+                <w:tcPr>
+                  <w:tcW w:w="0" w:type="auto"/>
+                </w:tcPr>
+                <w:p>
+                  <w:pPr>
+                    <w:pStyle w:val="Compact"/>
+                  </w:pPr>
+                  <w:r>
+                    <w:t>1.25 tsp.</w:t>
+                  </w:r>
+                </w:p>
+              </w:tc>
+              <w:tc>
+                <w:tcPr>
+                  <w:tcW w:w="0" w:type="auto"/>
+                </w:tcPr>
+                <w:p>
+                  <w:pPr>
+                    <w:pStyle w:val="Compact"/>
+                  </w:pPr>
+                  <w:r>
+                    <w:t>1 tsp.</w:t>
+                  </w:r>
+                </w:p>
+              </w:tc>
+              <w:tc>
+                <w:tcPr>
+                  <w:tcW w:w="0" w:type="auto"/>
+                </w:tcPr>
                 <w:p>
                   <w:pPr>
                     <w:pStyle w:val="Compact"/>
                     <w:jc w:val="right"/>
                   </w:pPr>
                   <w:r>
-                    <w:t xml:space="preserve">56.82857</w:t>
+                    <w:t>56.82857</w:t>
                   </w:r>
                 </w:p>
               </w:tc>
             </w:tr>
             <w:tr>
               <w:tc>
-                <w:tcPr/>
-                <w:p>
-                  <w:pPr>
-                    <w:pStyle w:val="Compact"/>
-                    <w:jc w:val="left"/>
-                  </w:pPr>
-                  <w:r>
-                    <w:t xml:space="preserve">Organic Local</w:t>
-                  </w:r>
-                </w:p>
-              </w:tc>
-              <w:tc>
-                <w:tcPr/>
-                <w:p>
-                  <w:pPr>
-                    <w:pStyle w:val="Compact"/>
-                    <w:jc w:val="left"/>
-                  </w:pPr>
-                  <w:r>
-                    <w:t xml:space="preserve">cheese_ball04</w:t>
-                  </w:r>
-                </w:p>
-              </w:tc>
-              <w:tc>
-                <w:tcPr/>
-                <w:p>
-                  <w:pPr>
-                    <w:pStyle w:val="Compact"/>
-                    <w:jc w:val="left"/>
-                  </w:pPr>
-                  <w:r>
-                    <w:t xml:space="preserve">1.5 tsp.</w:t>
-                  </w:r>
-                </w:p>
-              </w:tc>
-              <w:tc>
-                <w:tcPr/>
-                <w:p>
-                  <w:pPr>
-                    <w:pStyle w:val="Compact"/>
-                    <w:jc w:val="left"/>
-                  </w:pPr>
-                  <w:r>
-                    <w:t xml:space="preserve">1 tsp.</w:t>
-                  </w:r>
-                </w:p>
-              </w:tc>
-              <w:tc>
-                <w:tcPr/>
+                <w:tcPr>
+                  <w:tcW w:w="0" w:type="auto"/>
+                </w:tcPr>
+                <w:p>
+                  <w:pPr>
+                    <w:pStyle w:val="Compact"/>
+                  </w:pPr>
+                  <w:r>
+                    <w:t>Organic Local</w:t>
+                  </w:r>
+                </w:p>
+              </w:tc>
+              <w:tc>
+                <w:tcPr>
+                  <w:tcW w:w="0" w:type="auto"/>
+                </w:tcPr>
+                <w:p>
+                  <w:pPr>
+                    <w:pStyle w:val="Compact"/>
+                  </w:pPr>
+                  <w:r>
+                    <w:t>cheese_ball04</w:t>
+                  </w:r>
+                </w:p>
+              </w:tc>
+              <w:tc>
+                <w:tcPr>
+                  <w:tcW w:w="0" w:type="auto"/>
+                </w:tcPr>
+                <w:p>
+                  <w:pPr>
+                    <w:pStyle w:val="Compact"/>
+                  </w:pPr>
+                  <w:r>
+                    <w:t>1.5 tsp.</w:t>
+                  </w:r>
+                </w:p>
+              </w:tc>
+              <w:tc>
+                <w:tcPr>
+                  <w:tcW w:w="0" w:type="auto"/>
+                </w:tcPr>
+                <w:p>
+                  <w:pPr>
+                    <w:pStyle w:val="Compact"/>
+                  </w:pPr>
+                  <w:r>
+                    <w:t>1 tsp.</w:t>
+                  </w:r>
+                </w:p>
+              </w:tc>
+              <w:tc>
+                <w:tcPr>
+                  <w:tcW w:w="0" w:type="auto"/>
+                </w:tcPr>
                 <w:p>
                   <w:pPr>
                     <w:pStyle w:val="Compact"/>
                     <w:jc w:val="right"/>
                   </w:pPr>
                   <w:r>
-                    <w:t xml:space="preserve">60.03801</w:t>
+                    <w:t>60.03801</w:t>
                   </w:r>
                 </w:p>
               </w:tc>
             </w:tr>
             <w:tr>
               <w:tc>
-                <w:tcPr/>
-                <w:p>
-                  <w:pPr>
-                    <w:pStyle w:val="Compact"/>
-                    <w:jc w:val="left"/>
-                  </w:pPr>
-                  <w:r>
-                    <w:t xml:space="preserve">Organic Local</w:t>
-                  </w:r>
-                </w:p>
-              </w:tc>
-              <w:tc>
-                <w:tcPr/>
-                <w:p>
-                  <w:pPr>
-                    <w:pStyle w:val="Compact"/>
-                    <w:jc w:val="left"/>
-                  </w:pPr>
-                  <w:r>
-                    <w:t xml:space="preserve">cheese_ball05</w:t>
-                  </w:r>
-                </w:p>
-              </w:tc>
-              <w:tc>
-                <w:tcPr/>
-                <w:p>
-                  <w:pPr>
-                    <w:pStyle w:val="Compact"/>
-                    <w:jc w:val="left"/>
-                  </w:pPr>
-                  <w:r>
-                    <w:t xml:space="preserve">1.75 tsp.</w:t>
-                  </w:r>
-                </w:p>
-              </w:tc>
-              <w:tc>
-                <w:tcPr/>
-                <w:p>
-                  <w:pPr>
-                    <w:pStyle w:val="Compact"/>
-                    <w:jc w:val="left"/>
-                  </w:pPr>
-                  <w:r>
-                    <w:t xml:space="preserve">1 tsp.</w:t>
-                  </w:r>
-                </w:p>
-              </w:tc>
-              <w:tc>
-                <w:tcPr/>
+                <w:tcPr>
+                  <w:tcW w:w="0" w:type="auto"/>
+                </w:tcPr>
+                <w:p>
+                  <w:pPr>
+                    <w:pStyle w:val="Compact"/>
+                  </w:pPr>
+                  <w:r>
+                    <w:t>Organic Local</w:t>
+                  </w:r>
+                </w:p>
+              </w:tc>
+              <w:tc>
+                <w:tcPr>
+                  <w:tcW w:w="0" w:type="auto"/>
+                </w:tcPr>
+                <w:p>
+                  <w:pPr>
+                    <w:pStyle w:val="Compact"/>
+                  </w:pPr>
+                  <w:r>
+                    <w:t>cheese_ball05</w:t>
+                  </w:r>
+                </w:p>
+              </w:tc>
+              <w:tc>
+                <w:tcPr>
+                  <w:tcW w:w="0" w:type="auto"/>
+                </w:tcPr>
+                <w:p>
+                  <w:pPr>
+                    <w:pStyle w:val="Compact"/>
+                  </w:pPr>
+                  <w:r>
+                    <w:t>1.75 tsp.</w:t>
+                  </w:r>
+                </w:p>
+              </w:tc>
+              <w:tc>
+                <w:tcPr>
+                  <w:tcW w:w="0" w:type="auto"/>
+                </w:tcPr>
+                <w:p>
+                  <w:pPr>
+                    <w:pStyle w:val="Compact"/>
+                  </w:pPr>
+                  <w:r>
+                    <w:t>1 tsp.</w:t>
+                  </w:r>
+                </w:p>
+              </w:tc>
+              <w:tc>
+                <w:tcPr>
+                  <w:tcW w:w="0" w:type="auto"/>
+                </w:tcPr>
                 <w:p>
                   <w:pPr>
                     <w:pStyle w:val="Compact"/>
                     <w:jc w:val="right"/>
                   </w:pPr>
                   <w:r>
-                    <w:t xml:space="preserve">61.50799</w:t>
+                    <w:t>61.50799</w:t>
                   </w:r>
                 </w:p>
               </w:tc>
             </w:tr>
             <w:tr>
               <w:tc>
-                <w:tcPr/>
-                <w:p>
-                  <w:pPr>
-                    <w:pStyle w:val="Compact"/>
-                    <w:jc w:val="left"/>
-                  </w:pPr>
-                  <w:r>
-                    <w:t xml:space="preserve">Organic Local</w:t>
-                  </w:r>
-                </w:p>
-              </w:tc>
-              <w:tc>
-                <w:tcPr/>
-                <w:p>
-                  <w:pPr>
-                    <w:pStyle w:val="Compact"/>
-                    <w:jc w:val="left"/>
-                  </w:pPr>
-                  <w:r>
-                    <w:t xml:space="preserve">cheese_ball06</w:t>
-                  </w:r>
-                </w:p>
-              </w:tc>
-              <w:tc>
-                <w:tcPr/>
-                <w:p>
-                  <w:pPr>
-                    <w:pStyle w:val="Compact"/>
-                    <w:jc w:val="left"/>
-                  </w:pPr>
-                  <w:r>
-                    <w:t xml:space="preserve">1 tsp.</w:t>
-                  </w:r>
-                </w:p>
-              </w:tc>
-              <w:tc>
-                <w:tcPr/>
-                <w:p>
-                  <w:pPr>
-                    <w:pStyle w:val="Compact"/>
-                    <w:jc w:val="left"/>
-                  </w:pPr>
-                  <w:r>
-                    <w:t xml:space="preserve">1 tsp.</w:t>
-                  </w:r>
-                </w:p>
-              </w:tc>
-              <w:tc>
-                <w:tcPr/>
+                <w:tcPr>
+                  <w:tcW w:w="0" w:type="auto"/>
+                </w:tcPr>
+                <w:p>
+                  <w:pPr>
+                    <w:pStyle w:val="Compact"/>
+                  </w:pPr>
+                  <w:r>
+                    <w:t>Organic Local</w:t>
+                  </w:r>
+                </w:p>
+              </w:tc>
+              <w:tc>
+                <w:tcPr>
+                  <w:tcW w:w="0" w:type="auto"/>
+                </w:tcPr>
+                <w:p>
+                  <w:pPr>
+                    <w:pStyle w:val="Compact"/>
+                  </w:pPr>
+                  <w:r>
+                    <w:t>cheese_ball06</w:t>
+                  </w:r>
+                </w:p>
+              </w:tc>
+              <w:tc>
+                <w:tcPr>
+                  <w:tcW w:w="0" w:type="auto"/>
+                </w:tcPr>
+                <w:p>
+                  <w:pPr>
+                    <w:pStyle w:val="Compact"/>
+                  </w:pPr>
+                  <w:r>
+                    <w:t>1 tsp.</w:t>
+                  </w:r>
+                </w:p>
+              </w:tc>
+              <w:tc>
+                <w:tcPr>
+                  <w:tcW w:w="0" w:type="auto"/>
+                </w:tcPr>
+                <w:p>
+                  <w:pPr>
+                    <w:pStyle w:val="Compact"/>
+                  </w:pPr>
+                  <w:r>
+                    <w:t>1 tsp.</w:t>
+                  </w:r>
+                </w:p>
+              </w:tc>
+              <w:tc>
+                <w:tcPr>
+                  <w:tcW w:w="0" w:type="auto"/>
+                </w:tcPr>
                 <w:p>
                   <w:pPr>
                     <w:pStyle w:val="Compact"/>
                     <w:jc w:val="right"/>
                   </w:pPr>
                   <w:r>
-                    <w:t xml:space="preserve">58.82087</w:t>
+                    <w:t>58.82087</w:t>
                   </w:r>
                 </w:p>
               </w:tc>
@@ -1673,20 +1693,21 @@
         </w:tc>
       </w:tr>
     </w:tbl>
-    <w:bookmarkEnd w:id="21"/>
-    <w:bookmarkStart w:id="25" w:name="part-b-statistical-model"/>
     <w:p>
       <w:pPr>
         <w:pStyle w:val="Heading1"/>
       </w:pPr>
-      <w:r>
-        <w:t xml:space="preserve">Part B: Statistical Model</w:t>
+      <w:bookmarkStart w:id="2" w:name="part-b-statistical-model"/>
+      <w:bookmarkEnd w:id="1"/>
+      <w:r>
+        <w:lastRenderedPageBreak/>
+        <w:t>Part B: Statistical Model</w:t>
       </w:r>
     </w:p>
     <w:tbl>
       <w:tblPr>
         <w:tblStyle w:val="Table"/>
-        <w:tblLook w:firstRow="0" w:lastRow="0" w:firstColumn="0" w:lastColumn="0" w:noHBand="0" w:noVBand="0" w:val="0000"/>
+        <w:tblW w:w="0" w:type="auto"/>
         <w:tblBorders>
           <w:top w:val="single" w:sz="4" w:space="0" w:color="CC1914"/>
           <w:left w:val="single" w:sz="24" w:space="0" w:color="CC1914"/>
@@ -1697,15 +1718,19 @@
           <w:left w:w="144" w:type="dxa"/>
           <w:right w:w="144" w:type="dxa"/>
         </w:tblCellMar>
-        <w:tblLook w:firstRow="0" w:lastRow="0" w:firstColumn="0" w:lastColumn="0" w:noHBand="0" w:noVBand="0" w:val="0000"/>
+        <w:tblLook w:val="0000" w:firstRow="0" w:lastRow="0" w:firstColumn="0" w:lastColumn="0" w:noHBand="0" w:noVBand="0"/>
       </w:tblPr>
+      <w:tblGrid>
+        <w:gridCol w:w="9205"/>
+      </w:tblGrid>
       <w:tr>
         <w:trPr>
           <w:cantSplit/>
         </w:trPr>
         <w:tc>
           <w:tcPr>
-            <w:shd w:color="auto" w:fill="f7dddc" w:val="clear"/>
+            <w:tcW w:w="0" w:type="auto"/>
+            <w:shd w:val="clear" w:color="auto" w:fill="F7DDDC"/>
             <w:tcMar>
               <w:top w:w="92" w:type="dxa"/>
               <w:bottom w:w="92" w:type="dxa"/>
@@ -1714,28 +1739,30 @@
           <w:p>
             <w:pPr>
               <w:pStyle w:val="FirstParagraph"/>
-            </w:pPr>
-            <w:pPr>
               <w:spacing w:before="0" w:after="0"/>
               <w:textAlignment w:val="center"/>
             </w:pPr>
             <w:r>
+              <w:rPr>
+                <w:noProof/>
+              </w:rPr>
               <w:drawing>
-                <wp:inline>
+                <wp:inline distT="0" distB="0" distL="0" distR="0" wp14:anchorId="58A5C886" wp14:editId="6B0AA667">
                   <wp:extent cx="152400" cy="152400"/>
-                  <wp:effectExtent b="0" l="0" r="0" t="0"/>
-                  <wp:docPr descr="" title="" id="23" name="Picture"/>
-                  <a:graphic>
+                  <wp:effectExtent l="0" t="0" r="0" b="0"/>
+                  <wp:docPr id="23" name="Picture"/>
+                  <wp:cNvGraphicFramePr/>
+                  <a:graphic xmlns:a="http://schemas.openxmlformats.org/drawingml/2006/main">
                     <a:graphicData uri="http://schemas.openxmlformats.org/drawingml/2006/picture">
-                      <pic:pic>
+                      <pic:pic xmlns:pic="http://schemas.openxmlformats.org/drawingml/2006/picture">
                         <pic:nvPicPr>
-                          <pic:cNvPr descr="/Applications/quarto/share/formats/docx/important.png" id="24" name="Picture"/>
+                          <pic:cNvPr id="24" name="Picture" descr="/Applications/quarto/share/formats/docx/important.png"/>
                           <pic:cNvPicPr>
-                            <a:picLocks noChangeArrowheads="1" noChangeAspect="1"/>
+                            <a:picLocks noChangeAspect="1" noChangeArrowheads="1"/>
                           </pic:cNvPicPr>
                         </pic:nvPicPr>
                         <pic:blipFill>
-                          <a:blip r:embed="rId22"/>
+                          <a:blip r:embed="rId11"/>
                           <a:stretch>
                             <a:fillRect/>
                           </a:stretch>
@@ -1762,13 +1789,7 @@
               </w:drawing>
             </w:r>
             <w:r>
-              <w:t xml:space="preserve"> </w:t>
-            </w:r>
-            <w:r>
-              <w:t xml:space="preserve"> </w:t>
-            </w:r>
-            <w:r>
-              <w:t xml:space="preserve">Important</w:t>
+              <w:t xml:space="preserve">  Important</w:t>
             </w:r>
           </w:p>
         </w:tc>
@@ -1779,6 +1800,7 @@
         </w:trPr>
         <w:tc>
           <w:tcPr>
+            <w:tcW w:w="0" w:type="auto"/>
             <w:tcMar>
               <w:top w:w="108" w:type="dxa"/>
               <w:bottom w:w="108" w:type="dxa"/>
@@ -1787,12 +1809,10 @@
           <w:p>
             <w:pPr>
               <w:pStyle w:val="BodyText"/>
-            </w:pPr>
-            <w:pPr>
               <w:spacing w:before="16" w:after="16"/>
             </w:pPr>
             <w:r>
-              <w:t xml:space="preserve">For the rest of the activity, assume we have used the appropriate data for the analysis!!</w:t>
+              <w:t>For the rest of the activity, assume we have used the appropriate data for the analysis!!</w:t>
             </w:r>
           </w:p>
           <w:p/>
@@ -1808,13 +1828,10 @@
           <w:b/>
           <w:bCs/>
         </w:rPr>
-        <w:t xml:space="preserve">6.</w:t>
-      </w:r>
-      <w:r>
-        <w:t xml:space="preserve"> </w:t>
-      </w:r>
-      <w:r>
-        <w:t xml:space="preserve">State the statistical effects model for a two-factorial RCBD from Module 5.</w:t>
+        <w:t>6.</w:t>
+      </w:r>
+      <w:r>
+        <w:t xml:space="preserve"> State the statistical effects model for a two-factorial RCBD from Module 5.</w:t>
       </w:r>
     </w:p>
     <w:p>
@@ -1822,55 +1839,58 @@
         <w:pStyle w:val="BodyText"/>
       </w:pPr>
       <w:r>
-        <w:t xml:space="preserve">Make sure to define</w:t>
-      </w:r>
-      <w:r>
-        <w:t xml:space="preserve"> </w:t>
+        <w:t xml:space="preserve">Make sure to define </w:t>
       </w:r>
       <w:r>
         <w:rPr>
           <w:b/>
           <w:bCs/>
         </w:rPr>
-        <w:t xml:space="preserve">all</w:t>
-      </w:r>
-      <w:r>
-        <w:t xml:space="preserve"> </w:t>
-      </w:r>
-      <w:r>
-        <w:t xml:space="preserve">terms, denote</w:t>
-      </w:r>
-      <w:r>
-        <w:t xml:space="preserve"> </w:t>
+        <w:t>all</w:t>
+      </w:r>
+      <w:r>
+        <w:t xml:space="preserve"> terms, denote </w:t>
       </w:r>
       <m:oMath>
         <m:r>
+          <w:rPr>
+            <w:rFonts w:ascii="Cambria Math" w:hAnsi="Cambria Math"/>
+          </w:rPr>
           <m:t>i</m:t>
         </m:r>
         <m:r>
           <m:rPr>
             <m:sty m:val="p"/>
           </m:rPr>
+          <w:rPr>
+            <w:rFonts w:ascii="Cambria Math" w:hAnsi="Cambria Math"/>
+          </w:rPr>
           <m:t>,</m:t>
         </m:r>
         <m:r>
+          <w:rPr>
+            <w:rFonts w:ascii="Cambria Math" w:hAnsi="Cambria Math"/>
+          </w:rPr>
           <m:t>j</m:t>
         </m:r>
         <m:r>
           <m:rPr>
             <m:sty m:val="p"/>
           </m:rPr>
+          <w:rPr>
+            <w:rFonts w:ascii="Cambria Math" w:hAnsi="Cambria Math"/>
+          </w:rPr>
           <m:t>,</m:t>
         </m:r>
         <m:r>
+          <w:rPr>
+            <w:rFonts w:ascii="Cambria Math" w:hAnsi="Cambria Math"/>
+          </w:rPr>
           <m:t>m</m:t>
         </m:r>
       </m:oMath>
       <w:r>
-        <w:t xml:space="preserve"> </w:t>
-      </w:r>
-      <w:r>
-        <w:t xml:space="preserve">values, and include assumptions.</w:t>
+        <w:t xml:space="preserve"> values, and include assumptions.</w:t>
       </w:r>
     </w:p>
     <w:p>
@@ -1882,55 +1902,59 @@
           <w:b/>
           <w:bCs/>
         </w:rPr>
-        <w:t xml:space="preserve">7.</w:t>
-      </w:r>
-      <w:r>
-        <w:t xml:space="preserve"> </w:t>
-      </w:r>
-      <w:r>
-        <w:t xml:space="preserve">Fill in the skeleton ANOVA table for the analysis of this experiment using the RCBD analyses we have learned so far. (delete rows you don’t need)</w:t>
+        <w:t>7.</w:t>
+      </w:r>
+      <w:r>
+        <w:t xml:space="preserve"> Fill in the skeleton ANOVA table for the analysis of this experiment using the RCBD analyses we have learned so far. (delete rows you don’t need)</w:t>
       </w:r>
     </w:p>
     <w:tbl>
       <w:tblPr>
         <w:tblStyle w:val="Table"/>
-        <w:tblW w:type="auto" w:w="0"/>
-        <w:tblLook w:firstRow="1" w:lastRow="0" w:firstColumn="0" w:lastColumn="0" w:noHBand="0" w:noVBand="0" w:val="0020"/>
+        <w:tblW w:w="0" w:type="auto"/>
+        <w:tblLook w:val="0020" w:firstRow="1" w:lastRow="0" w:firstColumn="0" w:lastColumn="0" w:noHBand="0" w:noVBand="0"/>
       </w:tblPr>
       <w:tblGrid>
-        <w:gridCol w:w="3960"/>
-        <w:gridCol w:w="3960"/>
+        <w:gridCol w:w="2186"/>
+        <w:gridCol w:w="507"/>
       </w:tblGrid>
       <w:tr>
         <w:trPr>
-          <w:tblHeader w:val="on"/>
+          <w:cnfStyle w:val="100000000000" w:firstRow="1" w:lastRow="0" w:firstColumn="0" w:lastColumn="0" w:oddVBand="0" w:evenVBand="0" w:oddHBand="0" w:evenHBand="0" w:firstRowFirstColumn="0" w:firstRowLastColumn="0" w:lastRowFirstColumn="0" w:lastRowLastColumn="0"/>
+          <w:tblHeader/>
         </w:trPr>
         <w:tc>
-          <w:tcPr/>
+          <w:tcPr>
+            <w:tcW w:w="0" w:type="auto"/>
+          </w:tcPr>
           <w:p>
             <w:pPr>
               <w:pStyle w:val="Compact"/>
             </w:pPr>
             <w:r>
-              <w:t xml:space="preserve">Source of Variation</w:t>
+              <w:t>Source of Variation</w:t>
             </w:r>
           </w:p>
         </w:tc>
         <w:tc>
-          <w:tcPr/>
+          <w:tcPr>
+            <w:tcW w:w="0" w:type="auto"/>
+          </w:tcPr>
           <w:p>
             <w:pPr>
               <w:pStyle w:val="Compact"/>
             </w:pPr>
             <w:r>
-              <w:t xml:space="preserve">DF</w:t>
+              <w:t>DF</w:t>
             </w:r>
           </w:p>
         </w:tc>
       </w:tr>
       <w:tr>
         <w:tc>
-          <w:tcPr/>
+          <w:tcPr>
+            <w:tcW w:w="0" w:type="auto"/>
+          </w:tcPr>
           <w:p>
             <w:pPr>
               <w:pStyle w:val="Compact"/>
@@ -1938,7 +1962,9 @@
           </w:p>
         </w:tc>
         <w:tc>
-          <w:tcPr/>
+          <w:tcPr>
+            <w:tcW w:w="0" w:type="auto"/>
+          </w:tcPr>
           <w:p>
             <w:pPr>
               <w:pStyle w:val="Compact"/>
@@ -1948,7 +1974,9 @@
       </w:tr>
       <w:tr>
         <w:tc>
-          <w:tcPr/>
+          <w:tcPr>
+            <w:tcW w:w="0" w:type="auto"/>
+          </w:tcPr>
           <w:p>
             <w:pPr>
               <w:pStyle w:val="Compact"/>
@@ -1956,7 +1984,9 @@
           </w:p>
         </w:tc>
         <w:tc>
-          <w:tcPr/>
+          <w:tcPr>
+            <w:tcW w:w="0" w:type="auto"/>
+          </w:tcPr>
           <w:p>
             <w:pPr>
               <w:pStyle w:val="Compact"/>
@@ -1966,7 +1996,9 @@
       </w:tr>
       <w:tr>
         <w:tc>
-          <w:tcPr/>
+          <w:tcPr>
+            <w:tcW w:w="0" w:type="auto"/>
+          </w:tcPr>
           <w:p>
             <w:pPr>
               <w:pStyle w:val="Compact"/>
@@ -1974,7 +2006,9 @@
           </w:p>
         </w:tc>
         <w:tc>
-          <w:tcPr/>
+          <w:tcPr>
+            <w:tcW w:w="0" w:type="auto"/>
+          </w:tcPr>
           <w:p>
             <w:pPr>
               <w:pStyle w:val="Compact"/>
@@ -1984,7 +2018,9 @@
       </w:tr>
       <w:tr>
         <w:tc>
-          <w:tcPr/>
+          <w:tcPr>
+            <w:tcW w:w="0" w:type="auto"/>
+          </w:tcPr>
           <w:p>
             <w:pPr>
               <w:pStyle w:val="Compact"/>
@@ -1992,7 +2028,9 @@
           </w:p>
         </w:tc>
         <w:tc>
-          <w:tcPr/>
+          <w:tcPr>
+            <w:tcW w:w="0" w:type="auto"/>
+          </w:tcPr>
           <w:p>
             <w:pPr>
               <w:pStyle w:val="Compact"/>
@@ -2002,7 +2040,9 @@
       </w:tr>
       <w:tr>
         <w:tc>
-          <w:tcPr/>
+          <w:tcPr>
+            <w:tcW w:w="0" w:type="auto"/>
+          </w:tcPr>
           <w:p>
             <w:pPr>
               <w:pStyle w:val="Compact"/>
@@ -2010,7 +2050,9 @@
           </w:p>
         </w:tc>
         <w:tc>
-          <w:tcPr/>
+          <w:tcPr>
+            <w:tcW w:w="0" w:type="auto"/>
+          </w:tcPr>
           <w:p>
             <w:pPr>
               <w:pStyle w:val="Compact"/>
@@ -2020,7 +2062,9 @@
       </w:tr>
       <w:tr>
         <w:tc>
-          <w:tcPr/>
+          <w:tcPr>
+            <w:tcW w:w="0" w:type="auto"/>
+          </w:tcPr>
           <w:p>
             <w:pPr>
               <w:pStyle w:val="Compact"/>
@@ -2028,7 +2072,9 @@
           </w:p>
         </w:tc>
         <w:tc>
-          <w:tcPr/>
+          <w:tcPr>
+            <w:tcW w:w="0" w:type="auto"/>
+          </w:tcPr>
           <w:p>
             <w:pPr>
               <w:pStyle w:val="Compact"/>
@@ -2038,7 +2084,9 @@
       </w:tr>
       <w:tr>
         <w:tc>
-          <w:tcPr/>
+          <w:tcPr>
+            <w:tcW w:w="0" w:type="auto"/>
+          </w:tcPr>
           <w:p>
             <w:pPr>
               <w:pStyle w:val="Compact"/>
@@ -2046,7 +2094,9 @@
           </w:p>
         </w:tc>
         <w:tc>
-          <w:tcPr/>
+          <w:tcPr>
+            <w:tcW w:w="0" w:type="auto"/>
+          </w:tcPr>
           <w:p>
             <w:pPr>
               <w:pStyle w:val="Compact"/>
@@ -2056,7 +2106,9 @@
       </w:tr>
       <w:tr>
         <w:tc>
-          <w:tcPr/>
+          <w:tcPr>
+            <w:tcW w:w="0" w:type="auto"/>
+          </w:tcPr>
           <w:p>
             <w:pPr>
               <w:pStyle w:val="Compact"/>
@@ -2064,7 +2116,9 @@
           </w:p>
         </w:tc>
         <w:tc>
-          <w:tcPr/>
+          <w:tcPr>
+            <w:tcW w:w="0" w:type="auto"/>
+          </w:tcPr>
           <w:p>
             <w:pPr>
               <w:pStyle w:val="Compact"/>
@@ -2074,7 +2128,9 @@
       </w:tr>
       <w:tr>
         <w:tc>
-          <w:tcPr/>
+          <w:tcPr>
+            <w:tcW w:w="0" w:type="auto"/>
+          </w:tcPr>
           <w:p>
             <w:pPr>
               <w:pStyle w:val="Compact"/>
@@ -2082,7 +2138,9 @@
           </w:p>
         </w:tc>
         <w:tc>
-          <w:tcPr/>
+          <w:tcPr>
+            <w:tcW w:w="0" w:type="auto"/>
+          </w:tcPr>
           <w:p>
             <w:pPr>
               <w:pStyle w:val="Compact"/>
@@ -2091,14 +2149,14 @@
         </w:tc>
       </w:tr>
     </w:tbl>
-    <w:bookmarkEnd w:id="25"/>
-    <w:bookmarkStart w:id="33" w:name="part-c-r-analysis"/>
     <w:p>
       <w:pPr>
         <w:pStyle w:val="Heading1"/>
       </w:pPr>
-      <w:r>
-        <w:t xml:space="preserve">Part C: R Analysis</w:t>
+      <w:bookmarkStart w:id="3" w:name="part-c-r-analysis"/>
+      <w:bookmarkEnd w:id="2"/>
+      <w:r>
+        <w:t>Part C: R Analysis</w:t>
       </w:r>
     </w:p>
     <w:p>
@@ -2110,41 +2168,29 @@
           <w:b/>
           <w:bCs/>
         </w:rPr>
-        <w:t xml:space="preserve">7.</w:t>
-      </w:r>
-      <w:r>
-        <w:t xml:space="preserve"> </w:t>
-      </w:r>
-      <w:r>
-        <w:t xml:space="preserve">Fill in the appropriate</w:t>
-      </w:r>
-      <w:r>
-        <w:t xml:space="preserve"> </w:t>
+        <w:t>7.</w:t>
+      </w:r>
+      <w:r>
+        <w:t xml:space="preserve"> Fill in the appropriate </w:t>
       </w:r>
       <w:r>
         <w:rPr>
           <w:i/>
           <w:iCs/>
         </w:rPr>
-        <w:t xml:space="preserve">R formula</w:t>
-      </w:r>
-      <w:r>
-        <w:t xml:space="preserve"> </w:t>
-      </w:r>
-      <w:r>
-        <w:t xml:space="preserve">to fit the model assuming that you are using the data (called</w:t>
-      </w:r>
-      <w:r>
-        <w:t xml:space="preserve"> </w:t>
+        <w:t>R formula</w:t>
+      </w:r>
+      <w:r>
+        <w:t xml:space="preserve"> to fit the model assuming that you are using the data (called </w:t>
       </w:r>
       <w:r>
         <w:rPr>
           <w:rStyle w:val="VerbatimChar"/>
         </w:rPr>
-        <w:t xml:space="preserve">cheese_dat</w:t>
-      </w:r>
-      <w:r>
-        <w:t xml:space="preserve">) from Q5:</w:t>
+        <w:t>cheese_dat</w:t>
+      </w:r>
+      <w:r>
+        <w:t>) from Q5:</w:t>
       </w:r>
     </w:p>
     <w:p>
@@ -2155,7 +2201,7 @@
         <w:rPr>
           <w:rStyle w:val="VerbatimChar"/>
         </w:rPr>
-        <w:t xml:space="preserve">cheese_mod &lt;- lm(______________________________________________________________,</w:t>
+        <w:t>cheese_mod &lt;- lm(______________________________________________________________,</w:t>
       </w:r>
       <w:r>
         <w:br/>
@@ -2170,7 +2216,7 @@
     <w:tbl>
       <w:tblPr>
         <w:tblStyle w:val="Table"/>
-        <w:tblLook w:firstRow="0" w:lastRow="0" w:firstColumn="0" w:lastColumn="0" w:noHBand="0" w:noVBand="0" w:val="0000"/>
+        <w:tblW w:w="0" w:type="auto"/>
         <w:tblBorders>
           <w:top w:val="single" w:sz="4" w:space="0" w:color="0758E5"/>
           <w:left w:val="single" w:sz="24" w:space="0" w:color="0758E5"/>
@@ -2181,15 +2227,19 @@
           <w:left w:w="144" w:type="dxa"/>
           <w:right w:w="144" w:type="dxa"/>
         </w:tblCellMar>
-        <w:tblLook w:firstRow="0" w:lastRow="0" w:firstColumn="0" w:lastColumn="0" w:noHBand="0" w:noVBand="0" w:val="0000"/>
+        <w:tblLook w:val="0000" w:firstRow="0" w:lastRow="0" w:firstColumn="0" w:lastColumn="0" w:noHBand="0" w:noVBand="0"/>
       </w:tblPr>
+      <w:tblGrid>
+        <w:gridCol w:w="9239"/>
+      </w:tblGrid>
       <w:tr>
         <w:trPr>
           <w:cantSplit/>
         </w:trPr>
         <w:tc>
           <w:tcPr>
-            <w:shd w:color="auto" w:fill="dae6fb" w:val="clear"/>
+            <w:tcW w:w="0" w:type="auto"/>
+            <w:shd w:val="clear" w:color="auto" w:fill="DAE6FB"/>
             <w:tcMar>
               <w:top w:w="92" w:type="dxa"/>
               <w:bottom w:w="92" w:type="dxa"/>
@@ -2198,28 +2248,30 @@
           <w:p>
             <w:pPr>
               <w:pStyle w:val="FirstParagraph"/>
-            </w:pPr>
-            <w:pPr>
               <w:spacing w:before="0" w:after="0"/>
               <w:textAlignment w:val="center"/>
             </w:pPr>
             <w:r>
+              <w:rPr>
+                <w:noProof/>
+              </w:rPr>
               <w:drawing>
-                <wp:inline>
+                <wp:inline distT="0" distB="0" distL="0" distR="0" wp14:anchorId="129EA293" wp14:editId="6ACF9D1E">
                   <wp:extent cx="152400" cy="152400"/>
-                  <wp:effectExtent b="0" l="0" r="0" t="0"/>
-                  <wp:docPr descr="" title="" id="26" name="Picture"/>
-                  <a:graphic>
+                  <wp:effectExtent l="0" t="0" r="0" b="0"/>
+                  <wp:docPr id="26" name="Picture"/>
+                  <wp:cNvGraphicFramePr/>
+                  <a:graphic xmlns:a="http://schemas.openxmlformats.org/drawingml/2006/main">
                     <a:graphicData uri="http://schemas.openxmlformats.org/drawingml/2006/picture">
-                      <pic:pic>
+                      <pic:pic xmlns:pic="http://schemas.openxmlformats.org/drawingml/2006/picture">
                         <pic:nvPicPr>
-                          <pic:cNvPr descr="/Applications/quarto/share/formats/docx/note.png" id="27" name="Picture"/>
+                          <pic:cNvPr id="27" name="Picture" descr="/Applications/quarto/share/formats/docx/note.png"/>
                           <pic:cNvPicPr>
-                            <a:picLocks noChangeArrowheads="1" noChangeAspect="1"/>
+                            <a:picLocks noChangeAspect="1" noChangeArrowheads="1"/>
                           </pic:cNvPicPr>
                         </pic:nvPicPr>
                         <pic:blipFill>
-                          <a:blip r:embed="rId16"/>
+                          <a:blip r:embed="rId10"/>
                           <a:stretch>
                             <a:fillRect/>
                           </a:stretch>
@@ -2246,13 +2298,7 @@
               </w:drawing>
             </w:r>
             <w:r>
-              <w:t xml:space="preserve"> </w:t>
-            </w:r>
-            <w:r>
-              <w:t xml:space="preserve"> </w:t>
-            </w:r>
-            <w:r>
-              <w:t xml:space="preserve">Output for Q8-10</w:t>
+              <w:t xml:space="preserve">  Output for Q8-10</w:t>
             </w:r>
           </w:p>
         </w:tc>
@@ -2263,6 +2309,7 @@
         </w:trPr>
         <w:tc>
           <w:tcPr>
+            <w:tcW w:w="0" w:type="auto"/>
             <w:tcMar>
               <w:top w:w="108" w:type="dxa"/>
               <w:bottom w:w="108" w:type="dxa"/>
@@ -2276,25 +2323,26 @@
               <w:rPr>
                 <w:rStyle w:val="FunctionTok"/>
               </w:rPr>
-              <w:t xml:space="preserve">levels</w:t>
+              <w:lastRenderedPageBreak/>
+              <w:t>levels</w:t>
             </w:r>
             <w:r>
               <w:rPr>
                 <w:rStyle w:val="NormalTok"/>
               </w:rPr>
-              <w:t xml:space="preserve">(cheese_data</w:t>
+              <w:t>(cheese_data</w:t>
             </w:r>
             <w:r>
               <w:rPr>
                 <w:rStyle w:val="SpecialCharTok"/>
               </w:rPr>
-              <w:t xml:space="preserve">$</w:t>
+              <w:t>$</w:t>
             </w:r>
             <w:r>
               <w:rPr>
                 <w:rStyle w:val="NormalTok"/>
               </w:rPr>
-              <w:t xml:space="preserve">milk)</w:t>
+              <w:t>milk)</w:t>
             </w:r>
           </w:p>
           <w:p>
@@ -2314,7 +2362,7 @@
               <w:rPr>
                 <w:rStyle w:val="VerbatimChar"/>
               </w:rPr>
-              <w:t xml:space="preserve">[4] "Regular Lucern"      "Unpasterized Local"  "Unpasterized Lucern"</w:t>
+              <w:t>[4] "Regular Lucern"      "Unpasterized Local"  "Unpasterized Lucern"</w:t>
             </w:r>
           </w:p>
           <w:p>
@@ -2325,25 +2373,25 @@
               <w:rPr>
                 <w:rStyle w:val="FunctionTok"/>
               </w:rPr>
-              <w:t xml:space="preserve">levels</w:t>
+              <w:t>levels</w:t>
             </w:r>
             <w:r>
               <w:rPr>
                 <w:rStyle w:val="NormalTok"/>
               </w:rPr>
-              <w:t xml:space="preserve">(cheese_data</w:t>
+              <w:t>(cheese_data</w:t>
             </w:r>
             <w:r>
               <w:rPr>
                 <w:rStyle w:val="SpecialCharTok"/>
               </w:rPr>
-              <w:t xml:space="preserve">$</w:t>
+              <w:t>$</w:t>
             </w:r>
             <w:r>
               <w:rPr>
                 <w:rStyle w:val="NormalTok"/>
               </w:rPr>
-              <w:t xml:space="preserve">citric_acid)</w:t>
+              <w:t>citric_acid)</w:t>
             </w:r>
           </w:p>
           <w:p>
@@ -2354,7 +2402,7 @@
               <w:rPr>
                 <w:rStyle w:val="VerbatimChar"/>
               </w:rPr>
-              <w:t xml:space="preserve">[1] "1 tsp."    "1.25 tsp." "1.5 tsp."  "1.75 tsp."</w:t>
+              <w:t>[1] "1 tsp."    "1.25 tsp." "1.5 tsp."  "1.75 tsp."</w:t>
             </w:r>
           </w:p>
           <w:p>
@@ -2365,25 +2413,25 @@
               <w:rPr>
                 <w:rStyle w:val="FunctionTok"/>
               </w:rPr>
-              <w:t xml:space="preserve">levels</w:t>
+              <w:t>levels</w:t>
             </w:r>
             <w:r>
               <w:rPr>
                 <w:rStyle w:val="NormalTok"/>
               </w:rPr>
-              <w:t xml:space="preserve">(cheese_data</w:t>
+              <w:t>(cheese_data</w:t>
             </w:r>
             <w:r>
               <w:rPr>
                 <w:rStyle w:val="SpecialCharTok"/>
               </w:rPr>
-              <w:t xml:space="preserve">$</w:t>
+              <w:t>$</w:t>
             </w:r>
             <w:r>
               <w:rPr>
                 <w:rStyle w:val="NormalTok"/>
               </w:rPr>
-              <w:t xml:space="preserve">salt)</w:t>
+              <w:t>salt)</w:t>
             </w:r>
           </w:p>
           <w:p>
@@ -2394,7 +2442,7 @@
               <w:rPr>
                 <w:rStyle w:val="VerbatimChar"/>
               </w:rPr>
-              <w:t xml:space="preserve">[1] "1 tsp." "2 tsp."</w:t>
+              <w:t>[1] "1 tsp." "2 tsp."</w:t>
             </w:r>
           </w:p>
           <w:p>
@@ -2405,13 +2453,13 @@
               <w:rPr>
                 <w:rStyle w:val="FunctionTok"/>
               </w:rPr>
-              <w:t xml:space="preserve">summary</w:t>
+              <w:t>summary</w:t>
             </w:r>
             <w:r>
               <w:rPr>
                 <w:rStyle w:val="NormalTok"/>
               </w:rPr>
-              <w:t xml:space="preserve">(cheese_mod)</w:t>
+              <w:t>(cheese_mod)</w:t>
             </w:r>
           </w:p>
           <w:p>
@@ -2425,7 +2473,7 @@
               <w:rPr>
                 <w:rStyle w:val="VerbatimChar"/>
               </w:rPr>
-              <w:t xml:space="preserve">Call:</w:t>
+              <w:t>Call:</w:t>
             </w:r>
             <w:r>
               <w:br/>
@@ -2455,7 +2503,7 @@
               <w:rPr>
                 <w:rStyle w:val="VerbatimChar"/>
               </w:rPr>
-              <w:t xml:space="preserve">Residuals:</w:t>
+              <w:t>Residuals:</w:t>
             </w:r>
             <w:r>
               <w:br/>
@@ -2485,7 +2533,7 @@
               <w:rPr>
                 <w:rStyle w:val="VerbatimChar"/>
               </w:rPr>
-              <w:t xml:space="preserve">Coefficients:</w:t>
+              <w:t>Coefficients:</w:t>
             </w:r>
             <w:r>
               <w:br/>
@@ -2503,7 +2551,7 @@
               <w:rPr>
                 <w:rStyle w:val="VerbatimChar"/>
               </w:rPr>
-              <w:t xml:space="preserve">(Intercept)        55.46802    0.15214 364.596  &lt; 2e-16 ***</w:t>
+              <w:t>(Intercept)        55.46802    0.15214 364.596  &lt; 2e-16 ***</w:t>
             </w:r>
             <w:r>
               <w:br/>
@@ -2548,7 +2596,7 @@
               <w:rPr>
                 <w:rStyle w:val="VerbatimChar"/>
               </w:rPr>
-              <w:t xml:space="preserve">milk1               4.03406    0.34019  11.858 8.19e-14 ***</w:t>
+              <w:t>milk1               4.03406    0.34019  11.858 8.19e-14 ***</w:t>
             </w:r>
             <w:r>
               <w:br/>
@@ -2566,25 +2614,25 @@
               <w:rPr>
                 <w:rStyle w:val="VerbatimChar"/>
               </w:rPr>
-              <w:t xml:space="preserve">milk3               1.51973    0.34019   4.467 7.92e-05 ***</w:t>
-            </w:r>
-            <w:r>
-              <w:br/>
-            </w:r>
-            <w:r>
-              <w:rPr>
-                <w:rStyle w:val="VerbatimChar"/>
-              </w:rPr>
-              <w:t xml:space="preserve">milk4              -3.22650    0.34019  -9.485 3.32e-11 ***</w:t>
-            </w:r>
-            <w:r>
-              <w:br/>
-            </w:r>
-            <w:r>
-              <w:rPr>
-                <w:rStyle w:val="VerbatimChar"/>
-              </w:rPr>
-              <w:t xml:space="preserve">milk5               1.54733    0.34019   4.548 6.22e-05 ***</w:t>
+              <w:t>milk3               1.51973    0.34019   4.467 7.92e-05 ***</w:t>
+            </w:r>
+            <w:r>
+              <w:br/>
+            </w:r>
+            <w:r>
+              <w:rPr>
+                <w:rStyle w:val="VerbatimChar"/>
+              </w:rPr>
+              <w:t>milk4              -3.22650    0.34019  -9.485 3.32e-11 ***</w:t>
+            </w:r>
+            <w:r>
+              <w:br/>
+            </w:r>
+            <w:r>
+              <w:rPr>
+                <w:rStyle w:val="VerbatimChar"/>
+              </w:rPr>
+              <w:t>milk5               1.54733    0.34019   4.548 6.22e-05 ***</w:t>
             </w:r>
             <w:r>
               <w:br/>
@@ -2620,28 +2668,28 @@
               <w:rPr>
                 <w:rStyle w:val="VerbatimChar"/>
               </w:rPr>
-              <w:t xml:space="preserve">---</w:t>
-            </w:r>
-            <w:r>
-              <w:br/>
-            </w:r>
-            <w:r>
-              <w:rPr>
-                <w:rStyle w:val="VerbatimChar"/>
-              </w:rPr>
-              <w:t xml:space="preserve">Signif. codes:  0 '***' 0.001 '**' 0.01 '*' 0.05 '.' 0.1 ' ' 1</w:t>
-            </w:r>
-            <w:r>
-              <w:br/>
-            </w:r>
-            <w:r>
-              <w:br/>
-            </w:r>
-            <w:r>
-              <w:rPr>
-                <w:rStyle w:val="VerbatimChar"/>
-              </w:rPr>
-              <w:t xml:space="preserve">Residual standard error: 1.054 on 35 degrees of freedom</w:t>
+              <w:t>---</w:t>
+            </w:r>
+            <w:r>
+              <w:br/>
+            </w:r>
+            <w:r>
+              <w:rPr>
+                <w:rStyle w:val="VerbatimChar"/>
+              </w:rPr>
+              <w:t>Signif. codes:  0 '***' 0.001 '**' 0.01 '*' 0.05 '.' 0.1 ' ' 1</w:t>
+            </w:r>
+            <w:r>
+              <w:br/>
+            </w:r>
+            <w:r>
+              <w:br/>
+            </w:r>
+            <w:r>
+              <w:rPr>
+                <w:rStyle w:val="VerbatimChar"/>
+              </w:rPr>
+              <w:t>Residual standard error: 1.054 on 35 degrees of freedom</w:t>
             </w:r>
             <w:r>
               <w:br/>
@@ -2659,7 +2707,7 @@
               <w:rPr>
                 <w:rStyle w:val="VerbatimChar"/>
               </w:rPr>
-              <w:t xml:space="preserve">F-statistic: 27.01 on 12 and 35 DF,  p-value: 3.714e-14</w:t>
+              <w:t>F-statistic: 27.01 on 12 and 35 DF,  p-value: 3.714e-14</w:t>
             </w:r>
           </w:p>
           <w:p>
@@ -2670,13 +2718,13 @@
               <w:rPr>
                 <w:rStyle w:val="FunctionTok"/>
               </w:rPr>
-              <w:t xml:space="preserve">anova</w:t>
+              <w:t>anova</w:t>
             </w:r>
             <w:r>
               <w:rPr>
                 <w:rStyle w:val="NormalTok"/>
               </w:rPr>
-              <w:t xml:space="preserve">(cheese_mod)</w:t>
+              <w:t>(cheese_mod)</w:t>
             </w:r>
           </w:p>
           <w:p>
@@ -2687,19 +2735,19 @@
               <w:rPr>
                 <w:rStyle w:val="VerbatimChar"/>
               </w:rPr>
-              <w:t xml:space="preserve">Analysis of Variance Table</w:t>
-            </w:r>
-            <w:r>
-              <w:br/>
-            </w:r>
-            <w:r>
-              <w:br/>
-            </w:r>
-            <w:r>
-              <w:rPr>
-                <w:rStyle w:val="VerbatimChar"/>
-              </w:rPr>
-              <w:t xml:space="preserve">Response: mean_moisture_perc</w:t>
+              <w:t>Analysis of Variance Table</w:t>
+            </w:r>
+            <w:r>
+              <w:br/>
+            </w:r>
+            <w:r>
+              <w:br/>
+            </w:r>
+            <w:r>
+              <w:rPr>
+                <w:rStyle w:val="VerbatimChar"/>
+              </w:rPr>
+              <w:t>Response: mean_moisture_perc</w:t>
             </w:r>
             <w:r>
               <w:br/>
@@ -2735,7 +2783,7 @@
               <w:rPr>
                 <w:rStyle w:val="VerbatimChar"/>
               </w:rPr>
-              <w:t xml:space="preserve">milk              5 327.86  65.571 59.0216 4.588e-16 ***</w:t>
+              <w:t>milk              5 327.86  65.571 59.0216 4.588e-16 ***</w:t>
             </w:r>
             <w:r>
               <w:br/>
@@ -2762,16 +2810,16 @@
               <w:rPr>
                 <w:rStyle w:val="VerbatimChar"/>
               </w:rPr>
-              <w:t xml:space="preserve">---</w:t>
-            </w:r>
-            <w:r>
-              <w:br/>
-            </w:r>
-            <w:r>
-              <w:rPr>
-                <w:rStyle w:val="VerbatimChar"/>
-              </w:rPr>
-              <w:t xml:space="preserve">Signif. codes:  0 '***' 0.001 '**' 0.01 '*' 0.05 '.' 0.1 ' ' 1</w:t>
+              <w:t>---</w:t>
+            </w:r>
+            <w:r>
+              <w:br/>
+            </w:r>
+            <w:r>
+              <w:rPr>
+                <w:rStyle w:val="VerbatimChar"/>
+              </w:rPr>
+              <w:t>Signif. codes:  0 '***' 0.001 '**' 0.01 '*' 0.05 '.' 0.1 ' ' 1</w:t>
             </w:r>
           </w:p>
           <w:p/>
@@ -2787,13 +2835,11 @@
           <w:b/>
           <w:bCs/>
         </w:rPr>
-        <w:t xml:space="preserve">8.</w:t>
-      </w:r>
-      <w:r>
-        <w:t xml:space="preserve"> </w:t>
-      </w:r>
-      <w:r>
-        <w:t xml:space="preserve">Based on the output provided, was blocking helpful in this study? How do you know?</w:t>
+        <w:lastRenderedPageBreak/>
+        <w:t>8.</w:t>
+      </w:r>
+      <w:r>
+        <w:t xml:space="preserve"> Based on the output provided, was blocking helpful in this study? How do you know?</w:t>
       </w:r>
     </w:p>
     <w:p>
@@ -2805,29 +2851,20 @@
           <w:b/>
           <w:bCs/>
         </w:rPr>
-        <w:t xml:space="preserve">9.</w:t>
-      </w:r>
-      <w:r>
-        <w:t xml:space="preserve"> </w:t>
-      </w:r>
-      <w:r>
-        <w:t xml:space="preserve">Based on the output provided, what is the</w:t>
-      </w:r>
-      <w:r>
-        <w:t xml:space="preserve"> </w:t>
+        <w:t>9.</w:t>
+      </w:r>
+      <w:r>
+        <w:t xml:space="preserve"> Based on the output provided, what is the </w:t>
       </w:r>
       <w:r>
         <w:rPr>
           <w:b/>
           <w:bCs/>
         </w:rPr>
-        <w:t xml:space="preserve">estimated</w:t>
-      </w:r>
-      <w:r>
-        <w:t xml:space="preserve"> </w:t>
-      </w:r>
-      <w:r>
-        <w:t xml:space="preserve">mean moisture content for a cheese made from the following. Show all work!</w:t>
+        <w:t>estimated</w:t>
+      </w:r>
+      <w:r>
+        <w:t xml:space="preserve"> mean moisture content for a cheese made from the following. Show all work!</w:t>
       </w:r>
     </w:p>
     <w:p>
@@ -2835,11 +2872,11 @@
         <w:pStyle w:val="Compact"/>
         <w:numPr>
           <w:ilvl w:val="0"/>
-          <w:numId w:val="1004"/>
+          <w:numId w:val="5"/>
         </w:numPr>
       </w:pPr>
       <w:r>
-        <w:t xml:space="preserve">local organic milk</w:t>
+        <w:t>local organic milk</w:t>
       </w:r>
     </w:p>
     <w:p>
@@ -2847,11 +2884,11 @@
         <w:pStyle w:val="Compact"/>
         <w:numPr>
           <w:ilvl w:val="0"/>
-          <w:numId w:val="1004"/>
+          <w:numId w:val="5"/>
         </w:numPr>
       </w:pPr>
       <w:r>
-        <w:t xml:space="preserve">1 tsp citric acid and</w:t>
+        <w:t>1 tsp citric acid and</w:t>
       </w:r>
     </w:p>
     <w:p>
@@ -2859,11 +2896,11 @@
         <w:pStyle w:val="Compact"/>
         <w:numPr>
           <w:ilvl w:val="0"/>
-          <w:numId w:val="1004"/>
+          <w:numId w:val="5"/>
         </w:numPr>
       </w:pPr>
       <w:r>
-        <w:t xml:space="preserve">2 tsp cheese salt</w:t>
+        <w:t>2 tsp cheese salt</w:t>
       </w:r>
     </w:p>
     <w:p>
@@ -2875,13 +2912,10 @@
           <w:b/>
           <w:bCs/>
         </w:rPr>
-        <w:t xml:space="preserve">10.</w:t>
-      </w:r>
-      <w:r>
-        <w:t xml:space="preserve"> </w:t>
-      </w:r>
-      <w:r>
-        <w:t xml:space="preserve">Based on the output provided, what effects should we consider for further the analysis? (e.g. interaction effects of …. main effects of ….)</w:t>
+        <w:t>10.</w:t>
+      </w:r>
+      <w:r>
+        <w:t xml:space="preserve"> Based on the output provided, what effects should we consider for further the analysis? (e.g. interaction effects of …. main effects of ….)</w:t>
       </w:r>
     </w:p>
     <w:p>
@@ -2893,19 +2927,16 @@
           <w:b/>
           <w:bCs/>
         </w:rPr>
-        <w:t xml:space="preserve">11.</w:t>
-      </w:r>
-      <w:r>
-        <w:t xml:space="preserve"> </w:t>
-      </w:r>
-      <w:r>
-        <w:t xml:space="preserve">Describe the nature of the interaction, if any, based on the plot below.</w:t>
+        <w:t>11.</w:t>
+      </w:r>
+      <w:r>
+        <w:t xml:space="preserve"> Describe the nature of the interaction, if any, based on the plot below.</w:t>
       </w:r>
     </w:p>
     <w:tbl>
       <w:tblPr>
         <w:tblStyle w:val="Table"/>
-        <w:tblLook w:firstRow="0" w:lastRow="0" w:firstColumn="0" w:lastColumn="0" w:noHBand="0" w:noVBand="0" w:val="0000"/>
+        <w:tblW w:w="0" w:type="auto"/>
         <w:tblBorders>
           <w:top w:val="single" w:sz="4" w:space="0" w:color="0758E5"/>
           <w:left w:val="single" w:sz="24" w:space="0" w:color="0758E5"/>
@@ -2916,15 +2947,19 @@
           <w:left w:w="144" w:type="dxa"/>
           <w:right w:w="144" w:type="dxa"/>
         </w:tblCellMar>
-        <w:tblLook w:firstRow="0" w:lastRow="0" w:firstColumn="0" w:lastColumn="0" w:noHBand="0" w:noVBand="0" w:val="0000"/>
+        <w:tblLook w:val="0000" w:firstRow="0" w:lastRow="0" w:firstColumn="0" w:lastColumn="0" w:noHBand="0" w:noVBand="0"/>
       </w:tblPr>
+      <w:tblGrid>
+        <w:gridCol w:w="8688"/>
+      </w:tblGrid>
       <w:tr>
         <w:trPr>
           <w:cantSplit/>
         </w:trPr>
         <w:tc>
           <w:tcPr>
-            <w:shd w:color="auto" w:fill="dae6fb" w:val="clear"/>
+            <w:tcW w:w="0" w:type="auto"/>
+            <w:shd w:val="clear" w:color="auto" w:fill="DAE6FB"/>
             <w:tcMar>
               <w:top w:w="92" w:type="dxa"/>
               <w:bottom w:w="92" w:type="dxa"/>
@@ -2933,28 +2968,30 @@
           <w:p>
             <w:pPr>
               <w:pStyle w:val="BodyText"/>
-            </w:pPr>
-            <w:pPr>
               <w:spacing w:before="0" w:after="0"/>
               <w:textAlignment w:val="center"/>
             </w:pPr>
             <w:r>
+              <w:rPr>
+                <w:noProof/>
+              </w:rPr>
               <w:drawing>
-                <wp:inline>
+                <wp:inline distT="0" distB="0" distL="0" distR="0" wp14:anchorId="39CB7F2F" wp14:editId="4EDB0E82">
                   <wp:extent cx="152400" cy="152400"/>
-                  <wp:effectExtent b="0" l="0" r="0" t="0"/>
-                  <wp:docPr descr="" title="" id="28" name="Picture"/>
-                  <a:graphic>
+                  <wp:effectExtent l="0" t="0" r="0" b="0"/>
+                  <wp:docPr id="28" name="Picture"/>
+                  <wp:cNvGraphicFramePr/>
+                  <a:graphic xmlns:a="http://schemas.openxmlformats.org/drawingml/2006/main">
                     <a:graphicData uri="http://schemas.openxmlformats.org/drawingml/2006/picture">
-                      <pic:pic>
+                      <pic:pic xmlns:pic="http://schemas.openxmlformats.org/drawingml/2006/picture">
                         <pic:nvPicPr>
-                          <pic:cNvPr descr="/Applications/quarto/share/formats/docx/note.png" id="29" name="Picture"/>
+                          <pic:cNvPr id="29" name="Picture" descr="/Applications/quarto/share/formats/docx/note.png"/>
                           <pic:cNvPicPr>
-                            <a:picLocks noChangeArrowheads="1" noChangeAspect="1"/>
+                            <a:picLocks noChangeAspect="1" noChangeArrowheads="1"/>
                           </pic:cNvPicPr>
                         </pic:nvPicPr>
                         <pic:blipFill>
-                          <a:blip r:embed="rId16"/>
+                          <a:blip r:embed="rId10"/>
                           <a:stretch>
                             <a:fillRect/>
                           </a:stretch>
@@ -2981,13 +3018,7 @@
               </w:drawing>
             </w:r>
             <w:r>
-              <w:t xml:space="preserve"> </w:t>
-            </w:r>
-            <w:r>
-              <w:t xml:space="preserve"> </w:t>
-            </w:r>
-            <w:r>
-              <w:t xml:space="preserve">Output for Q11</w:t>
+              <w:t xml:space="preserve">  Output for Q11</w:t>
             </w:r>
           </w:p>
         </w:tc>
@@ -2998,6 +3029,7 @@
         </w:trPr>
         <w:tc>
           <w:tcPr>
+            <w:tcW w:w="0" w:type="auto"/>
             <w:tcMar>
               <w:top w:w="108" w:type="dxa"/>
               <w:bottom w:w="108" w:type="dxa"/>
@@ -3011,7 +3043,7 @@
               <w:rPr>
                 <w:rStyle w:val="FunctionTok"/>
               </w:rPr>
-              <w:t xml:space="preserve">emmip</w:t>
+              <w:t>emmip</w:t>
             </w:r>
             <w:r>
               <w:rPr>
@@ -3023,7 +3055,7 @@
               <w:rPr>
                 <w:rStyle w:val="SpecialCharTok"/>
               </w:rPr>
-              <w:t xml:space="preserve">~</w:t>
+              <w:t>~</w:t>
             </w:r>
             <w:r>
               <w:rPr>
@@ -3035,7 +3067,7 @@
               <w:rPr>
                 <w:rStyle w:val="AttributeTok"/>
               </w:rPr>
-              <w:t xml:space="preserve">CIs =</w:t>
+              <w:t>CIs =</w:t>
             </w:r>
             <w:r>
               <w:rPr>
@@ -3047,7 +3079,7 @@
               <w:rPr>
                 <w:rStyle w:val="ConstantTok"/>
               </w:rPr>
-              <w:t xml:space="preserve">TRUE</w:t>
+              <w:t>TRUE</w:t>
             </w:r>
             <w:r>
               <w:rPr>
@@ -3059,7 +3091,7 @@
               <w:rPr>
                 <w:rStyle w:val="AttributeTok"/>
               </w:rPr>
-              <w:t xml:space="preserve">adjust =</w:t>
+              <w:t>adjust =</w:t>
             </w:r>
             <w:r>
               <w:rPr>
@@ -3071,7 +3103,7 @@
               <w:rPr>
                 <w:rStyle w:val="StringTok"/>
               </w:rPr>
-              <w:t xml:space="preserve">"tukey"</w:t>
+              <w:t>"tukey"</w:t>
             </w:r>
             <w:r>
               <w:rPr>
@@ -3083,7 +3115,7 @@
               <w:rPr>
                 <w:rStyle w:val="SpecialCharTok"/>
               </w:rPr>
-              <w:t xml:space="preserve">+</w:t>
+              <w:t>+</w:t>
             </w:r>
             <w:r>
               <w:br/>
@@ -3098,19 +3130,19 @@
               <w:rPr>
                 <w:rStyle w:val="FunctionTok"/>
               </w:rPr>
-              <w:t xml:space="preserve">labs</w:t>
+              <w:t>labs</w:t>
             </w:r>
             <w:r>
               <w:rPr>
                 <w:rStyle w:val="NormalTok"/>
               </w:rPr>
-              <w:t xml:space="preserve">(</w:t>
+              <w:t>(</w:t>
             </w:r>
             <w:r>
               <w:rPr>
                 <w:rStyle w:val="AttributeTok"/>
               </w:rPr>
-              <w:t xml:space="preserve">y =</w:t>
+              <w:t>y =</w:t>
             </w:r>
             <w:r>
               <w:rPr>
@@ -3122,13 +3154,13 @@
               <w:rPr>
                 <w:rStyle w:val="StringTok"/>
               </w:rPr>
-              <w:t xml:space="preserve">"Mean Moisture %"</w:t>
+              <w:t>"Mean Moisture %"</w:t>
             </w:r>
             <w:r>
               <w:rPr>
                 <w:rStyle w:val="NormalTok"/>
               </w:rPr>
-              <w:t xml:space="preserve">,</w:t>
+              <w:t>,</w:t>
             </w:r>
             <w:r>
               <w:br/>
@@ -3143,7 +3175,7 @@
               <w:rPr>
                 <w:rStyle w:val="AttributeTok"/>
               </w:rPr>
-              <w:t xml:space="preserve">x =</w:t>
+              <w:t>x =</w:t>
             </w:r>
             <w:r>
               <w:rPr>
@@ -3155,13 +3187,13 @@
               <w:rPr>
                 <w:rStyle w:val="StringTok"/>
               </w:rPr>
-              <w:t xml:space="preserve">"Citric Acid"</w:t>
+              <w:t>"Citric Acid"</w:t>
             </w:r>
             <w:r>
               <w:rPr>
                 <w:rStyle w:val="NormalTok"/>
               </w:rPr>
-              <w:t xml:space="preserve">)</w:t>
+              <w:t>)</w:t>
             </w:r>
           </w:p>
           <w:p>
@@ -3169,22 +3201,26 @@
               <w:pStyle w:val="FirstParagraph"/>
             </w:pPr>
             <w:r>
+              <w:rPr>
+                <w:noProof/>
+              </w:rPr>
               <w:drawing>
-                <wp:inline>
+                <wp:inline distT="0" distB="0" distL="0" distR="0" wp14:anchorId="44C8624D" wp14:editId="566FEBFA">
                   <wp:extent cx="5334000" cy="4267200"/>
-                  <wp:effectExtent b="0" l="0" r="0" t="0"/>
-                  <wp:docPr descr="" title="" id="31" name="Picture"/>
-                  <a:graphic>
+                  <wp:effectExtent l="0" t="0" r="0" b="0"/>
+                  <wp:docPr id="31" name="Picture"/>
+                  <wp:cNvGraphicFramePr/>
+                  <a:graphic xmlns:a="http://schemas.openxmlformats.org/drawingml/2006/main">
                     <a:graphicData uri="http://schemas.openxmlformats.org/drawingml/2006/picture">
-                      <pic:pic>
+                      <pic:pic xmlns:pic="http://schemas.openxmlformats.org/drawingml/2006/picture">
                         <pic:nvPicPr>
-                          <pic:cNvPr descr="05.2-activity-factorial-blocking_files/figure-docx/unnamed-chunk-9-1.png" id="32" name="Picture"/>
+                          <pic:cNvPr id="32" name="Picture" descr="05.2-activity-factorial-blocking_files/figure-docx/unnamed-chunk-9-1.png"/>
                           <pic:cNvPicPr>
-                            <a:picLocks noChangeArrowheads="1" noChangeAspect="1"/>
+                            <a:picLocks noChangeAspect="1" noChangeArrowheads="1"/>
                           </pic:cNvPicPr>
                         </pic:nvPicPr>
                         <pic:blipFill>
-                          <a:blip r:embed="rId30"/>
+                          <a:blip r:embed="rId12"/>
                           <a:stretch>
                             <a:fillRect/>
                           </a:stretch>
@@ -3215,20 +3251,21 @@
         </w:tc>
       </w:tr>
     </w:tbl>
-    <w:bookmarkEnd w:id="33"/>
-    <w:bookmarkStart w:id="36" w:name="part-d-conclusions-and-follow-up"/>
     <w:p>
       <w:pPr>
         <w:pStyle w:val="Heading1"/>
       </w:pPr>
-      <w:r>
-        <w:t xml:space="preserve">Part D: Conclusions and Follow-Up</w:t>
+      <w:bookmarkStart w:id="4" w:name="part-d-conclusions-and-follow-up"/>
+      <w:bookmarkEnd w:id="3"/>
+      <w:r>
+        <w:lastRenderedPageBreak/>
+        <w:t>Part D: Conclusions and Follow-Up</w:t>
       </w:r>
     </w:p>
     <w:tbl>
       <w:tblPr>
         <w:tblStyle w:val="Table"/>
-        <w:tblLook w:firstRow="0" w:lastRow="0" w:firstColumn="0" w:lastColumn="0" w:noHBand="0" w:noVBand="0" w:val="0000"/>
+        <w:tblW w:w="0" w:type="auto"/>
         <w:tblBorders>
           <w:top w:val="single" w:sz="4" w:space="0" w:color="0758E5"/>
           <w:left w:val="single" w:sz="24" w:space="0" w:color="0758E5"/>
@@ -3239,15 +3276,19 @@
           <w:left w:w="144" w:type="dxa"/>
           <w:right w:w="144" w:type="dxa"/>
         </w:tblCellMar>
-        <w:tblLook w:firstRow="0" w:lastRow="0" w:firstColumn="0" w:lastColumn="0" w:noHBand="0" w:noVBand="0" w:val="0000"/>
+        <w:tblLook w:val="0000" w:firstRow="0" w:lastRow="0" w:firstColumn="0" w:lastColumn="0" w:noHBand="0" w:noVBand="0"/>
       </w:tblPr>
+      <w:tblGrid>
+        <w:gridCol w:w="8876"/>
+      </w:tblGrid>
       <w:tr>
         <w:trPr>
           <w:cantSplit/>
         </w:trPr>
         <w:tc>
           <w:tcPr>
-            <w:shd w:color="auto" w:fill="dae6fb" w:val="clear"/>
+            <w:tcW w:w="0" w:type="auto"/>
+            <w:shd w:val="clear" w:color="auto" w:fill="DAE6FB"/>
             <w:tcMar>
               <w:top w:w="92" w:type="dxa"/>
               <w:bottom w:w="92" w:type="dxa"/>
@@ -3256,28 +3297,30 @@
           <w:p>
             <w:pPr>
               <w:pStyle w:val="FirstParagraph"/>
-            </w:pPr>
-            <w:pPr>
               <w:spacing w:before="0" w:after="0"/>
               <w:textAlignment w:val="center"/>
             </w:pPr>
             <w:r>
+              <w:rPr>
+                <w:noProof/>
+              </w:rPr>
               <w:drawing>
-                <wp:inline>
+                <wp:inline distT="0" distB="0" distL="0" distR="0" wp14:anchorId="1EBCC504" wp14:editId="4ADEF335">
                   <wp:extent cx="152400" cy="152400"/>
-                  <wp:effectExtent b="0" l="0" r="0" t="0"/>
-                  <wp:docPr descr="" title="" id="34" name="Picture"/>
-                  <a:graphic>
+                  <wp:effectExtent l="0" t="0" r="0" b="0"/>
+                  <wp:docPr id="34" name="Picture"/>
+                  <wp:cNvGraphicFramePr/>
+                  <a:graphic xmlns:a="http://schemas.openxmlformats.org/drawingml/2006/main">
                     <a:graphicData uri="http://schemas.openxmlformats.org/drawingml/2006/picture">
-                      <pic:pic>
+                      <pic:pic xmlns:pic="http://schemas.openxmlformats.org/drawingml/2006/picture">
                         <pic:nvPicPr>
-                          <pic:cNvPr descr="/Applications/quarto/share/formats/docx/note.png" id="35" name="Picture"/>
+                          <pic:cNvPr id="35" name="Picture" descr="/Applications/quarto/share/formats/docx/note.png"/>
                           <pic:cNvPicPr>
-                            <a:picLocks noChangeArrowheads="1" noChangeAspect="1"/>
+                            <a:picLocks noChangeAspect="1" noChangeArrowheads="1"/>
                           </pic:cNvPicPr>
                         </pic:nvPicPr>
                         <pic:blipFill>
-                          <a:blip r:embed="rId16"/>
+                          <a:blip r:embed="rId10"/>
                           <a:stretch>
                             <a:fillRect/>
                           </a:stretch>
@@ -3304,13 +3347,7 @@
               </w:drawing>
             </w:r>
             <w:r>
-              <w:t xml:space="preserve"> </w:t>
-            </w:r>
-            <w:r>
-              <w:t xml:space="preserve"> </w:t>
-            </w:r>
-            <w:r>
-              <w:t xml:space="preserve">Output for Q12</w:t>
+              <w:t xml:space="preserve">  Output for Q12</w:t>
             </w:r>
           </w:p>
         </w:tc>
@@ -3321,6 +3358,7 @@
         </w:trPr>
         <w:tc>
           <w:tcPr>
+            <w:tcW w:w="0" w:type="auto"/>
             <w:tcMar>
               <w:top w:w="108" w:type="dxa"/>
               <w:bottom w:w="108" w:type="dxa"/>
@@ -3334,7 +3372,7 @@
               <w:rPr>
                 <w:rStyle w:val="FunctionTok"/>
               </w:rPr>
-              <w:t xml:space="preserve">emmeans</w:t>
+              <w:t>emmeans</w:t>
             </w:r>
             <w:r>
               <w:rPr>
@@ -3346,7 +3384,7 @@
               <w:rPr>
                 <w:rStyle w:val="AttributeTok"/>
               </w:rPr>
-              <w:t xml:space="preserve">specs =</w:t>
+              <w:t>specs =</w:t>
             </w:r>
             <w:r>
               <w:rPr>
@@ -3358,7 +3396,7 @@
               <w:rPr>
                 <w:rStyle w:val="SpecialCharTok"/>
               </w:rPr>
-              <w:t xml:space="preserve">~</w:t>
+              <w:t>~</w:t>
             </w:r>
             <w:r>
               <w:rPr>
@@ -3370,7 +3408,7 @@
               <w:rPr>
                 <w:rStyle w:val="SpecialCharTok"/>
               </w:rPr>
-              <w:t xml:space="preserve">*</w:t>
+              <w:t>*</w:t>
             </w:r>
             <w:r>
               <w:rPr>
@@ -3382,7 +3420,7 @@
               <w:rPr>
                 <w:rStyle w:val="SpecialCharTok"/>
               </w:rPr>
-              <w:t xml:space="preserve">|&gt;</w:t>
+              <w:t>|&gt;</w:t>
             </w:r>
             <w:r>
               <w:rPr>
@@ -3403,19 +3441,19 @@
               <w:rPr>
                 <w:rStyle w:val="FunctionTok"/>
               </w:rPr>
-              <w:t xml:space="preserve">joint_tests</w:t>
+              <w:t>joint_tests</w:t>
             </w:r>
             <w:r>
               <w:rPr>
                 <w:rStyle w:val="NormalTok"/>
               </w:rPr>
-              <w:t xml:space="preserve">(</w:t>
+              <w:t>(</w:t>
             </w:r>
             <w:r>
               <w:rPr>
                 <w:rStyle w:val="AttributeTok"/>
               </w:rPr>
-              <w:t xml:space="preserve">by =</w:t>
+              <w:t>by =</w:t>
             </w:r>
             <w:r>
               <w:rPr>
@@ -3427,13 +3465,13 @@
               <w:rPr>
                 <w:rStyle w:val="StringTok"/>
               </w:rPr>
-              <w:t xml:space="preserve">"salt"</w:t>
+              <w:t>"salt"</w:t>
             </w:r>
             <w:r>
               <w:rPr>
                 <w:rStyle w:val="NormalTok"/>
               </w:rPr>
-              <w:t xml:space="preserve">)</w:t>
+              <w:t>)</w:t>
             </w:r>
           </w:p>
           <w:p>
@@ -3444,7 +3482,7 @@
               <w:rPr>
                 <w:rStyle w:val="VerbatimChar"/>
               </w:rPr>
-              <w:t xml:space="preserve">salt = 1 tsp.:</w:t>
+              <w:t>salt = 1 tsp.:</w:t>
             </w:r>
             <w:r>
               <w:br/>
@@ -3474,7 +3512,7 @@
               <w:rPr>
                 <w:rStyle w:val="VerbatimChar"/>
               </w:rPr>
-              <w:t xml:space="preserve">salt = 2 tsp.:</w:t>
+              <w:t>salt = 2 tsp.:</w:t>
             </w:r>
             <w:r>
               <w:br/>
@@ -3503,7 +3541,7 @@
               <w:rPr>
                 <w:rStyle w:val="FunctionTok"/>
               </w:rPr>
-              <w:t xml:space="preserve">emmeans</w:t>
+              <w:t>emmeans</w:t>
             </w:r>
             <w:r>
               <w:rPr>
@@ -3515,7 +3553,7 @@
               <w:rPr>
                 <w:rStyle w:val="AttributeTok"/>
               </w:rPr>
-              <w:t xml:space="preserve">specs =</w:t>
+              <w:t>specs =</w:t>
             </w:r>
             <w:r>
               <w:rPr>
@@ -3527,7 +3565,7 @@
               <w:rPr>
                 <w:rStyle w:val="SpecialCharTok"/>
               </w:rPr>
-              <w:t xml:space="preserve">~</w:t>
+              <w:t>~</w:t>
             </w:r>
             <w:r>
               <w:rPr>
@@ -3539,7 +3577,7 @@
               <w:rPr>
                 <w:rStyle w:val="SpecialCharTok"/>
               </w:rPr>
-              <w:t xml:space="preserve">|</w:t>
+              <w:t>|</w:t>
             </w:r>
             <w:r>
               <w:rPr>
@@ -3551,7 +3589,7 @@
               <w:rPr>
                 <w:rStyle w:val="SpecialCharTok"/>
               </w:rPr>
-              <w:t xml:space="preserve">|&gt;</w:t>
+              <w:t>|&gt;</w:t>
             </w:r>
             <w:r>
               <w:rPr>
@@ -3572,19 +3610,19 @@
               <w:rPr>
                 <w:rStyle w:val="FunctionTok"/>
               </w:rPr>
-              <w:t xml:space="preserve">cld</w:t>
+              <w:t>cld</w:t>
             </w:r>
             <w:r>
               <w:rPr>
                 <w:rStyle w:val="NormalTok"/>
               </w:rPr>
-              <w:t xml:space="preserve">(</w:t>
+              <w:t>(</w:t>
             </w:r>
             <w:r>
               <w:rPr>
                 <w:rStyle w:val="AttributeTok"/>
               </w:rPr>
-              <w:t xml:space="preserve">Letters =</w:t>
+              <w:t>Letters =</w:t>
             </w:r>
             <w:r>
               <w:rPr>
@@ -3596,7 +3634,7 @@
               <w:rPr>
                 <w:rStyle w:val="AttributeTok"/>
               </w:rPr>
-              <w:t xml:space="preserve">decreasing =</w:t>
+              <w:t>decreasing =</w:t>
             </w:r>
             <w:r>
               <w:rPr>
@@ -3608,7 +3646,7 @@
               <w:rPr>
                 <w:rStyle w:val="AttributeTok"/>
               </w:rPr>
-              <w:t xml:space="preserve">adjust =</w:t>
+              <w:t>adjust =</w:t>
             </w:r>
             <w:r>
               <w:rPr>
@@ -3620,13 +3658,13 @@
               <w:rPr>
                 <w:rStyle w:val="StringTok"/>
               </w:rPr>
-              <w:t xml:space="preserve">"tukey"</w:t>
+              <w:t>"tukey"</w:t>
             </w:r>
             <w:r>
               <w:rPr>
                 <w:rStyle w:val="NormalTok"/>
               </w:rPr>
-              <w:t xml:space="preserve">)</w:t>
+              <w:t>)</w:t>
             </w:r>
           </w:p>
           <w:p>
@@ -3637,7 +3675,7 @@
               <w:rPr>
                 <w:rStyle w:val="VerbatimChar"/>
               </w:rPr>
-              <w:t xml:space="preserve">salt = 1 tsp.:</w:t>
+              <w:t>salt = 1 tsp.:</w:t>
             </w:r>
             <w:r>
               <w:br/>
@@ -3694,7 +3732,7 @@
               <w:rPr>
                 <w:rStyle w:val="VerbatimChar"/>
               </w:rPr>
-              <w:t xml:space="preserve">salt = 2 tsp.:</w:t>
+              <w:t>salt = 2 tsp.:</w:t>
             </w:r>
             <w:r>
               <w:br/>
@@ -3796,7 +3834,7 @@
               <w:rPr>
                 <w:rStyle w:val="VerbatimChar"/>
               </w:rPr>
-              <w:t xml:space="preserve">NOTE: If two or more means share the same grouping symbol,</w:t>
+              <w:t>NOTE: If two or more means share the same grouping symbol,</w:t>
             </w:r>
             <w:r>
               <w:br/>
@@ -3830,13 +3868,10 @@
           <w:b/>
           <w:bCs/>
         </w:rPr>
-        <w:t xml:space="preserve">12</w:t>
-      </w:r>
-      <w:r>
-        <w:t xml:space="preserve"> </w:t>
-      </w:r>
-      <w:r>
-        <w:t xml:space="preserve">Based on the analyses shown, do you have a recommendation in terms of salt and citric acid for cheese makers trying to make a mozzarella cheese with the highest moisture content?</w:t>
+        <w:t>12</w:t>
+      </w:r>
+      <w:r>
+        <w:t xml:space="preserve"> Based on the analyses shown, do you have a recommendation in terms of salt and citric acid for cheese makers trying to make a mozzarella cheese with the highest moisture content?</w:t>
       </w:r>
     </w:p>
     <w:p>
@@ -3848,13 +3883,10 @@
           <w:b/>
           <w:bCs/>
         </w:rPr>
-        <w:t xml:space="preserve">13.</w:t>
-      </w:r>
-      <w:r>
-        <w:t xml:space="preserve"> </w:t>
-      </w:r>
-      <w:r>
-        <w:t xml:space="preserve">To what population can we generalize results from this study?</w:t>
+        <w:t>13.</w:t>
+      </w:r>
+      <w:r>
+        <w:t xml:space="preserve"> To what population can we generalize results from this study?</w:t>
       </w:r>
     </w:p>
     <w:p>
@@ -3866,46 +3898,86 @@
           <w:b/>
           <w:bCs/>
         </w:rPr>
-        <w:t xml:space="preserve">14.</w:t>
-      </w:r>
-      <w:r>
-        <w:t xml:space="preserve"> </w:t>
-      </w:r>
-      <w:r>
-        <w:t xml:space="preserve">Suppose the researchers were also interested in whether the effect of citric acid on the moisture depends on milk type. Why would this be difficult or impossible to assess using the current design?</w:t>
-      </w:r>
+        <w:lastRenderedPageBreak/>
+        <w:t>14.</w:t>
+      </w:r>
+      <w:r>
+        <w:t xml:space="preserve"> Suppose the researchers were also interested in whether the effect of </w:t>
+      </w:r>
+      <w:r>
+        <w:t>the treatments (</w:t>
+      </w:r>
+      <w:r>
+        <w:t>citric acid</w:t>
+      </w:r>
+      <w:r>
+        <w:t xml:space="preserve"> x salt)</w:t>
+      </w:r>
+      <w:r>
+        <w:t xml:space="preserve"> on the moisture depends on milk type. Why would this be difficult or impossible to assess using the current design?</w:t>
+      </w:r>
+      <w:bookmarkEnd w:id="4"/>
     </w:p>
-    <w:bookmarkEnd w:id="36"/>
     <w:sectPr>
       <w:footnotePr>
         <w:numRestart w:val="eachSect"/>
       </w:footnotePr>
+      <w:pgSz w:w="12240" w:h="15840"/>
+      <w:pgMar w:top="1440" w:right="1440" w:bottom="1440" w:left="1440" w:header="720" w:footer="720" w:gutter="0"/>
+      <w:cols w:space="720"/>
     </w:sectPr>
   </w:body>
 </w:document>
 </file>
 
-<file path=word/comments.xml><?xml version="1.0" encoding="utf-8"?>
-<w:comments xmlns:w="http://schemas.openxmlformats.org/wordprocessingml/2006/main" xmlns:m="http://schemas.openxmlformats.org/officeDocument/2006/math" xmlns:r="http://schemas.openxmlformats.org/officeDocument/2006/relationships" xmlns:o="urn:schemas-microsoft-com:office:office" xmlns:v="urn:schemas-microsoft-com:vml" xmlns:w10="urn:schemas-microsoft-com:office:word" xmlns:a="http://schemas.openxmlformats.org/drawingml/2006/main" xmlns:pic="http://schemas.openxmlformats.org/drawingml/2006/picture" xmlns:wp="http://schemas.openxmlformats.org/drawingml/2006/wordprocessingDrawing"/>
+<file path=word/endnotes.xml><?xml version="1.0" encoding="utf-8"?>
+<w:endnotes xmlns:wpc="http://schemas.microsoft.com/office/word/2010/wordprocessingCanvas" xmlns:cx="http://schemas.microsoft.com/office/drawing/2014/chartex" xmlns:cx1="http://schemas.microsoft.com/office/drawing/2015/9/8/chartex" xmlns:cx2="http://schemas.microsoft.com/office/drawing/2015/10/21/chartex" xmlns:cx3="http://schemas.microsoft.com/office/drawing/2016/5/9/chartex" xmlns:cx4="http://schemas.microsoft.com/office/drawing/2016/5/10/chartex" xmlns:cx5="http://schemas.microsoft.com/office/drawing/2016/5/11/chartex" xmlns:cx6="http://schemas.microsoft.com/office/drawing/2016/5/12/chartex" xmlns:cx7="http://schemas.microsoft.com/office/drawing/2016/5/13/chartex" xmlns:cx8="http://schemas.microsoft.com/office/drawing/2016/5/14/chartex" xmlns:mc="http://schemas.openxmlformats.org/markup-compatibility/2006" xmlns:m="http://schemas.openxmlformats.org/officeDocument/2006/math" xmlns:aink="http://schemas.microsoft.com/office/drawing/2016/ink" xmlns:am3d="http://schemas.microsoft.com/office/drawing/2017/model3d" xmlns:oel="http://schemas.microsoft.com/office/2019/extlst" xmlns:r="http://schemas.openxmlformats.org/officeDocument/2006/relationships" xmlns:wp14="http://schemas.microsoft.com/office/word/2010/wordprocessingDrawing" xmlns:wp="http://schemas.openxmlformats.org/drawingml/2006/wordprocessingDrawing" xmlns:wpg="http://schemas.microsoft.com/office/word/2010/wordprocessingGroup" xmlns:wpi="http://schemas.microsoft.com/office/word/2010/wordprocessingInk" xmlns:wps="http://schemas.microsoft.com/office/word/2010/wordprocessingShape" xmlns:o="urn:schemas-microsoft-com:office:office" xmlns:v="urn:schemas-microsoft-com:vml" xmlns:w10="urn:schemas-microsoft-com:office:word" xmlns:w="http://schemas.openxmlformats.org/wordprocessingml/2006/main" xmlns:w14="http://schemas.microsoft.com/office/word/2010/wordml" xmlns:w15="http://schemas.microsoft.com/office/word/2012/wordml" xmlns:w16cex="http://schemas.microsoft.com/office/word/2018/wordml/cex" xmlns:w16cid="http://schemas.microsoft.com/office/word/2016/wordml/cid" xmlns:w16="http://schemas.microsoft.com/office/word/2018/wordml" xmlns:w16sdtdh="http://schemas.microsoft.com/office/word/2020/wordml/sdtdatahash" xmlns:w16sdtfl="http://schemas.microsoft.com/office/word/2024/wordml/sdtformatlock" xmlns:w16se="http://schemas.microsoft.com/office/word/2015/wordml/symex" xmlns:w16du="http://schemas.microsoft.com/office/word/2023/wordml/word16du" xmlns:wne="http://schemas.microsoft.com/office/word/2006/wordml" mc:Ignorable="w14 w15 w16se w16cid w16 w16cex w16sdtdh w16sdtfl w16du wp14">
+  <w:endnote w:type="separator" w:id="-1">
+    <w:p>
+      <w:pPr>
+        <w:spacing w:after="0"/>
+      </w:pPr>
+      <w:r>
+        <w:separator/>
+      </w:r>
+    </w:p>
+  </w:endnote>
+  <w:endnote w:type="continuationSeparator" w:id="0">
+    <w:p>
+      <w:pPr>
+        <w:spacing w:after="0"/>
+      </w:pPr>
+      <w:r>
+        <w:continuationSeparator/>
+      </w:r>
+    </w:p>
+  </w:endnote>
+</w:endnotes>
 </file>
 
 <file path=word/footnotes.xml><?xml version="1.0" encoding="utf-8"?>
-<w:footnotes xmlns:w="http://schemas.openxmlformats.org/wordprocessingml/2006/main" xmlns:m="http://schemas.openxmlformats.org/officeDocument/2006/math" xmlns:r="http://schemas.openxmlformats.org/officeDocument/2006/relationships" xmlns:o="urn:schemas-microsoft-com:office:office" xmlns:v="urn:schemas-microsoft-com:vml" xmlns:w10="urn:schemas-microsoft-com:office:word" xmlns:a="http://schemas.openxmlformats.org/drawingml/2006/main" xmlns:pic="http://schemas.openxmlformats.org/drawingml/2006/picture" xmlns:wp="http://schemas.openxmlformats.org/drawingml/2006/wordprocessingDrawing">
+<w:footnotes xmlns:wpc="http://schemas.microsoft.com/office/word/2010/wordprocessingCanvas" xmlns:cx="http://schemas.microsoft.com/office/drawing/2014/chartex" xmlns:cx1="http://schemas.microsoft.com/office/drawing/2015/9/8/chartex" xmlns:cx2="http://schemas.microsoft.com/office/drawing/2015/10/21/chartex" xmlns:cx3="http://schemas.microsoft.com/office/drawing/2016/5/9/chartex" xmlns:cx4="http://schemas.microsoft.com/office/drawing/2016/5/10/chartex" xmlns:cx5="http://schemas.microsoft.com/office/drawing/2016/5/11/chartex" xmlns:cx6="http://schemas.microsoft.com/office/drawing/2016/5/12/chartex" xmlns:cx7="http://schemas.microsoft.com/office/drawing/2016/5/13/chartex" xmlns:cx8="http://schemas.microsoft.com/office/drawing/2016/5/14/chartex" xmlns:mc="http://schemas.openxmlformats.org/markup-compatibility/2006" xmlns:m="http://schemas.openxmlformats.org/officeDocument/2006/math" xmlns:aink="http://schemas.microsoft.com/office/drawing/2016/ink" xmlns:am3d="http://schemas.microsoft.com/office/drawing/2017/model3d" xmlns:oel="http://schemas.microsoft.com/office/2019/extlst" xmlns:r="http://schemas.openxmlformats.org/officeDocument/2006/relationships" xmlns:wp14="http://schemas.microsoft.com/office/word/2010/wordprocessingDrawing" xmlns:wp="http://schemas.openxmlformats.org/drawingml/2006/wordprocessingDrawing" xmlns:wpg="http://schemas.microsoft.com/office/word/2010/wordprocessingGroup" xmlns:wpi="http://schemas.microsoft.com/office/word/2010/wordprocessingInk" xmlns:wps="http://schemas.microsoft.com/office/word/2010/wordprocessingShape" xmlns:o="urn:schemas-microsoft-com:office:office" xmlns:v="urn:schemas-microsoft-com:vml" xmlns:w10="urn:schemas-microsoft-com:office:word" xmlns:w="http://schemas.openxmlformats.org/wordprocessingml/2006/main" xmlns:w14="http://schemas.microsoft.com/office/word/2010/wordml" xmlns:w15="http://schemas.microsoft.com/office/word/2012/wordml" xmlns:w16cex="http://schemas.microsoft.com/office/word/2018/wordml/cex" xmlns:w16cid="http://schemas.microsoft.com/office/word/2016/wordml/cid" xmlns:w16="http://schemas.microsoft.com/office/word/2018/wordml" xmlns:w16sdtdh="http://schemas.microsoft.com/office/word/2020/wordml/sdtdatahash" xmlns:w16sdtfl="http://schemas.microsoft.com/office/word/2024/wordml/sdtformatlock" xmlns:w16se="http://schemas.microsoft.com/office/word/2015/wordml/symex" xmlns:w16du="http://schemas.microsoft.com/office/word/2023/wordml/word16du" xmlns:wne="http://schemas.microsoft.com/office/word/2006/wordml" mc:Ignorable="w14 w15 w16se w16cid w16 w16cex w16sdtdh w16sdtfl w16du wp14">
+  <w:footnote w:type="separator" w:id="-1">
+    <w:p>
+      <w:pPr>
+        <w:spacing w:after="0"/>
+      </w:pPr>
+      <w:r>
+        <w:separator/>
+      </w:r>
+    </w:p>
+  </w:footnote>
   <w:footnote w:type="continuationSeparator" w:id="0">
     <w:p>
+      <w:pPr>
+        <w:spacing w:after="0"/>
+      </w:pPr>
       <w:r>
         <w:continuationSeparator/>
       </w:r>
     </w:p>
   </w:footnote>
-  <w:footnote w:type="separator" w:id="-1">
-    <w:p>
-      <w:r>
-        <w:separator/>
-      </w:r>
-    </w:p>
-  </w:footnote>
-  <w:footnote w:id="14">
+  <w:footnote w:id="1">
     <w:p>
       <w:pPr>
         <w:pStyle w:val="FootnoteText"/>
@@ -3917,10 +3989,7 @@
         <w:footnoteRef/>
       </w:r>
       <w:r>
-        <w:t xml:space="preserve"> </w:t>
-      </w:r>
-      <w:r>
-        <w:t xml:space="preserve">Reference: https://www.sciencedirect.com/topics/agricultural-and-biological-sciences/mozzarella-cheese</w:t>
+        <w:t xml:space="preserve"> Reference: https://www.sciencedirect.com/topics/agricultural-and-biological-sciences/mozzarella-cheese</w:t>
       </w:r>
     </w:p>
   </w:footnote>
@@ -3928,10 +3997,11 @@
 </file>
 
 <file path=word/numbering.xml><?xml version="1.0" encoding="utf-8"?>
-<w:numbering xmlns:w="http://schemas.openxmlformats.org/wordprocessingml/2006/main">
-  <w:abstractNum w:abstractNumId="990">
+<w:numbering xmlns:wpc="http://schemas.microsoft.com/office/word/2010/wordprocessingCanvas" xmlns:cx="http://schemas.microsoft.com/office/drawing/2014/chartex" xmlns:cx1="http://schemas.microsoft.com/office/drawing/2015/9/8/chartex" xmlns:cx2="http://schemas.microsoft.com/office/drawing/2015/10/21/chartex" xmlns:cx3="http://schemas.microsoft.com/office/drawing/2016/5/9/chartex" xmlns:cx4="http://schemas.microsoft.com/office/drawing/2016/5/10/chartex" xmlns:cx5="http://schemas.microsoft.com/office/drawing/2016/5/11/chartex" xmlns:cx6="http://schemas.microsoft.com/office/drawing/2016/5/12/chartex" xmlns:cx7="http://schemas.microsoft.com/office/drawing/2016/5/13/chartex" xmlns:cx8="http://schemas.microsoft.com/office/drawing/2016/5/14/chartex" xmlns:mc="http://schemas.openxmlformats.org/markup-compatibility/2006" xmlns:m="http://schemas.openxmlformats.org/officeDocument/2006/math" xmlns:aink="http://schemas.microsoft.com/office/drawing/2016/ink" xmlns:am3d="http://schemas.microsoft.com/office/drawing/2017/model3d" xmlns:oel="http://schemas.microsoft.com/office/2019/extlst" xmlns:r="http://schemas.openxmlformats.org/officeDocument/2006/relationships" xmlns:wp14="http://schemas.microsoft.com/office/word/2010/wordprocessingDrawing" xmlns:wp="http://schemas.openxmlformats.org/drawingml/2006/wordprocessingDrawing" xmlns:wpg="http://schemas.microsoft.com/office/word/2010/wordprocessingGroup" xmlns:wpi="http://schemas.microsoft.com/office/word/2010/wordprocessingInk" xmlns:wps="http://schemas.microsoft.com/office/word/2010/wordprocessingShape" xmlns:o="urn:schemas-microsoft-com:office:office" xmlns:v="urn:schemas-microsoft-com:vml" xmlns:w10="urn:schemas-microsoft-com:office:word" xmlns:w="http://schemas.openxmlformats.org/wordprocessingml/2006/main" xmlns:w14="http://schemas.microsoft.com/office/word/2010/wordml" xmlns:w15="http://schemas.microsoft.com/office/word/2012/wordml" xmlns:w16cex="http://schemas.microsoft.com/office/word/2018/wordml/cex" xmlns:w16cid="http://schemas.microsoft.com/office/word/2016/wordml/cid" xmlns:w16="http://schemas.microsoft.com/office/word/2018/wordml" xmlns:w16sdtdh="http://schemas.microsoft.com/office/word/2020/wordml/sdtdatahash" xmlns:w16sdtfl="http://schemas.microsoft.com/office/word/2024/wordml/sdtformatlock" xmlns:w16se="http://schemas.microsoft.com/office/word/2015/wordml/symex" xmlns:w16du="http://schemas.microsoft.com/office/word/2023/wordml/word16du" xmlns:wne="http://schemas.microsoft.com/office/word/2006/wordml" mc:Ignorable="w14 w15 w16se w16cid w16 w16cex w16sdtdh w16sdtfl w16du wp14">
+  <w:abstractNum w:abstractNumId="0" w15:restartNumberingAfterBreak="0">
     <w:nsid w:val="0000A990"/>
     <w:multiLevelType w:val="multilevel"/>
+    <w:tmpl w:val="D41E16C4"/>
     <w:lvl w:ilvl="0">
       <w:numFmt w:val="bullet"/>
       <w:lvlText w:val=" "/>
@@ -4005,9 +4075,10 @@
       </w:pPr>
     </w:lvl>
   </w:abstractNum>
-  <w:abstractNum w:abstractNumId="991">
+  <w:abstractNum w:abstractNumId="1" w15:restartNumberingAfterBreak="0">
     <w:nsid w:val="0000A991"/>
     <w:multiLevelType w:val="multilevel"/>
+    <w:tmpl w:val="DBE09960"/>
     <w:lvl w:ilvl="0">
       <w:numFmt w:val="bullet"/>
       <w:lvlText w:val=""/>
@@ -4108,33 +4179,33 @@
       </w:rPr>
     </w:lvl>
   </w:abstractNum>
-  <w:num w:numId="1000">
-    <w:abstractNumId w:val="990"/>
+  <w:num w:numId="1" w16cid:durableId="1440180632">
+    <w:abstractNumId w:val="0"/>
   </w:num>
-  <w:num w:numId="1001">
-    <w:abstractNumId w:val="991"/>
+  <w:num w:numId="2" w16cid:durableId="1723944301">
+    <w:abstractNumId w:val="1"/>
   </w:num>
-  <w:num w:numId="1002">
-    <w:abstractNumId w:val="991"/>
+  <w:num w:numId="3" w16cid:durableId="1217861033">
+    <w:abstractNumId w:val="1"/>
   </w:num>
-  <w:num w:numId="1003">
-    <w:abstractNumId w:val="991"/>
+  <w:num w:numId="4" w16cid:durableId="359823696">
+    <w:abstractNumId w:val="1"/>
   </w:num>
-  <w:num w:numId="1004">
-    <w:abstractNumId w:val="991"/>
+  <w:num w:numId="5" w16cid:durableId="1492452624">
+    <w:abstractNumId w:val="1"/>
   </w:num>
 </w:numbering>
 </file>
 
 <file path=word/styles.xml><?xml version="1.0" encoding="utf-8"?>
-<w:styles xmlns:r="http://schemas.openxmlformats.org/officeDocument/2006/relationships" xmlns:w="http://schemas.openxmlformats.org/wordprocessingml/2006/main">
+<w:styles xmlns:mc="http://schemas.openxmlformats.org/markup-compatibility/2006" xmlns:r="http://schemas.openxmlformats.org/officeDocument/2006/relationships" xmlns:w="http://schemas.openxmlformats.org/wordprocessingml/2006/main" xmlns:w14="http://schemas.microsoft.com/office/word/2010/wordml" xmlns:w15="http://schemas.microsoft.com/office/word/2012/wordml" xmlns:w16cex="http://schemas.microsoft.com/office/word/2018/wordml/cex" xmlns:w16cid="http://schemas.microsoft.com/office/word/2016/wordml/cid" xmlns:w16="http://schemas.microsoft.com/office/word/2018/wordml" xmlns:w16sdtdh="http://schemas.microsoft.com/office/word/2020/wordml/sdtdatahash" xmlns:w16sdtfl="http://schemas.microsoft.com/office/word/2024/wordml/sdtformatlock" xmlns:w16se="http://schemas.microsoft.com/office/word/2015/wordml/symex" xmlns:w16du="http://schemas.microsoft.com/office/word/2023/wordml/word16du" mc:Ignorable="w14 w15 w16se w16cid w16 w16cex w16sdtdh w16sdtfl w16du">
   <w:docDefaults>
     <w:rPrDefault>
       <w:rPr>
-        <w:rFonts w:asciiTheme="minorHAnsi" w:cstheme="minorBidi" w:eastAsiaTheme="minorEastAsia" w:hAnsiTheme="minorHAnsi"/>
+        <w:rFonts w:asciiTheme="minorHAnsi" w:eastAsiaTheme="minorEastAsia" w:hAnsiTheme="minorHAnsi" w:cstheme="minorBidi"/>
         <w:sz w:val="24"/>
         <w:szCs w:val="24"/>
-        <w:lang w:bidi="ar-SA" w:eastAsia="zh-CN" w:val="en-US"/>
+        <w:lang w:val="en-US" w:eastAsia="zh-CN" w:bidi="ar-SA"/>
       </w:rPr>
     </w:rPrDefault>
     <w:pPrDefault>
@@ -4143,168 +4214,255 @@
       </w:pPr>
     </w:pPrDefault>
   </w:docDefaults>
-  <w:latentStyles w:count="276" w:defLockedState="0" w:defQFormat="0" w:defSemiHidden="0" w:defUIPriority="0" w:defUnhideWhenUsed="0"/>
-  <w:style w:default="1" w:styleId="Normal" w:type="paragraph">
+  <w:latentStyles w:defLockedState="0" w:defUIPriority="0" w:defSemiHidden="0" w:defUnhideWhenUsed="0" w:defQFormat="0" w:count="376">
+    <w:lsdException w:name="Normal Table" w:semiHidden="1" w:unhideWhenUsed="1"/>
+    <w:lsdException w:name="Table Simple 1" w:semiHidden="1" w:unhideWhenUsed="1"/>
+    <w:lsdException w:name="Table Simple 2" w:semiHidden="1" w:unhideWhenUsed="1"/>
+    <w:lsdException w:name="Table Simple 3" w:semiHidden="1" w:unhideWhenUsed="1"/>
+    <w:lsdException w:name="Table Classic 1" w:semiHidden="1" w:unhideWhenUsed="1"/>
+    <w:lsdException w:name="Table Classic 2" w:semiHidden="1" w:unhideWhenUsed="1"/>
+    <w:lsdException w:name="Table Classic 3" w:semiHidden="1" w:unhideWhenUsed="1"/>
+    <w:lsdException w:name="Table Classic 4" w:semiHidden="1" w:unhideWhenUsed="1"/>
+    <w:lsdException w:name="Table Colorful 1" w:semiHidden="1" w:unhideWhenUsed="1"/>
+    <w:lsdException w:name="Table Colorful 2" w:semiHidden="1" w:unhideWhenUsed="1"/>
+    <w:lsdException w:name="Table Colorful 3" w:semiHidden="1" w:unhideWhenUsed="1"/>
+    <w:lsdException w:name="Table Columns 1" w:semiHidden="1" w:unhideWhenUsed="1"/>
+    <w:lsdException w:name="Table Columns 2" w:semiHidden="1" w:unhideWhenUsed="1"/>
+    <w:lsdException w:name="Table Columns 3" w:semiHidden="1" w:unhideWhenUsed="1"/>
+    <w:lsdException w:name="Table Columns 4" w:semiHidden="1" w:unhideWhenUsed="1"/>
+    <w:lsdException w:name="Table Columns 5" w:semiHidden="1" w:unhideWhenUsed="1"/>
+    <w:lsdException w:name="Table Grid 1" w:semiHidden="1" w:unhideWhenUsed="1"/>
+    <w:lsdException w:name="Table Grid 2" w:semiHidden="1" w:unhideWhenUsed="1"/>
+    <w:lsdException w:name="Table Grid 3" w:semiHidden="1" w:unhideWhenUsed="1"/>
+    <w:lsdException w:name="Table Grid 4" w:semiHidden="1" w:unhideWhenUsed="1"/>
+    <w:lsdException w:name="Table Grid 5" w:semiHidden="1" w:unhideWhenUsed="1"/>
+    <w:lsdException w:name="Table Grid 6" w:semiHidden="1" w:unhideWhenUsed="1"/>
+    <w:lsdException w:name="Table Grid 7" w:semiHidden="1" w:unhideWhenUsed="1"/>
+    <w:lsdException w:name="Table Grid 8" w:semiHidden="1" w:unhideWhenUsed="1"/>
+    <w:lsdException w:name="Table List 1" w:semiHidden="1" w:unhideWhenUsed="1"/>
+    <w:lsdException w:name="Table List 2" w:semiHidden="1" w:unhideWhenUsed="1"/>
+    <w:lsdException w:name="Table List 3" w:semiHidden="1" w:unhideWhenUsed="1"/>
+    <w:lsdException w:name="Table List 4" w:semiHidden="1" w:unhideWhenUsed="1"/>
+    <w:lsdException w:name="Table List 5" w:semiHidden="1" w:unhideWhenUsed="1"/>
+    <w:lsdException w:name="Table List 6" w:semiHidden="1" w:unhideWhenUsed="1"/>
+    <w:lsdException w:name="Table List 7" w:semiHidden="1" w:unhideWhenUsed="1"/>
+    <w:lsdException w:name="Table List 8" w:semiHidden="1" w:unhideWhenUsed="1"/>
+    <w:lsdException w:name="Table 3D effects 1" w:semiHidden="1" w:unhideWhenUsed="1"/>
+    <w:lsdException w:name="Table 3D effects 2" w:semiHidden="1" w:unhideWhenUsed="1"/>
+    <w:lsdException w:name="Table 3D effects 3" w:semiHidden="1" w:unhideWhenUsed="1"/>
+    <w:lsdException w:name="Table Contemporary" w:semiHidden="1" w:unhideWhenUsed="1"/>
+    <w:lsdException w:name="Table Elegant" w:semiHidden="1" w:unhideWhenUsed="1"/>
+    <w:lsdException w:name="Table Professional" w:semiHidden="1" w:unhideWhenUsed="1"/>
+    <w:lsdException w:name="Table Subtle 1" w:semiHidden="1" w:unhideWhenUsed="1"/>
+    <w:lsdException w:name="Table Subtle 2" w:semiHidden="1" w:unhideWhenUsed="1"/>
+    <w:lsdException w:name="Table Web 1" w:semiHidden="1" w:unhideWhenUsed="1"/>
+    <w:lsdException w:name="Table Web 2" w:semiHidden="1" w:unhideWhenUsed="1"/>
+    <w:lsdException w:name="Table Web 3" w:semiHidden="1" w:unhideWhenUsed="1"/>
+    <w:lsdException w:name="Table Theme" w:semiHidden="1" w:unhideWhenUsed="1"/>
+    <w:lsdException w:name="Light Shading"/>
+    <w:lsdException w:name="Light List"/>
+    <w:lsdException w:name="Light Grid"/>
+    <w:lsdException w:name="Medium Shading 1"/>
+    <w:lsdException w:name="Medium Shading 2"/>
+    <w:lsdException w:name="Medium List 1"/>
+    <w:lsdException w:name="Medium List 2"/>
+    <w:lsdException w:name="Medium Grid 1"/>
+    <w:lsdException w:name="Medium Grid 2"/>
+    <w:lsdException w:name="Medium Grid 3"/>
+    <w:lsdException w:name="Dark List"/>
+    <w:lsdException w:name="Colorful Shading"/>
+    <w:lsdException w:name="Colorful List"/>
+    <w:lsdException w:name="Colorful Grid"/>
+    <w:lsdException w:name="Light Shading Accent 1"/>
+    <w:lsdException w:name="Light List Accent 1"/>
+    <w:lsdException w:name="Light Grid Accent 1"/>
+    <w:lsdException w:name="Medium Shading 1 Accent 1"/>
+    <w:lsdException w:name="Medium Shading 2 Accent 1"/>
+    <w:lsdException w:name="Medium List 1 Accent 1"/>
+    <w:lsdException w:name="Medium List 2 Accent 1"/>
+    <w:lsdException w:name="Medium Grid 1 Accent 1"/>
+    <w:lsdException w:name="Medium Grid 2 Accent 1"/>
+    <w:lsdException w:name="Medium Grid 3 Accent 1"/>
+    <w:lsdException w:name="Dark List Accent 1"/>
+    <w:lsdException w:name="Colorful Shading Accent 1"/>
+    <w:lsdException w:name="Colorful List Accent 1"/>
+    <w:lsdException w:name="Colorful Grid Accent 1"/>
+    <w:lsdException w:name="Light Shading Accent 2"/>
+    <w:lsdException w:name="Light List Accent 2"/>
+    <w:lsdException w:name="Light Grid Accent 2"/>
+    <w:lsdException w:name="Medium Shading 1 Accent 2"/>
+    <w:lsdException w:name="Medium Shading 2 Accent 2"/>
+    <w:lsdException w:name="Medium List 1 Accent 2"/>
+    <w:lsdException w:name="Medium List 2 Accent 2"/>
+    <w:lsdException w:name="Medium Grid 1 Accent 2"/>
+    <w:lsdException w:name="Medium Grid 2 Accent 2"/>
+    <w:lsdException w:name="Medium Grid 3 Accent 2"/>
+    <w:lsdException w:name="Dark List Accent 2"/>
+    <w:lsdException w:name="Colorful Shading Accent 2"/>
+    <w:lsdException w:name="Colorful List Accent 2"/>
+    <w:lsdException w:name="Colorful Grid Accent 2"/>
+    <w:lsdException w:name="Light Shading Accent 3"/>
+    <w:lsdException w:name="Light List Accent 3"/>
+    <w:lsdException w:name="Light Grid Accent 3"/>
+    <w:lsdException w:name="Medium Shading 1 Accent 3"/>
+    <w:lsdException w:name="Medium Shading 2 Accent 3"/>
+    <w:lsdException w:name="Medium List 1 Accent 3"/>
+    <w:lsdException w:name="Medium List 2 Accent 3"/>
+    <w:lsdException w:name="Medium Grid 1 Accent 3"/>
+    <w:lsdException w:name="Medium Grid 2 Accent 3"/>
+    <w:lsdException w:name="Medium Grid 3 Accent 3"/>
+    <w:lsdException w:name="Dark List Accent 3"/>
+    <w:lsdException w:name="Colorful Shading Accent 3"/>
+    <w:lsdException w:name="Colorful List Accent 3"/>
+    <w:lsdException w:name="Colorful Grid Accent 3"/>
+    <w:lsdException w:name="Light Shading Accent 4"/>
+    <w:lsdException w:name="Light List Accent 4"/>
+    <w:lsdException w:name="Light Grid Accent 4"/>
+    <w:lsdException w:name="Medium Shading 1 Accent 4"/>
+    <w:lsdException w:name="Medium Shading 2 Accent 4"/>
+    <w:lsdException w:name="Medium List 1 Accent 4"/>
+    <w:lsdException w:name="Medium List 2 Accent 4"/>
+    <w:lsdException w:name="Medium Grid 1 Accent 4"/>
+    <w:lsdException w:name="Medium Grid 2 Accent 4"/>
+    <w:lsdException w:name="Medium Grid 3 Accent 4"/>
+    <w:lsdException w:name="Dark List Accent 4"/>
+    <w:lsdException w:name="Colorful Shading Accent 4"/>
+    <w:lsdException w:name="Colorful List Accent 4"/>
+    <w:lsdException w:name="Colorful Grid Accent 4"/>
+    <w:lsdException w:name="Light Shading Accent 5"/>
+    <w:lsdException w:name="Light List Accent 5"/>
+    <w:lsdException w:name="Light Grid Accent 5"/>
+    <w:lsdException w:name="Medium Shading 1 Accent 5"/>
+    <w:lsdException w:name="Medium Shading 2 Accent 5"/>
+    <w:lsdException w:name="Medium List 1 Accent 5"/>
+    <w:lsdException w:name="Medium List 2 Accent 5"/>
+    <w:lsdException w:name="Medium Grid 1 Accent 5"/>
+    <w:lsdException w:name="Medium Grid 2 Accent 5"/>
+    <w:lsdException w:name="Medium Grid 3 Accent 5"/>
+    <w:lsdException w:name="Dark List Accent 5"/>
+    <w:lsdException w:name="Colorful Shading Accent 5"/>
+    <w:lsdException w:name="Colorful List Accent 5"/>
+    <w:lsdException w:name="Colorful Grid Accent 5"/>
+    <w:lsdException w:name="Light Shading Accent 6"/>
+    <w:lsdException w:name="Light List Accent 6"/>
+    <w:lsdException w:name="Light Grid Accent 6"/>
+    <w:lsdException w:name="Medium Shading 1 Accent 6"/>
+    <w:lsdException w:name="Medium Shading 2 Accent 6"/>
+    <w:lsdException w:name="Medium List 1 Accent 6"/>
+    <w:lsdException w:name="Medium List 2 Accent 6"/>
+    <w:lsdException w:name="Medium Grid 1 Accent 6"/>
+    <w:lsdException w:name="Medium Grid 2 Accent 6"/>
+    <w:lsdException w:name="Medium Grid 3 Accent 6"/>
+    <w:lsdException w:name="Dark List Accent 6"/>
+    <w:lsdException w:name="Colorful Shading Accent 6"/>
+    <w:lsdException w:name="Colorful List Accent 6"/>
+    <w:lsdException w:name="Colorful Grid Accent 6"/>
+    <w:lsdException w:name="Grid Table 4" w:uiPriority="49"/>
+    <w:lsdException w:name="Grid Table 5 Dark" w:uiPriority="50"/>
+    <w:lsdException w:name="Grid Table 6 Colorful" w:uiPriority="51"/>
+    <w:lsdException w:name="Grid Table 7 Colorful" w:uiPriority="52"/>
+    <w:lsdException w:name="Grid Table 1 Light Accent 1" w:uiPriority="46"/>
+    <w:lsdException w:name="Grid Table 2 Accent 1" w:uiPriority="47"/>
+    <w:lsdException w:name="Grid Table 3 Accent 1" w:uiPriority="48"/>
+    <w:lsdException w:name="Grid Table 4 Accent 1" w:uiPriority="49"/>
+    <w:lsdException w:name="Grid Table 5 Dark Accent 1" w:uiPriority="50"/>
+    <w:lsdException w:name="Grid Table 6 Colorful Accent 1" w:uiPriority="51"/>
+    <w:lsdException w:name="Grid Table 7 Colorful Accent 1" w:uiPriority="52"/>
+    <w:lsdException w:name="Grid Table 1 Light Accent 2" w:uiPriority="46"/>
+    <w:lsdException w:name="Grid Table 2 Accent 2" w:uiPriority="47"/>
+    <w:lsdException w:name="Grid Table 3 Accent 2" w:uiPriority="48"/>
+    <w:lsdException w:name="Grid Table 4 Accent 2" w:uiPriority="49"/>
+    <w:lsdException w:name="Grid Table 5 Dark Accent 2" w:uiPriority="50"/>
+    <w:lsdException w:name="Grid Table 6 Colorful Accent 2" w:uiPriority="51"/>
+    <w:lsdException w:name="Grid Table 7 Colorful Accent 2" w:uiPriority="52"/>
+    <w:lsdException w:name="Grid Table 1 Light Accent 3" w:uiPriority="46"/>
+    <w:lsdException w:name="Grid Table 2 Accent 3" w:uiPriority="47"/>
+    <w:lsdException w:name="Grid Table 3 Accent 3" w:uiPriority="48"/>
+    <w:lsdException w:name="Grid Table 4 Accent 3" w:uiPriority="49"/>
+    <w:lsdException w:name="Grid Table 5 Dark Accent 3" w:uiPriority="50"/>
+    <w:lsdException w:name="Grid Table 6 Colorful Accent 3" w:uiPriority="51"/>
+    <w:lsdException w:name="Grid Table 7 Colorful Accent 3" w:uiPriority="52"/>
+    <w:lsdException w:name="Grid Table 1 Light Accent 4" w:uiPriority="46"/>
+    <w:lsdException w:name="Grid Table 2 Accent 4" w:uiPriority="47"/>
+    <w:lsdException w:name="Grid Table 3 Accent 4" w:uiPriority="48"/>
+    <w:lsdException w:name="Grid Table 4 Accent 4" w:uiPriority="49"/>
+    <w:lsdException w:name="Grid Table 5 Dark Accent 4" w:uiPriority="50"/>
+    <w:lsdException w:name="Grid Table 6 Colorful Accent 4" w:uiPriority="51"/>
+    <w:lsdException w:name="Grid Table 7 Colorful Accent 4" w:uiPriority="52"/>
+    <w:lsdException w:name="Grid Table 1 Light Accent 5" w:uiPriority="46"/>
+    <w:lsdException w:name="Grid Table 2 Accent 5" w:uiPriority="47"/>
+    <w:lsdException w:name="Grid Table 3 Accent 5" w:uiPriority="48"/>
+    <w:lsdException w:name="Grid Table 4 Accent 5" w:uiPriority="49"/>
+    <w:lsdException w:name="Grid Table 5 Dark Accent 5" w:uiPriority="50"/>
+    <w:lsdException w:name="Grid Table 6 Colorful Accent 5" w:uiPriority="51"/>
+    <w:lsdException w:name="Grid Table 7 Colorful Accent 5" w:uiPriority="52"/>
+    <w:lsdException w:name="Grid Table 1 Light Accent 6" w:uiPriority="46"/>
+    <w:lsdException w:name="Grid Table 2 Accent 6" w:uiPriority="47"/>
+    <w:lsdException w:name="Grid Table 3 Accent 6" w:uiPriority="48"/>
+    <w:lsdException w:name="Grid Table 4 Accent 6" w:uiPriority="49"/>
+    <w:lsdException w:name="Grid Table 5 Dark Accent 6" w:uiPriority="50"/>
+    <w:lsdException w:name="Grid Table 6 Colorful Accent 6" w:uiPriority="51"/>
+    <w:lsdException w:name="Grid Table 7 Colorful Accent 6" w:uiPriority="52"/>
+    <w:lsdException w:name="List Table 1 Light" w:uiPriority="46"/>
+    <w:lsdException w:name="List Table 2" w:uiPriority="47"/>
+    <w:lsdException w:name="List Table 3" w:uiPriority="48"/>
+    <w:lsdException w:name="List Table 4" w:uiPriority="49"/>
+    <w:lsdException w:name="List Table 5 Dark" w:uiPriority="50"/>
+    <w:lsdException w:name="List Table 6 Colorful" w:uiPriority="51"/>
+    <w:lsdException w:name="List Table 7 Colorful" w:uiPriority="52"/>
+    <w:lsdException w:name="List Table 1 Light Accent 1" w:uiPriority="46"/>
+    <w:lsdException w:name="List Table 2 Accent 1" w:uiPriority="47"/>
+    <w:lsdException w:name="List Table 3 Accent 1" w:uiPriority="48"/>
+    <w:lsdException w:name="List Table 4 Accent 1" w:uiPriority="49"/>
+    <w:lsdException w:name="List Table 5 Dark Accent 1" w:uiPriority="50"/>
+    <w:lsdException w:name="List Table 6 Colorful Accent 1" w:uiPriority="51"/>
+    <w:lsdException w:name="List Table 7 Colorful Accent 1" w:uiPriority="52"/>
+    <w:lsdException w:name="List Table 1 Light Accent 2" w:uiPriority="46"/>
+    <w:lsdException w:name="List Table 2 Accent 2" w:uiPriority="47"/>
+    <w:lsdException w:name="List Table 3 Accent 2" w:uiPriority="48"/>
+    <w:lsdException w:name="List Table 4 Accent 2" w:uiPriority="49"/>
+    <w:lsdException w:name="List Table 5 Dark Accent 2" w:uiPriority="50"/>
+    <w:lsdException w:name="List Table 6 Colorful Accent 2" w:uiPriority="51"/>
+    <w:lsdException w:name="List Table 7 Colorful Accent 2" w:uiPriority="52"/>
+    <w:lsdException w:name="List Table 1 Light Accent 3" w:uiPriority="46"/>
+    <w:lsdException w:name="List Table 2 Accent 3" w:uiPriority="47"/>
+    <w:lsdException w:name="List Table 3 Accent 3" w:uiPriority="48"/>
+    <w:lsdException w:name="List Table 4 Accent 3" w:uiPriority="49"/>
+    <w:lsdException w:name="List Table 5 Dark Accent 3" w:uiPriority="50"/>
+    <w:lsdException w:name="List Table 6 Colorful Accent 3" w:uiPriority="51"/>
+    <w:lsdException w:name="List Table 7 Colorful Accent 3" w:uiPriority="52"/>
+    <w:lsdException w:name="List Table 1 Light Accent 4" w:uiPriority="46"/>
+    <w:lsdException w:name="List Table 2 Accent 4" w:uiPriority="47"/>
+    <w:lsdException w:name="List Table 3 Accent 4" w:uiPriority="48"/>
+    <w:lsdException w:name="List Table 4 Accent 4" w:uiPriority="49"/>
+    <w:lsdException w:name="List Table 5 Dark Accent 4" w:uiPriority="50"/>
+    <w:lsdException w:name="List Table 6 Colorful Accent 4" w:uiPriority="51"/>
+    <w:lsdException w:name="List Table 7 Colorful Accent 4" w:uiPriority="52"/>
+    <w:lsdException w:name="List Table 1 Light Accent 5" w:uiPriority="46"/>
+    <w:lsdException w:name="List Table 2 Accent 5" w:uiPriority="47"/>
+    <w:lsdException w:name="List Table 3 Accent 5" w:uiPriority="48"/>
+    <w:lsdException w:name="List Table 4 Accent 5" w:uiPriority="49"/>
+    <w:lsdException w:name="List Table 5 Dark Accent 5" w:uiPriority="50"/>
+    <w:lsdException w:name="List Table 6 Colorful Accent 5" w:uiPriority="51"/>
+    <w:lsdException w:name="List Table 7 Colorful Accent 5" w:uiPriority="52"/>
+    <w:lsdException w:name="List Table 1 Light Accent 6" w:uiPriority="46"/>
+    <w:lsdException w:name="List Table 2 Accent 6" w:uiPriority="47"/>
+    <w:lsdException w:name="List Table 3 Accent 6" w:uiPriority="48"/>
+    <w:lsdException w:name="List Table 4 Accent 6" w:uiPriority="49"/>
+    <w:lsdException w:name="List Table 5 Dark Accent 6" w:uiPriority="50"/>
+    <w:lsdException w:name="List Table 6 Colorful Accent 6" w:uiPriority="51"/>
+    <w:lsdException w:name="List Table 7 Colorful Accent 6" w:uiPriority="52"/>
+    <w:lsdException w:name="Mention" w:semiHidden="1" w:uiPriority="99" w:unhideWhenUsed="1"/>
+    <w:lsdException w:name="Smart Hyperlink" w:semiHidden="1" w:uiPriority="99" w:unhideWhenUsed="1"/>
+    <w:lsdException w:name="Hashtag" w:semiHidden="1" w:uiPriority="99" w:unhideWhenUsed="1"/>
+    <w:lsdException w:name="Unresolved Mention" w:semiHidden="1" w:uiPriority="99" w:unhideWhenUsed="1"/>
+    <w:lsdException w:name="Smart Link" w:semiHidden="1" w:uiPriority="99" w:unhideWhenUsed="1"/>
+  </w:latentStyles>
+  <w:style w:type="paragraph" w:default="1" w:styleId="Normal">
     <w:name w:val="Normal"/>
     <w:qFormat/>
   </w:style>
-  <w:style w:styleId="BodyText" w:type="paragraph">
-    <w:name w:val="Body Text"/>
-    <w:basedOn w:val="Normal"/>
-    <w:link w:val="BodyTextChar"/>
-    <w:qFormat/>
-    <w:pPr>
-      <w:spacing w:after="180" w:before="180"/>
-    </w:pPr>
-  </w:style>
-  <w:style w:customStyle="1" w:styleId="FirstParagraph" w:type="paragraph">
-    <w:name w:val="First Paragraph"/>
-    <w:basedOn w:val="BodyText"/>
-    <w:next w:val="BodyText"/>
-    <w:qFormat/>
-  </w:style>
-  <w:style w:customStyle="1" w:styleId="Compact" w:type="paragraph">
-    <w:name w:val="Compact"/>
-    <w:basedOn w:val="BodyText"/>
-    <w:qFormat/>
-    <w:pPr>
-      <w:spacing w:after="36" w:before="36"/>
-    </w:pPr>
-  </w:style>
-  <w:style w:styleId="Title" w:type="paragraph">
-    <w:name w:val="Title"/>
-    <w:basedOn w:val="Normal"/>
-    <w:next w:val="BodyText"/>
-    <w:link w:val="TitleChar"/>
-    <w:uiPriority w:val="10"/>
-    <w:qFormat/>
-    <w:rsid w:val="00A10FD9"/>
-    <w:pPr>
-      <w:spacing w:after="80" w:line="240" w:lineRule="auto"/>
-      <w:contextualSpacing/>
-      <w:jc w:val="center"/>
-    </w:pPr>
-    <w:rPr>
-      <w:rFonts w:asciiTheme="majorHAnsi" w:cstheme="majorBidi" w:eastAsiaTheme="majorEastAsia" w:hAnsiTheme="majorHAnsi"/>
-      <w:sz w:val="56"/>
-      <w:szCs w:val="56"/>
-    </w:rPr>
-  </w:style>
-  <w:style w:customStyle="1" w:styleId="TitleChar" w:type="character">
-    <w:name w:val="Title Char"/>
-    <w:basedOn w:val="DefaultParagraphFont"/>
-    <w:link w:val="Title"/>
-    <w:uiPriority w:val="10"/>
-    <w:rsid w:val="00A10FD9"/>
-    <w:rPr>
-      <w:rFonts w:asciiTheme="majorHAnsi" w:cstheme="majorBidi" w:eastAsiaTheme="majorEastAsia" w:hAnsiTheme="majorHAnsi"/>
-      <w:sz w:val="56"/>
-      <w:szCs w:val="56"/>
-    </w:rPr>
-  </w:style>
-  <w:style w:styleId="Subtitle" w:type="paragraph">
-    <w:name w:val="Subtitle"/>
-    <w:basedOn w:val="Title"/>
-    <w:next w:val="BodyText"/>
-    <w:link w:val="SubtitleChar"/>
-    <w:uiPriority w:val="11"/>
-    <w:qFormat/>
-    <w:rsid w:val="00A10FD9"/>
-    <w:pPr>
-      <w:numPr>
-        <w:ilvl w:val="1"/>
-      </w:numPr>
-    </w:pPr>
-    <w:rPr>
-      <w:rFonts w:cstheme="majorBidi" w:eastAsiaTheme="majorEastAsia"/>
-      <w:spacing w:val="15"/>
-      <w:sz w:val="28"/>
-      <w:szCs w:val="28"/>
-    </w:rPr>
-  </w:style>
-  <w:style w:customStyle="1" w:styleId="SubtitleChar" w:type="character">
-    <w:name w:val="Subtitle Char"/>
-    <w:basedOn w:val="DefaultParagraphFont"/>
-    <w:link w:val="Subtitle"/>
-    <w:uiPriority w:val="11"/>
-    <w:rsid w:val="00A10FD9"/>
-    <w:rPr>
-      <w:rFonts w:cstheme="majorBidi" w:eastAsiaTheme="majorEastAsia"/>
-      <w:color w:themeColor="text1" w:themeTint="A6" w:val="595959"/>
-      <w:spacing w:val="15"/>
-      <w:sz w:val="28"/>
-      <w:szCs w:val="28"/>
-    </w:rPr>
-  </w:style>
-  <w:style w:customStyle="1" w:styleId="Author" w:type="paragraph">
-    <w:name w:val="Author"/>
-    <w:basedOn w:val="Title"/>
-    <w:next w:val="BodyText"/>
-    <w:qFormat/>
-    <w:pPr>
-      <w:keepNext/>
-      <w:keepLines/>
-    </w:pPr>
-    <w:rPr>
-      <w:sz w:val="24"/>
-      <w:szCs w:val="24"/>
-    </w:rPr>
-  </w:style>
-  <w:style w:styleId="Date" w:type="paragraph">
-    <w:name w:val="Date"/>
-    <w:basedOn w:val="Title"/>
-    <w:next w:val="BodyText"/>
-    <w:qFormat/>
-    <w:pPr>
-      <w:keepNext/>
-      <w:keepLines/>
-    </w:pPr>
-    <w:rPr>
-      <w:sz w:val="24"/>
-      <w:szCs w:val="24"/>
-    </w:rPr>
-  </w:style>
-  <w:style w:customStyle="1" w:styleId="AbstractTitle" w:type="paragraph">
-    <w:name w:val="Abstract Title"/>
-    <w:basedOn w:val="Normal"/>
-    <w:next w:val="Abstract"/>
-    <w:qFormat/>
-    <w:pPr>
-      <w:keepNext/>
-      <w:keepLines/>
-      <w:spacing w:after="0" w:before="300"/>
-      <w:jc w:val="center"/>
-    </w:pPr>
-    <w:rPr>
-      <w:b/>
-      <w:sz w:val="20"/>
-      <w:szCs w:val="20"/>
-    </w:rPr>
-  </w:style>
-  <w:style w:customStyle="1" w:styleId="Abstract" w:type="paragraph">
-    <w:name w:val="Abstract"/>
-    <w:basedOn w:val="Normal"/>
-    <w:next w:val="BodyText"/>
-    <w:qFormat/>
-    <w:pPr>
-      <w:keepNext/>
-      <w:keepLines/>
-      <w:spacing w:after="300" w:before="100"/>
-    </w:pPr>
-    <w:rPr>
-      <w:sz w:val="20"/>
-      <w:szCs w:val="20"/>
-    </w:rPr>
-  </w:style>
-  <w:style w:styleId="Bibliography" w:type="paragraph">
-    <w:name w:val="Bibliography"/>
-    <w:basedOn w:val="Normal"/>
-    <w:next w:val="Bibliography"/>
-    <w:qFormat/>
-    <w:pPr/>
-    <w:rPr/>
-  </w:style>
-  <w:style w:styleId="Heading1" w:type="paragraph">
+  <w:style w:type="paragraph" w:styleId="Heading1">
     <w:name w:val="heading 1"/>
     <w:basedOn w:val="Normal"/>
     <w:next w:val="BodyText"/>
@@ -4315,17 +4473,17 @@
     <w:pPr>
       <w:keepNext/>
       <w:keepLines/>
-      <w:spacing w:after="80" w:before="360"/>
+      <w:spacing w:before="360" w:after="80"/>
       <w:outlineLvl w:val="0"/>
     </w:pPr>
     <w:rPr>
-      <w:rFonts w:asciiTheme="majorHAnsi" w:cstheme="majorBidi" w:eastAsiaTheme="majorEastAsia" w:hAnsiTheme="majorHAnsi"/>
-      <w:color w:themeColor="accent1" w:themeShade="BF" w:val="0F4761"/>
+      <w:rFonts w:asciiTheme="majorHAnsi" w:eastAsiaTheme="majorEastAsia" w:hAnsiTheme="majorHAnsi" w:cstheme="majorBidi"/>
+      <w:color w:val="0F4761" w:themeColor="accent1" w:themeShade="BF"/>
       <w:sz w:val="40"/>
       <w:szCs w:val="40"/>
     </w:rPr>
   </w:style>
-  <w:style w:styleId="Heading2" w:type="paragraph">
+  <w:style w:type="paragraph" w:styleId="Heading2">
     <w:name w:val="heading 2"/>
     <w:basedOn w:val="Normal"/>
     <w:next w:val="BodyText"/>
@@ -4338,17 +4496,17 @@
     <w:pPr>
       <w:keepNext/>
       <w:keepLines/>
-      <w:spacing w:after="80" w:before="160"/>
+      <w:spacing w:before="160" w:after="80"/>
       <w:outlineLvl w:val="1"/>
     </w:pPr>
     <w:rPr>
-      <w:rFonts w:asciiTheme="majorHAnsi" w:cstheme="majorBidi" w:eastAsiaTheme="majorEastAsia" w:hAnsiTheme="majorHAnsi"/>
-      <w:color w:themeColor="accent1" w:themeShade="BF" w:val="0F4761"/>
+      <w:rFonts w:asciiTheme="majorHAnsi" w:eastAsiaTheme="majorEastAsia" w:hAnsiTheme="majorHAnsi" w:cstheme="majorBidi"/>
+      <w:color w:val="0F4761" w:themeColor="accent1" w:themeShade="BF"/>
       <w:sz w:val="32"/>
       <w:szCs w:val="32"/>
     </w:rPr>
   </w:style>
-  <w:style w:styleId="Heading3" w:type="paragraph">
+  <w:style w:type="paragraph" w:styleId="Heading3">
     <w:name w:val="heading 3"/>
     <w:basedOn w:val="Normal"/>
     <w:next w:val="BodyText"/>
@@ -4361,17 +4519,17 @@
     <w:pPr>
       <w:keepNext/>
       <w:keepLines/>
-      <w:spacing w:after="80" w:before="160"/>
+      <w:spacing w:before="160" w:after="80"/>
       <w:outlineLvl w:val="2"/>
     </w:pPr>
     <w:rPr>
-      <w:rFonts w:cstheme="majorBidi" w:eastAsiaTheme="majorEastAsia"/>
-      <w:color w:themeColor="accent1" w:themeShade="BF" w:val="0F4761"/>
+      <w:rFonts w:eastAsiaTheme="majorEastAsia" w:cstheme="majorBidi"/>
+      <w:color w:val="0F4761" w:themeColor="accent1" w:themeShade="BF"/>
       <w:sz w:val="28"/>
       <w:szCs w:val="28"/>
     </w:rPr>
   </w:style>
-  <w:style w:styleId="Heading4" w:type="paragraph">
+  <w:style w:type="paragraph" w:styleId="Heading4">
     <w:name w:val="heading 4"/>
     <w:basedOn w:val="Normal"/>
     <w:next w:val="BodyText"/>
@@ -4384,17 +4542,17 @@
     <w:pPr>
       <w:keepNext/>
       <w:keepLines/>
-      <w:spacing w:after="40" w:before="80"/>
+      <w:spacing w:before="80" w:after="40"/>
       <w:outlineLvl w:val="3"/>
     </w:pPr>
     <w:rPr>
-      <w:rFonts w:cstheme="majorBidi" w:eastAsiaTheme="majorEastAsia"/>
+      <w:rFonts w:eastAsiaTheme="majorEastAsia" w:cstheme="majorBidi"/>
       <w:i/>
       <w:iCs/>
-      <w:color w:themeColor="accent1" w:themeShade="BF" w:val="0F4761"/>
-    </w:rPr>
-  </w:style>
-  <w:style w:styleId="Heading5" w:type="paragraph">
+      <w:color w:val="0F4761" w:themeColor="accent1" w:themeShade="BF"/>
+    </w:rPr>
+  </w:style>
+  <w:style w:type="paragraph" w:styleId="Heading5">
     <w:name w:val="heading 5"/>
     <w:basedOn w:val="Normal"/>
     <w:next w:val="BodyText"/>
@@ -4407,15 +4565,15 @@
     <w:pPr>
       <w:keepNext/>
       <w:keepLines/>
-      <w:spacing w:after="40" w:before="80"/>
+      <w:spacing w:before="80" w:after="40"/>
       <w:outlineLvl w:val="4"/>
     </w:pPr>
     <w:rPr>
-      <w:rFonts w:cstheme="majorBidi" w:eastAsiaTheme="majorEastAsia"/>
-      <w:color w:themeColor="accent1" w:themeShade="BF" w:val="0F4761"/>
-    </w:rPr>
-  </w:style>
-  <w:style w:styleId="Heading6" w:type="paragraph">
+      <w:rFonts w:eastAsiaTheme="majorEastAsia" w:cstheme="majorBidi"/>
+      <w:color w:val="0F4761" w:themeColor="accent1" w:themeShade="BF"/>
+    </w:rPr>
+  </w:style>
+  <w:style w:type="paragraph" w:styleId="Heading6">
     <w:name w:val="heading 6"/>
     <w:basedOn w:val="Normal"/>
     <w:next w:val="BodyText"/>
@@ -4428,17 +4586,17 @@
     <w:pPr>
       <w:keepNext/>
       <w:keepLines/>
-      <w:spacing w:after="0" w:before="40"/>
+      <w:spacing w:before="40" w:after="0"/>
       <w:outlineLvl w:val="5"/>
     </w:pPr>
     <w:rPr>
-      <w:rFonts w:cstheme="majorBidi" w:eastAsiaTheme="majorEastAsia"/>
+      <w:rFonts w:eastAsiaTheme="majorEastAsia" w:cstheme="majorBidi"/>
       <w:i/>
       <w:iCs/>
-      <w:color w:themeColor="text1" w:themeTint="A6" w:val="595959"/>
-    </w:rPr>
-  </w:style>
-  <w:style w:styleId="Heading7" w:type="paragraph">
+      <w:color w:val="595959" w:themeColor="text1" w:themeTint="A6"/>
+    </w:rPr>
+  </w:style>
+  <w:style w:type="paragraph" w:styleId="Heading7">
     <w:name w:val="heading 7"/>
     <w:basedOn w:val="Normal"/>
     <w:next w:val="BodyText"/>
@@ -4451,15 +4609,15 @@
     <w:pPr>
       <w:keepNext/>
       <w:keepLines/>
-      <w:spacing w:after="0" w:before="40"/>
+      <w:spacing w:before="40" w:after="0"/>
       <w:outlineLvl w:val="6"/>
     </w:pPr>
     <w:rPr>
-      <w:rFonts w:cstheme="majorBidi" w:eastAsiaTheme="majorEastAsia"/>
-      <w:color w:themeColor="text1" w:themeTint="A6" w:val="595959"/>
-    </w:rPr>
-  </w:style>
-  <w:style w:styleId="Heading8" w:type="paragraph">
+      <w:rFonts w:eastAsiaTheme="majorEastAsia" w:cstheme="majorBidi"/>
+      <w:color w:val="595959" w:themeColor="text1" w:themeTint="A6"/>
+    </w:rPr>
+  </w:style>
+  <w:style w:type="paragraph" w:styleId="Heading8">
     <w:name w:val="heading 8"/>
     <w:basedOn w:val="Normal"/>
     <w:next w:val="BodyText"/>
@@ -4476,13 +4634,13 @@
       <w:outlineLvl w:val="7"/>
     </w:pPr>
     <w:rPr>
-      <w:rFonts w:cstheme="majorBidi" w:eastAsiaTheme="majorEastAsia"/>
+      <w:rFonts w:eastAsiaTheme="majorEastAsia" w:cstheme="majorBidi"/>
       <w:i/>
       <w:iCs/>
-      <w:color w:themeColor="text1" w:themeTint="D8" w:val="272727"/>
-    </w:rPr>
-  </w:style>
-  <w:style w:styleId="Heading9" w:type="paragraph">
+      <w:color w:val="272727" w:themeColor="text1" w:themeTint="D8"/>
+    </w:rPr>
+  </w:style>
+  <w:style w:type="paragraph" w:styleId="Heading9">
     <w:name w:val="heading 9"/>
     <w:basedOn w:val="Normal"/>
     <w:next w:val="BodyText"/>
@@ -4499,24 +4657,202 @@
       <w:outlineLvl w:val="8"/>
     </w:pPr>
     <w:rPr>
-      <w:rFonts w:cstheme="majorBidi" w:eastAsiaTheme="majorEastAsia"/>
-      <w:color w:themeColor="text1" w:themeTint="D8" w:val="272727"/>
-    </w:rPr>
-  </w:style>
-  <w:style w:customStyle="1" w:styleId="Heading1Char" w:type="character">
+      <w:rFonts w:eastAsiaTheme="majorEastAsia" w:cstheme="majorBidi"/>
+      <w:color w:val="272727" w:themeColor="text1" w:themeTint="D8"/>
+    </w:rPr>
+  </w:style>
+  <w:style w:type="character" w:default="1" w:styleId="DefaultParagraphFont">
+    <w:name w:val="Default Paragraph Font"/>
+    <w:uiPriority w:val="1"/>
+    <w:semiHidden/>
+    <w:unhideWhenUsed/>
+  </w:style>
+  <w:style w:type="table" w:default="1" w:styleId="TableNormal">
+    <w:name w:val="Normal Table"/>
+    <w:uiPriority w:val="99"/>
+    <w:semiHidden/>
+    <w:unhideWhenUsed/>
+    <w:tblPr>
+      <w:tblInd w:w="0" w:type="dxa"/>
+      <w:tblCellMar>
+        <w:top w:w="0" w:type="dxa"/>
+        <w:left w:w="108" w:type="dxa"/>
+        <w:bottom w:w="0" w:type="dxa"/>
+        <w:right w:w="108" w:type="dxa"/>
+      </w:tblCellMar>
+    </w:tblPr>
+  </w:style>
+  <w:style w:type="numbering" w:default="1" w:styleId="NoList">
+    <w:name w:val="No List"/>
+    <w:uiPriority w:val="99"/>
+    <w:semiHidden/>
+    <w:unhideWhenUsed/>
+  </w:style>
+  <w:style w:type="paragraph" w:styleId="BodyText">
+    <w:name w:val="Body Text"/>
+    <w:basedOn w:val="Normal"/>
+    <w:qFormat/>
+    <w:pPr>
+      <w:spacing w:before="180" w:after="180"/>
+    </w:pPr>
+  </w:style>
+  <w:style w:type="paragraph" w:customStyle="1" w:styleId="FirstParagraph">
+    <w:name w:val="First Paragraph"/>
+    <w:basedOn w:val="BodyText"/>
+    <w:next w:val="BodyText"/>
+    <w:qFormat/>
+  </w:style>
+  <w:style w:type="paragraph" w:customStyle="1" w:styleId="Compact">
+    <w:name w:val="Compact"/>
+    <w:basedOn w:val="BodyText"/>
+    <w:qFormat/>
+    <w:pPr>
+      <w:spacing w:before="36" w:after="36"/>
+    </w:pPr>
+  </w:style>
+  <w:style w:type="paragraph" w:styleId="Title">
+    <w:name w:val="Title"/>
+    <w:basedOn w:val="Normal"/>
+    <w:next w:val="BodyText"/>
+    <w:link w:val="TitleChar"/>
+    <w:uiPriority w:val="10"/>
+    <w:qFormat/>
+    <w:rsid w:val="00A10FD9"/>
+    <w:pPr>
+      <w:spacing w:after="80"/>
+      <w:contextualSpacing/>
+      <w:jc w:val="center"/>
+    </w:pPr>
+    <w:rPr>
+      <w:rFonts w:asciiTheme="majorHAnsi" w:eastAsiaTheme="majorEastAsia" w:hAnsiTheme="majorHAnsi" w:cstheme="majorBidi"/>
+      <w:sz w:val="56"/>
+      <w:szCs w:val="56"/>
+    </w:rPr>
+  </w:style>
+  <w:style w:type="character" w:customStyle="1" w:styleId="TitleChar">
+    <w:name w:val="Title Char"/>
+    <w:basedOn w:val="DefaultParagraphFont"/>
+    <w:link w:val="Title"/>
+    <w:uiPriority w:val="10"/>
+    <w:rsid w:val="00A10FD9"/>
+    <w:rPr>
+      <w:rFonts w:asciiTheme="majorHAnsi" w:eastAsiaTheme="majorEastAsia" w:hAnsiTheme="majorHAnsi" w:cstheme="majorBidi"/>
+      <w:sz w:val="56"/>
+      <w:szCs w:val="56"/>
+    </w:rPr>
+  </w:style>
+  <w:style w:type="paragraph" w:styleId="Subtitle">
+    <w:name w:val="Subtitle"/>
+    <w:basedOn w:val="Title"/>
+    <w:next w:val="BodyText"/>
+    <w:link w:val="SubtitleChar"/>
+    <w:uiPriority w:val="11"/>
+    <w:qFormat/>
+    <w:rsid w:val="00A10FD9"/>
+    <w:pPr>
+      <w:numPr>
+        <w:ilvl w:val="1"/>
+      </w:numPr>
+    </w:pPr>
+    <w:rPr>
+      <w:spacing w:val="15"/>
+      <w:sz w:val="28"/>
+      <w:szCs w:val="28"/>
+    </w:rPr>
+  </w:style>
+  <w:style w:type="character" w:customStyle="1" w:styleId="SubtitleChar">
+    <w:name w:val="Subtitle Char"/>
+    <w:basedOn w:val="DefaultParagraphFont"/>
+    <w:link w:val="Subtitle"/>
+    <w:uiPriority w:val="11"/>
+    <w:rsid w:val="00A10FD9"/>
+    <w:rPr>
+      <w:rFonts w:eastAsiaTheme="majorEastAsia" w:cstheme="majorBidi"/>
+      <w:color w:val="595959" w:themeColor="text1" w:themeTint="A6"/>
+      <w:spacing w:val="15"/>
+      <w:sz w:val="28"/>
+      <w:szCs w:val="28"/>
+    </w:rPr>
+  </w:style>
+  <w:style w:type="paragraph" w:customStyle="1" w:styleId="Author">
+    <w:name w:val="Author"/>
+    <w:basedOn w:val="Title"/>
+    <w:next w:val="BodyText"/>
+    <w:qFormat/>
+    <w:pPr>
+      <w:keepNext/>
+      <w:keepLines/>
+    </w:pPr>
+    <w:rPr>
+      <w:sz w:val="24"/>
+      <w:szCs w:val="24"/>
+    </w:rPr>
+  </w:style>
+  <w:style w:type="paragraph" w:styleId="Date">
+    <w:name w:val="Date"/>
+    <w:basedOn w:val="Title"/>
+    <w:next w:val="BodyText"/>
+    <w:qFormat/>
+    <w:pPr>
+      <w:keepNext/>
+      <w:keepLines/>
+    </w:pPr>
+    <w:rPr>
+      <w:sz w:val="24"/>
+      <w:szCs w:val="24"/>
+    </w:rPr>
+  </w:style>
+  <w:style w:type="paragraph" w:customStyle="1" w:styleId="AbstractTitle">
+    <w:name w:val="Abstract Title"/>
+    <w:basedOn w:val="Normal"/>
+    <w:next w:val="Abstract"/>
+    <w:qFormat/>
+    <w:pPr>
+      <w:keepNext/>
+      <w:keepLines/>
+      <w:spacing w:before="300" w:after="0"/>
+      <w:jc w:val="center"/>
+    </w:pPr>
+    <w:rPr>
+      <w:b/>
+      <w:sz w:val="20"/>
+      <w:szCs w:val="20"/>
+    </w:rPr>
+  </w:style>
+  <w:style w:type="paragraph" w:customStyle="1" w:styleId="Abstract">
+    <w:name w:val="Abstract"/>
+    <w:basedOn w:val="Normal"/>
+    <w:next w:val="BodyText"/>
+    <w:qFormat/>
+    <w:pPr>
+      <w:keepNext/>
+      <w:keepLines/>
+      <w:spacing w:before="100" w:after="300"/>
+    </w:pPr>
+    <w:rPr>
+      <w:sz w:val="20"/>
+      <w:szCs w:val="20"/>
+    </w:rPr>
+  </w:style>
+  <w:style w:type="paragraph" w:styleId="Bibliography">
+    <w:name w:val="Bibliography"/>
+    <w:basedOn w:val="Normal"/>
+    <w:qFormat/>
+  </w:style>
+  <w:style w:type="character" w:customStyle="1" w:styleId="Heading1Char">
     <w:name w:val="Heading 1 Char"/>
     <w:basedOn w:val="DefaultParagraphFont"/>
     <w:link w:val="Heading1"/>
     <w:uiPriority w:val="9"/>
     <w:rsid w:val="00A10FD9"/>
     <w:rPr>
-      <w:rFonts w:asciiTheme="majorHAnsi" w:cstheme="majorBidi" w:eastAsiaTheme="majorEastAsia" w:hAnsiTheme="majorHAnsi"/>
-      <w:color w:themeColor="accent1" w:themeShade="BF" w:val="0F4761"/>
+      <w:rFonts w:asciiTheme="majorHAnsi" w:eastAsiaTheme="majorEastAsia" w:hAnsiTheme="majorHAnsi" w:cstheme="majorBidi"/>
+      <w:color w:val="0F4761" w:themeColor="accent1" w:themeShade="BF"/>
       <w:sz w:val="40"/>
       <w:szCs w:val="40"/>
     </w:rPr>
   </w:style>
-  <w:style w:customStyle="1" w:styleId="Heading2Char" w:type="character">
+  <w:style w:type="character" w:customStyle="1" w:styleId="Heading2Char">
     <w:name w:val="Heading 2 Char"/>
     <w:basedOn w:val="DefaultParagraphFont"/>
     <w:link w:val="Heading2"/>
@@ -4524,13 +4860,13 @@
     <w:semiHidden/>
     <w:rsid w:val="00A10FD9"/>
     <w:rPr>
-      <w:rFonts w:asciiTheme="majorHAnsi" w:cstheme="majorBidi" w:eastAsiaTheme="majorEastAsia" w:hAnsiTheme="majorHAnsi"/>
-      <w:color w:themeColor="accent1" w:themeShade="BF" w:val="0F4761"/>
+      <w:rFonts w:asciiTheme="majorHAnsi" w:eastAsiaTheme="majorEastAsia" w:hAnsiTheme="majorHAnsi" w:cstheme="majorBidi"/>
+      <w:color w:val="0F4761" w:themeColor="accent1" w:themeShade="BF"/>
       <w:sz w:val="32"/>
       <w:szCs w:val="32"/>
     </w:rPr>
   </w:style>
-  <w:style w:customStyle="1" w:styleId="Heading3Char" w:type="character">
+  <w:style w:type="character" w:customStyle="1" w:styleId="Heading3Char">
     <w:name w:val="Heading 3 Char"/>
     <w:basedOn w:val="DefaultParagraphFont"/>
     <w:link w:val="Heading3"/>
@@ -4538,13 +4874,13 @@
     <w:semiHidden/>
     <w:rsid w:val="00A10FD9"/>
     <w:rPr>
-      <w:rFonts w:cstheme="majorBidi" w:eastAsiaTheme="majorEastAsia"/>
-      <w:color w:themeColor="accent1" w:themeShade="BF" w:val="0F4761"/>
+      <w:rFonts w:eastAsiaTheme="majorEastAsia" w:cstheme="majorBidi"/>
+      <w:color w:val="0F4761" w:themeColor="accent1" w:themeShade="BF"/>
       <w:sz w:val="28"/>
       <w:szCs w:val="28"/>
     </w:rPr>
   </w:style>
-  <w:style w:customStyle="1" w:styleId="Heading4Char" w:type="character">
+  <w:style w:type="character" w:customStyle="1" w:styleId="Heading4Char">
     <w:name w:val="Heading 4 Char"/>
     <w:basedOn w:val="DefaultParagraphFont"/>
     <w:link w:val="Heading4"/>
@@ -4552,13 +4888,13 @@
     <w:semiHidden/>
     <w:rsid w:val="00A10FD9"/>
     <w:rPr>
-      <w:rFonts w:cstheme="majorBidi" w:eastAsiaTheme="majorEastAsia"/>
+      <w:rFonts w:eastAsiaTheme="majorEastAsia" w:cstheme="majorBidi"/>
       <w:i/>
       <w:iCs/>
-      <w:color w:themeColor="accent1" w:themeShade="BF" w:val="0F4761"/>
-    </w:rPr>
-  </w:style>
-  <w:style w:customStyle="1" w:styleId="Heading5Char" w:type="character">
+      <w:color w:val="0F4761" w:themeColor="accent1" w:themeShade="BF"/>
+    </w:rPr>
+  </w:style>
+  <w:style w:type="character" w:customStyle="1" w:styleId="Heading5Char">
     <w:name w:val="Heading 5 Char"/>
     <w:basedOn w:val="DefaultParagraphFont"/>
     <w:link w:val="Heading5"/>
@@ -4566,11 +4902,11 @@
     <w:semiHidden/>
     <w:rsid w:val="00A10FD9"/>
     <w:rPr>
-      <w:rFonts w:cstheme="majorBidi" w:eastAsiaTheme="majorEastAsia"/>
-      <w:color w:themeColor="accent1" w:themeShade="BF" w:val="0F4761"/>
-    </w:rPr>
-  </w:style>
-  <w:style w:customStyle="1" w:styleId="Heading6Char" w:type="character">
+      <w:rFonts w:eastAsiaTheme="majorEastAsia" w:cstheme="majorBidi"/>
+      <w:color w:val="0F4761" w:themeColor="accent1" w:themeShade="BF"/>
+    </w:rPr>
+  </w:style>
+  <w:style w:type="character" w:customStyle="1" w:styleId="Heading6Char">
     <w:name w:val="Heading 6 Char"/>
     <w:basedOn w:val="DefaultParagraphFont"/>
     <w:link w:val="Heading6"/>
@@ -4578,13 +4914,13 @@
     <w:semiHidden/>
     <w:rsid w:val="00A10FD9"/>
     <w:rPr>
-      <w:rFonts w:cstheme="majorBidi" w:eastAsiaTheme="majorEastAsia"/>
+      <w:rFonts w:eastAsiaTheme="majorEastAsia" w:cstheme="majorBidi"/>
       <w:i/>
       <w:iCs/>
-      <w:color w:themeColor="text1" w:themeTint="A6" w:val="595959"/>
-    </w:rPr>
-  </w:style>
-  <w:style w:customStyle="1" w:styleId="Heading7Char" w:type="character">
+      <w:color w:val="595959" w:themeColor="text1" w:themeTint="A6"/>
+    </w:rPr>
+  </w:style>
+  <w:style w:type="character" w:customStyle="1" w:styleId="Heading7Char">
     <w:name w:val="Heading 7 Char"/>
     <w:basedOn w:val="DefaultParagraphFont"/>
     <w:link w:val="Heading7"/>
@@ -4592,11 +4928,11 @@
     <w:semiHidden/>
     <w:rsid w:val="00A10FD9"/>
     <w:rPr>
-      <w:rFonts w:cstheme="majorBidi" w:eastAsiaTheme="majorEastAsia"/>
-      <w:color w:themeColor="text1" w:themeTint="A6" w:val="595959"/>
-    </w:rPr>
-  </w:style>
-  <w:style w:customStyle="1" w:styleId="Heading8Char" w:type="character">
+      <w:rFonts w:eastAsiaTheme="majorEastAsia" w:cstheme="majorBidi"/>
+      <w:color w:val="595959" w:themeColor="text1" w:themeTint="A6"/>
+    </w:rPr>
+  </w:style>
+  <w:style w:type="character" w:customStyle="1" w:styleId="Heading8Char">
     <w:name w:val="Heading 8 Char"/>
     <w:basedOn w:val="DefaultParagraphFont"/>
     <w:link w:val="Heading8"/>
@@ -4604,13 +4940,13 @@
     <w:semiHidden/>
     <w:rsid w:val="00A10FD9"/>
     <w:rPr>
-      <w:rFonts w:cstheme="majorBidi" w:eastAsiaTheme="majorEastAsia"/>
+      <w:rFonts w:eastAsiaTheme="majorEastAsia" w:cstheme="majorBidi"/>
       <w:i/>
       <w:iCs/>
-      <w:color w:themeColor="text1" w:themeTint="D8" w:val="272727"/>
-    </w:rPr>
-  </w:style>
-  <w:style w:customStyle="1" w:styleId="Heading9Char" w:type="character">
+      <w:color w:val="272727" w:themeColor="text1" w:themeTint="D8"/>
+    </w:rPr>
+  </w:style>
+  <w:style w:type="character" w:customStyle="1" w:styleId="Heading9Char">
     <w:name w:val="Heading 9 Char"/>
     <w:basedOn w:val="DefaultParagraphFont"/>
     <w:link w:val="Heading9"/>
@@ -4618,11 +4954,11 @@
     <w:semiHidden/>
     <w:rsid w:val="00A10FD9"/>
     <w:rPr>
-      <w:rFonts w:cstheme="majorBidi" w:eastAsiaTheme="majorEastAsia"/>
-      <w:color w:themeColor="text1" w:themeTint="D8" w:val="272727"/>
-    </w:rPr>
-  </w:style>
-  <w:style w:styleId="BlockText" w:type="paragraph">
+      <w:rFonts w:eastAsiaTheme="majorEastAsia" w:cstheme="majorBidi"/>
+      <w:color w:val="272727" w:themeColor="text1" w:themeTint="D8"/>
+    </w:rPr>
+  </w:style>
+  <w:style w:type="paragraph" w:styleId="BlockText">
     <w:name w:val="Block Text"/>
     <w:basedOn w:val="BodyText"/>
     <w:next w:val="BodyText"/>
@@ -4630,19 +4966,18 @@
     <w:unhideWhenUsed/>
     <w:qFormat/>
     <w:pPr>
-      <w:spacing w:after="100" w:before="100"/>
-      <w:ind w:firstLine="0" w:left="480" w:right="480"/>
+      <w:spacing w:before="100" w:after="100"/>
+      <w:ind w:left="480" w:right="480"/>
     </w:pPr>
   </w:style>
-  <w:style w:styleId="FootnoteText" w:type="paragraph">
-    <w:name w:val="Footnote Text"/>
+  <w:style w:type="paragraph" w:styleId="FootnoteText">
+    <w:name w:val="footnote text"/>
     <w:basedOn w:val="Normal"/>
-    <w:next w:val="FootnoteText"/>
     <w:uiPriority w:val="9"/>
     <w:unhideWhenUsed/>
     <w:qFormat/>
   </w:style>
-  <w:style w:styleId="FootnoteBlockText" w:type="paragraph">
+  <w:style w:type="paragraph" w:customStyle="1" w:styleId="FootnoteBlockText">
     <w:name w:val="Footnote Block Text"/>
     <w:basedOn w:val="FootnoteText"/>
     <w:next w:val="FootnoteText"/>
@@ -4650,40 +4985,35 @@
     <w:unhideWhenUsed/>
     <w:qFormat/>
     <w:pPr>
-      <w:spacing w:after="100" w:before="100"/>
-      <w:ind w:firstLine="0" w:left="480" w:right="480"/>
+      <w:spacing w:before="100" w:after="100"/>
+      <w:ind w:left="480" w:right="480"/>
     </w:pPr>
   </w:style>
-  <w:style w:default="1" w:styleId="DefaultParagraphFont" w:type="character">
-    <w:name w:val="Default Paragraph Font"/>
-    <w:semiHidden/>
-    <w:unhideWhenUsed/>
-  </w:style>
-  <w:style w:default="1" w:styleId="Table" w:type="table">
+  <w:style w:type="table" w:customStyle="1" w:styleId="Table">
     <w:name w:val="Table"/>
-    <w:basedOn w:val="TableNormal"/>
     <w:semiHidden/>
     <w:unhideWhenUsed/>
     <w:qFormat/>
     <w:tblPr>
-      <w:tblInd w:type="dxa" w:w="0"/>
+      <w:tblInd w:w="0" w:type="dxa"/>
       <w:tblCellMar>
-        <w:top w:type="dxa" w:w="0"/>
-        <w:left w:type="dxa" w:w="108"/>
-        <w:bottom w:type="dxa" w:w="0"/>
-        <w:right w:type="dxa" w:w="108"/>
+        <w:top w:w="0" w:type="dxa"/>
+        <w:left w:w="108" w:type="dxa"/>
+        <w:bottom w:w="0" w:type="dxa"/>
+        <w:right w:w="108" w:type="dxa"/>
       </w:tblCellMar>
     </w:tblPr>
     <w:tblStylePr w:type="firstRow">
+      <w:tblPr/>
       <w:tcPr>
         <w:tcBorders>
-          <w:bottom w:val="single"/>
+          <w:bottom w:val="single" w:sz="0" w:space="0" w:color="auto"/>
         </w:tcBorders>
         <w:vAlign w:val="bottom"/>
       </w:tcPr>
     </w:tblStylePr>
   </w:style>
-  <w:style w:customStyle="1" w:styleId="DefinitionTerm" w:type="paragraph">
+  <w:style w:type="paragraph" w:customStyle="1" w:styleId="DefinitionTerm">
     <w:name w:val="Definition Term"/>
     <w:basedOn w:val="Normal"/>
     <w:next w:val="Definition"/>
@@ -4696,75 +5026,76 @@
       <w:b/>
     </w:rPr>
   </w:style>
-  <w:style w:customStyle="1" w:styleId="Definition" w:type="paragraph">
+  <w:style w:type="paragraph" w:customStyle="1" w:styleId="Definition">
     <w:name w:val="Definition"/>
     <w:basedOn w:val="Normal"/>
   </w:style>
-  <w:style w:styleId="Caption" w:type="paragraph">
-    <w:name w:val="Caption"/>
+  <w:style w:type="paragraph" w:styleId="Caption">
+    <w:name w:val="caption"/>
     <w:basedOn w:val="Normal"/>
-    <w:link w:val="BodyTextChar"/>
+    <w:link w:val="CaptionChar"/>
     <w:pPr>
-      <w:spacing w:after="120" w:before="0"/>
+      <w:spacing w:after="120"/>
     </w:pPr>
     <w:rPr>
       <w:i/>
     </w:rPr>
   </w:style>
-  <w:style w:customStyle="1" w:styleId="TableCaption" w:type="paragraph">
+  <w:style w:type="paragraph" w:customStyle="1" w:styleId="TableCaption">
     <w:name w:val="Table Caption"/>
     <w:basedOn w:val="Caption"/>
     <w:pPr>
       <w:keepNext/>
     </w:pPr>
   </w:style>
-  <w:style w:customStyle="1" w:styleId="ImageCaption" w:type="paragraph">
+  <w:style w:type="paragraph" w:customStyle="1" w:styleId="ImageCaption">
     <w:name w:val="Image Caption"/>
     <w:basedOn w:val="Caption"/>
   </w:style>
-  <w:style w:customStyle="1" w:styleId="Figure" w:type="paragraph">
+  <w:style w:type="paragraph" w:customStyle="1" w:styleId="Figure">
     <w:name w:val="Figure"/>
     <w:basedOn w:val="Normal"/>
   </w:style>
-  <w:style w:customStyle="1" w:styleId="CaptionedFigure" w:type="paragraph">
+  <w:style w:type="paragraph" w:customStyle="1" w:styleId="CaptionedFigure">
     <w:name w:val="Captioned Figure"/>
     <w:basedOn w:val="Figure"/>
     <w:pPr>
       <w:keepNext/>
     </w:pPr>
   </w:style>
-  <w:style w:customStyle="1" w:styleId="BodyTextChar" w:type="character">
-    <w:name w:val="Body Text Char"/>
+  <w:style w:type="character" w:customStyle="1" w:styleId="CaptionChar">
+    <w:name w:val="Caption Char"/>
     <w:basedOn w:val="DefaultParagraphFont"/>
-    <w:link w:val="BodyText"/>
-  </w:style>
-  <w:style w:customStyle="1" w:styleId="VerbatimChar" w:type="character">
+    <w:link w:val="Caption"/>
+  </w:style>
+  <w:style w:type="character" w:customStyle="1" w:styleId="VerbatimChar">
     <w:name w:val="Verbatim Char"/>
-    <w:basedOn w:val="BodyTextChar"/>
+    <w:basedOn w:val="CaptionChar"/>
+    <w:link w:val="SourceCode"/>
     <w:rPr>
       <w:rFonts w:ascii="Consolas" w:hAnsi="Consolas"/>
       <w:sz w:val="22"/>
     </w:rPr>
   </w:style>
-  <w:style w:customStyle="1" w:styleId="SectionNumber" w:type="character">
+  <w:style w:type="character" w:customStyle="1" w:styleId="SectionNumber">
     <w:name w:val="Section Number"/>
-    <w:basedOn w:val="BodyTextChar"/>
-  </w:style>
-  <w:style w:styleId="FootnoteReference" w:type="character">
-    <w:name w:val="Footnote Reference"/>
-    <w:basedOn w:val="BodyTextChar"/>
+    <w:basedOn w:val="CaptionChar"/>
+  </w:style>
+  <w:style w:type="character" w:styleId="FootnoteReference">
+    <w:name w:val="footnote reference"/>
+    <w:basedOn w:val="CaptionChar"/>
     <w:rPr>
       <w:vertAlign w:val="superscript"/>
     </w:rPr>
   </w:style>
-  <w:style w:styleId="Hyperlink" w:type="character">
+  <w:style w:type="character" w:styleId="Hyperlink">
     <w:name w:val="Hyperlink"/>
-    <w:basedOn w:val="BodyTextChar"/>
-    <w:rPr>
-      <w:color w:themeColor="accent1" w:val="4F81BD"/>
-    </w:rPr>
-  </w:style>
-  <w:style w:styleId="TOCHeading" w:type="paragraph">
+    <w:basedOn w:val="CaptionChar"/>
+    <w:rPr>
+      <w:color w:val="156082" w:themeColor="accent1"/>
+    </w:rPr>
+  </w:style>
+  <w:style w:type="paragraph" w:styleId="TOCHeading">
     <w:name w:val="TOC Heading"/>
     <w:basedOn w:val="Heading1"/>
     <w:next w:val="BodyText"/>
@@ -4775,273 +5106,329 @@
       <w:spacing w:before="240" w:line="259" w:lineRule="auto"/>
       <w:outlineLvl w:val="9"/>
     </w:pPr>
-    <w:rPr>
-      <w:rFonts w:asciiTheme="majorHAnsi" w:cstheme="majorBidi" w:eastAsiaTheme="majorEastAsia" w:hAnsiTheme="majorHAnsi"/>
-      <w:b w:val="0"/>
-      <w:bCs w:val="0"/>
-      <w:color w:themeColor="accent1" w:themeShade="BF" w:val="365F91"/>
-    </w:rPr>
   </w:style>
   <w:style w:type="paragraph" w:customStyle="1" w:styleId="SourceCode">
     <w:name w:val="Source Code"/>
     <w:basedOn w:val="Normal"/>
     <w:link w:val="VerbatimChar"/>
     <w:pPr>
-      <w:wordWrap w:val="off"/>
-      <w:shd w:val="clear" w:fill="f1f3f5"/>
+      <w:shd w:val="clear" w:color="auto" w:fill="F1F3F5"/>
+      <w:wordWrap w:val="0"/>
     </w:pPr>
   </w:style>
   <w:style w:type="character" w:customStyle="1" w:styleId="KeywordTok">
     <w:name w:val="KeywordTok"/>
     <w:basedOn w:val="VerbatimChar"/>
     <w:rPr>
+      <w:rFonts w:ascii="Consolas" w:hAnsi="Consolas"/>
       <w:b/>
-      <w:color w:val="003b4f"/>
-      <w:shd w:val="clear" w:fill="f1f3f5"/>
+      <w:color w:val="003B4F"/>
+      <w:sz w:val="22"/>
+      <w:shd w:val="clear" w:color="auto" w:fill="F1F3F5"/>
     </w:rPr>
   </w:style>
   <w:style w:type="character" w:customStyle="1" w:styleId="DataTypeTok">
     <w:name w:val="DataTypeTok"/>
     <w:basedOn w:val="VerbatimChar"/>
     <w:rPr>
-      <w:color w:val="ad0000"/>
-      <w:shd w:val="clear" w:fill="f1f3f5"/>
+      <w:rFonts w:ascii="Consolas" w:hAnsi="Consolas"/>
+      <w:color w:val="AD0000"/>
+      <w:sz w:val="22"/>
+      <w:shd w:val="clear" w:color="auto" w:fill="F1F3F5"/>
     </w:rPr>
   </w:style>
   <w:style w:type="character" w:customStyle="1" w:styleId="DecValTok">
     <w:name w:val="DecValTok"/>
     <w:basedOn w:val="VerbatimChar"/>
     <w:rPr>
-      <w:color w:val="ad0000"/>
-      <w:shd w:val="clear" w:fill="f1f3f5"/>
+      <w:rFonts w:ascii="Consolas" w:hAnsi="Consolas"/>
+      <w:color w:val="AD0000"/>
+      <w:sz w:val="22"/>
+      <w:shd w:val="clear" w:color="auto" w:fill="F1F3F5"/>
     </w:rPr>
   </w:style>
   <w:style w:type="character" w:customStyle="1" w:styleId="BaseNTok">
     <w:name w:val="BaseNTok"/>
     <w:basedOn w:val="VerbatimChar"/>
     <w:rPr>
-      <w:color w:val="ad0000"/>
-      <w:shd w:val="clear" w:fill="f1f3f5"/>
+      <w:rFonts w:ascii="Consolas" w:hAnsi="Consolas"/>
+      <w:color w:val="AD0000"/>
+      <w:sz w:val="22"/>
+      <w:shd w:val="clear" w:color="auto" w:fill="F1F3F5"/>
     </w:rPr>
   </w:style>
   <w:style w:type="character" w:customStyle="1" w:styleId="FloatTok">
     <w:name w:val="FloatTok"/>
     <w:basedOn w:val="VerbatimChar"/>
     <w:rPr>
-      <w:color w:val="ad0000"/>
-      <w:shd w:val="clear" w:fill="f1f3f5"/>
+      <w:rFonts w:ascii="Consolas" w:hAnsi="Consolas"/>
+      <w:color w:val="AD0000"/>
+      <w:sz w:val="22"/>
+      <w:shd w:val="clear" w:color="auto" w:fill="F1F3F5"/>
     </w:rPr>
   </w:style>
   <w:style w:type="character" w:customStyle="1" w:styleId="ConstantTok">
     <w:name w:val="ConstantTok"/>
     <w:basedOn w:val="VerbatimChar"/>
     <w:rPr>
-      <w:color w:val="8f5902"/>
-      <w:shd w:val="clear" w:fill="f1f3f5"/>
+      <w:rFonts w:ascii="Consolas" w:hAnsi="Consolas"/>
+      <w:color w:val="8F5902"/>
+      <w:sz w:val="22"/>
+      <w:shd w:val="clear" w:color="auto" w:fill="F1F3F5"/>
     </w:rPr>
   </w:style>
   <w:style w:type="character" w:customStyle="1" w:styleId="CharTok">
     <w:name w:val="CharTok"/>
     <w:basedOn w:val="VerbatimChar"/>
     <w:rPr>
-      <w:color w:val="20794d"/>
-      <w:shd w:val="clear" w:fill="f1f3f5"/>
+      <w:rFonts w:ascii="Consolas" w:hAnsi="Consolas"/>
+      <w:color w:val="20794D"/>
+      <w:sz w:val="22"/>
+      <w:shd w:val="clear" w:color="auto" w:fill="F1F3F5"/>
     </w:rPr>
   </w:style>
   <w:style w:type="character" w:customStyle="1" w:styleId="SpecialCharTok">
     <w:name w:val="SpecialCharTok"/>
     <w:basedOn w:val="VerbatimChar"/>
     <w:rPr>
-      <w:color w:val="5e5e5e"/>
-      <w:shd w:val="clear" w:fill="f1f3f5"/>
+      <w:rFonts w:ascii="Consolas" w:hAnsi="Consolas"/>
+      <w:color w:val="5E5E5E"/>
+      <w:sz w:val="22"/>
+      <w:shd w:val="clear" w:color="auto" w:fill="F1F3F5"/>
     </w:rPr>
   </w:style>
   <w:style w:type="character" w:customStyle="1" w:styleId="StringTok">
     <w:name w:val="StringTok"/>
     <w:basedOn w:val="VerbatimChar"/>
     <w:rPr>
-      <w:color w:val="20794d"/>
-      <w:shd w:val="clear" w:fill="f1f3f5"/>
+      <w:rFonts w:ascii="Consolas" w:hAnsi="Consolas"/>
+      <w:color w:val="20794D"/>
+      <w:sz w:val="22"/>
+      <w:shd w:val="clear" w:color="auto" w:fill="F1F3F5"/>
     </w:rPr>
   </w:style>
   <w:style w:type="character" w:customStyle="1" w:styleId="VerbatimStringTok">
     <w:name w:val="VerbatimStringTok"/>
     <w:basedOn w:val="VerbatimChar"/>
     <w:rPr>
-      <w:color w:val="20794d"/>
-      <w:shd w:val="clear" w:fill="f1f3f5"/>
+      <w:rFonts w:ascii="Consolas" w:hAnsi="Consolas"/>
+      <w:color w:val="20794D"/>
+      <w:sz w:val="22"/>
+      <w:shd w:val="clear" w:color="auto" w:fill="F1F3F5"/>
     </w:rPr>
   </w:style>
   <w:style w:type="character" w:customStyle="1" w:styleId="SpecialStringTok">
     <w:name w:val="SpecialStringTok"/>
     <w:basedOn w:val="VerbatimChar"/>
     <w:rPr>
-      <w:color w:val="20794d"/>
-      <w:shd w:val="clear" w:fill="f1f3f5"/>
+      <w:rFonts w:ascii="Consolas" w:hAnsi="Consolas"/>
+      <w:color w:val="20794D"/>
+      <w:sz w:val="22"/>
+      <w:shd w:val="clear" w:color="auto" w:fill="F1F3F5"/>
     </w:rPr>
   </w:style>
   <w:style w:type="character" w:customStyle="1" w:styleId="ImportTok">
     <w:name w:val="ImportTok"/>
     <w:basedOn w:val="VerbatimChar"/>
     <w:rPr>
-      <w:color w:val="00769e"/>
-      <w:shd w:val="clear" w:fill="f1f3f5"/>
+      <w:rFonts w:ascii="Consolas" w:hAnsi="Consolas"/>
+      <w:color w:val="00769E"/>
+      <w:sz w:val="22"/>
+      <w:shd w:val="clear" w:color="auto" w:fill="F1F3F5"/>
     </w:rPr>
   </w:style>
   <w:style w:type="character" w:customStyle="1" w:styleId="CommentTok">
     <w:name w:val="CommentTok"/>
     <w:basedOn w:val="VerbatimChar"/>
     <w:rPr>
-      <w:color w:val="5e5e5e"/>
-      <w:shd w:val="clear" w:fill="f1f3f5"/>
+      <w:rFonts w:ascii="Consolas" w:hAnsi="Consolas"/>
+      <w:color w:val="5E5E5E"/>
+      <w:sz w:val="22"/>
+      <w:shd w:val="clear" w:color="auto" w:fill="F1F3F5"/>
     </w:rPr>
   </w:style>
   <w:style w:type="character" w:customStyle="1" w:styleId="DocumentationTok">
     <w:name w:val="DocumentationTok"/>
     <w:basedOn w:val="VerbatimChar"/>
     <w:rPr>
+      <w:rFonts w:ascii="Consolas" w:hAnsi="Consolas"/>
       <w:i/>
-      <w:color w:val="5e5e5e"/>
-      <w:shd w:val="clear" w:fill="f1f3f5"/>
+      <w:color w:val="5E5E5E"/>
+      <w:sz w:val="22"/>
+      <w:shd w:val="clear" w:color="auto" w:fill="F1F3F5"/>
     </w:rPr>
   </w:style>
   <w:style w:type="character" w:customStyle="1" w:styleId="AnnotationTok">
     <w:name w:val="AnnotationTok"/>
     <w:basedOn w:val="VerbatimChar"/>
     <w:rPr>
-      <w:color w:val="5e5e5e"/>
-      <w:shd w:val="clear" w:fill="f1f3f5"/>
+      <w:rFonts w:ascii="Consolas" w:hAnsi="Consolas"/>
+      <w:color w:val="5E5E5E"/>
+      <w:sz w:val="22"/>
+      <w:shd w:val="clear" w:color="auto" w:fill="F1F3F5"/>
     </w:rPr>
   </w:style>
   <w:style w:type="character" w:customStyle="1" w:styleId="CommentVarTok">
     <w:name w:val="CommentVarTok"/>
     <w:basedOn w:val="VerbatimChar"/>
     <w:rPr>
+      <w:rFonts w:ascii="Consolas" w:hAnsi="Consolas"/>
       <w:i/>
-      <w:color w:val="5e5e5e"/>
-      <w:shd w:val="clear" w:fill="f1f3f5"/>
+      <w:color w:val="5E5E5E"/>
+      <w:sz w:val="22"/>
+      <w:shd w:val="clear" w:color="auto" w:fill="F1F3F5"/>
     </w:rPr>
   </w:style>
   <w:style w:type="character" w:customStyle="1" w:styleId="OtherTok">
     <w:name w:val="OtherTok"/>
     <w:basedOn w:val="VerbatimChar"/>
     <w:rPr>
-      <w:color w:val="003b4f"/>
-      <w:shd w:val="clear" w:fill="f1f3f5"/>
+      <w:rFonts w:ascii="Consolas" w:hAnsi="Consolas"/>
+      <w:color w:val="003B4F"/>
+      <w:sz w:val="22"/>
+      <w:shd w:val="clear" w:color="auto" w:fill="F1F3F5"/>
     </w:rPr>
   </w:style>
   <w:style w:type="character" w:customStyle="1" w:styleId="FunctionTok">
     <w:name w:val="FunctionTok"/>
     <w:basedOn w:val="VerbatimChar"/>
     <w:rPr>
-      <w:color w:val="4758ab"/>
-      <w:shd w:val="clear" w:fill="f1f3f5"/>
+      <w:rFonts w:ascii="Consolas" w:hAnsi="Consolas"/>
+      <w:color w:val="4758AB"/>
+      <w:sz w:val="22"/>
+      <w:shd w:val="clear" w:color="auto" w:fill="F1F3F5"/>
     </w:rPr>
   </w:style>
   <w:style w:type="character" w:customStyle="1" w:styleId="VariableTok">
     <w:name w:val="VariableTok"/>
     <w:basedOn w:val="VerbatimChar"/>
     <w:rPr>
+      <w:rFonts w:ascii="Consolas" w:hAnsi="Consolas"/>
       <w:color w:val="111111"/>
-      <w:shd w:val="clear" w:fill="f1f3f5"/>
+      <w:sz w:val="22"/>
+      <w:shd w:val="clear" w:color="auto" w:fill="F1F3F5"/>
     </w:rPr>
   </w:style>
   <w:style w:type="character" w:customStyle="1" w:styleId="ControlFlowTok">
     <w:name w:val="ControlFlowTok"/>
     <w:basedOn w:val="VerbatimChar"/>
     <w:rPr>
+      <w:rFonts w:ascii="Consolas" w:hAnsi="Consolas"/>
       <w:b/>
-      <w:color w:val="003b4f"/>
-      <w:shd w:val="clear" w:fill="f1f3f5"/>
+      <w:color w:val="003B4F"/>
+      <w:sz w:val="22"/>
+      <w:shd w:val="clear" w:color="auto" w:fill="F1F3F5"/>
     </w:rPr>
   </w:style>
   <w:style w:type="character" w:customStyle="1" w:styleId="OperatorTok">
     <w:name w:val="OperatorTok"/>
     <w:basedOn w:val="VerbatimChar"/>
     <w:rPr>
-      <w:color w:val="5e5e5e"/>
-      <w:shd w:val="clear" w:fill="f1f3f5"/>
+      <w:rFonts w:ascii="Consolas" w:hAnsi="Consolas"/>
+      <w:color w:val="5E5E5E"/>
+      <w:sz w:val="22"/>
+      <w:shd w:val="clear" w:color="auto" w:fill="F1F3F5"/>
     </w:rPr>
   </w:style>
   <w:style w:type="character" w:customStyle="1" w:styleId="BuiltInTok">
     <w:name w:val="BuiltInTok"/>
     <w:basedOn w:val="VerbatimChar"/>
     <w:rPr>
-      <w:color w:val="003b4f"/>
-      <w:shd w:val="clear" w:fill="f1f3f5"/>
+      <w:rFonts w:ascii="Consolas" w:hAnsi="Consolas"/>
+      <w:color w:val="003B4F"/>
+      <w:sz w:val="22"/>
+      <w:shd w:val="clear" w:color="auto" w:fill="F1F3F5"/>
     </w:rPr>
   </w:style>
   <w:style w:type="character" w:customStyle="1" w:styleId="ExtensionTok">
     <w:name w:val="ExtensionTok"/>
     <w:basedOn w:val="VerbatimChar"/>
     <w:rPr>
-      <w:color w:val="003b4f"/>
-      <w:shd w:val="clear" w:fill="f1f3f5"/>
+      <w:rFonts w:ascii="Consolas" w:hAnsi="Consolas"/>
+      <w:color w:val="003B4F"/>
+      <w:sz w:val="22"/>
+      <w:shd w:val="clear" w:color="auto" w:fill="F1F3F5"/>
     </w:rPr>
   </w:style>
   <w:style w:type="character" w:customStyle="1" w:styleId="PreprocessorTok">
     <w:name w:val="PreprocessorTok"/>
     <w:basedOn w:val="VerbatimChar"/>
     <w:rPr>
-      <w:color w:val="ad0000"/>
-      <w:shd w:val="clear" w:fill="f1f3f5"/>
+      <w:rFonts w:ascii="Consolas" w:hAnsi="Consolas"/>
+      <w:color w:val="AD0000"/>
+      <w:sz w:val="22"/>
+      <w:shd w:val="clear" w:color="auto" w:fill="F1F3F5"/>
     </w:rPr>
   </w:style>
   <w:style w:type="character" w:customStyle="1" w:styleId="AttributeTok">
     <w:name w:val="AttributeTok"/>
     <w:basedOn w:val="VerbatimChar"/>
     <w:rPr>
+      <w:rFonts w:ascii="Consolas" w:hAnsi="Consolas"/>
       <w:color w:val="657422"/>
-      <w:shd w:val="clear" w:fill="f1f3f5"/>
+      <w:sz w:val="22"/>
+      <w:shd w:val="clear" w:color="auto" w:fill="F1F3F5"/>
     </w:rPr>
   </w:style>
   <w:style w:type="character" w:customStyle="1" w:styleId="RegionMarkerTok">
     <w:name w:val="RegionMarkerTok"/>
     <w:basedOn w:val="VerbatimChar"/>
     <w:rPr>
-      <w:color w:val="003b4f"/>
-      <w:shd w:val="clear" w:fill="f1f3f5"/>
+      <w:rFonts w:ascii="Consolas" w:hAnsi="Consolas"/>
+      <w:color w:val="003B4F"/>
+      <w:sz w:val="22"/>
+      <w:shd w:val="clear" w:color="auto" w:fill="F1F3F5"/>
     </w:rPr>
   </w:style>
   <w:style w:type="character" w:customStyle="1" w:styleId="InformationTok">
     <w:name w:val="InformationTok"/>
     <w:basedOn w:val="VerbatimChar"/>
     <w:rPr>
-      <w:color w:val="5e5e5e"/>
-      <w:shd w:val="clear" w:fill="f1f3f5"/>
+      <w:rFonts w:ascii="Consolas" w:hAnsi="Consolas"/>
+      <w:color w:val="5E5E5E"/>
+      <w:sz w:val="22"/>
+      <w:shd w:val="clear" w:color="auto" w:fill="F1F3F5"/>
     </w:rPr>
   </w:style>
   <w:style w:type="character" w:customStyle="1" w:styleId="WarningTok">
     <w:name w:val="WarningTok"/>
     <w:basedOn w:val="VerbatimChar"/>
     <w:rPr>
+      <w:rFonts w:ascii="Consolas" w:hAnsi="Consolas"/>
       <w:i/>
-      <w:color w:val="5e5e5e"/>
-      <w:shd w:val="clear" w:fill="f1f3f5"/>
+      <w:color w:val="5E5E5E"/>
+      <w:sz w:val="22"/>
+      <w:shd w:val="clear" w:color="auto" w:fill="F1F3F5"/>
     </w:rPr>
   </w:style>
   <w:style w:type="character" w:customStyle="1" w:styleId="AlertTok">
     <w:name w:val="AlertTok"/>
     <w:basedOn w:val="VerbatimChar"/>
     <w:rPr>
-      <w:color w:val="ad0000"/>
-      <w:shd w:val="clear" w:fill="f1f3f5"/>
+      <w:rFonts w:ascii="Consolas" w:hAnsi="Consolas"/>
+      <w:color w:val="AD0000"/>
+      <w:sz w:val="22"/>
+      <w:shd w:val="clear" w:color="auto" w:fill="F1F3F5"/>
     </w:rPr>
   </w:style>
   <w:style w:type="character" w:customStyle="1" w:styleId="ErrorTok">
     <w:name w:val="ErrorTok"/>
     <w:basedOn w:val="VerbatimChar"/>
     <w:rPr>
-      <w:color w:val="ad0000"/>
-      <w:shd w:val="clear" w:fill="f1f3f5"/>
+      <w:rFonts w:ascii="Consolas" w:hAnsi="Consolas"/>
+      <w:color w:val="AD0000"/>
+      <w:sz w:val="22"/>
+      <w:shd w:val="clear" w:color="auto" w:fill="F1F3F5"/>
     </w:rPr>
   </w:style>
   <w:style w:type="character" w:customStyle="1" w:styleId="NormalTok">
     <w:name w:val="NormalTok"/>
     <w:basedOn w:val="VerbatimChar"/>
     <w:rPr>
-      <w:color w:val="003b4f"/>
-      <w:shd w:val="clear" w:fill="f1f3f5"/>
+      <w:rFonts w:ascii="Consolas" w:hAnsi="Consolas"/>
+      <w:color w:val="003B4F"/>
+      <w:sz w:val="22"/>
+      <w:shd w:val="clear" w:color="auto" w:fill="F1F3F5"/>
     </w:rPr>
   </w:style>
 </w:styles>
